--- a/FairShare_diplomski_rad.docx
+++ b/FairShare_diplomski_rad.docx
@@ -186,7 +186,7 @@
           <w:sz w:val="40"/>
           <w:szCs w:val="40"/>
         </w:rPr>
-        <w:t>[Име и презиме]</w:t>
+        <w:t>Ивана Радовановић</w:t>
       </w:r>
     </w:p>
     <w:p>
@@ -205,7 +205,7 @@
           <w:sz w:val="48"/>
           <w:szCs w:val="48"/>
         </w:rPr>
-        <w:t>Информациони систем за паметно праћење личних трошкова и оптимизацију групних дуговања са симулацијом дигиталних плаћања</w:t>
+        <w:t>FairShare – Информациони систем за паметно праћење личних трошкова и оптимизацију групних дуговања са симулацијом дигиталних плаћања</w:t>
       </w:r>
     </w:p>
     <w:p>
@@ -664,7 +664,7 @@
               <w:pStyle w:val="Formular"/>
             </w:pPr>
             <w:r>
-              <w:t>[студијски програм]</w:t>
+              <w:t>Софтверско инжењерство и информационе технологије</w:t>
             </w:r>
           </w:p>
         </w:tc>
@@ -699,7 +699,7 @@
               <w:pStyle w:val="Formular"/>
             </w:pPr>
             <w:r>
-              <w:t>[Име и презиме]</w:t>
+              <w:t>Ивана Радовановић</w:t>
             </w:r>
           </w:p>
         </w:tc>
@@ -730,7 +730,7 @@
               <w:rPr>
                 <w:lang w:val="en-US"/>
               </w:rPr>
-              <w:t xml:space="preserve">[број индекса]</w:t>
+              <w:t xml:space="preserve">СВ 23/2022</w:t>
             </w:r>
           </w:p>
         </w:tc>
@@ -838,7 +838,7 @@
               <w:pStyle w:val="Formular"/>
             </w:pPr>
             <w:r>
-              <w:t>проф. др [Име и презиме]</w:t>
+              <w:t>проф. др Милан Видаковић</w:t>
             </w:r>
           </w:p>
         </w:tc>
@@ -967,7 +967,7 @@
                 <w:sz w:val="19"/>
                 <w:szCs w:val="19"/>
               </w:rPr>
-              <w:t>Информациони систем за паметно праћење личних трошкова и оптимизацију групних дуговања са симулацијом дигиталних плаћања</w:t>
+              <w:t>FairShare – Информациони систем за паметно праћење личних трошкова и оптимизацију групних дуговања са симулацијом дигиталних плаћања</w:t>
             </w:r>
           </w:p>
         </w:tc>
@@ -1720,7 +1720,7 @@
               <w:pStyle w:val="Formular"/>
             </w:pPr>
             <w:r>
-              <w:t>[Име и презиме]</w:t>
+              <w:t>Ивана Радовановић</w:t>
             </w:r>
           </w:p>
         </w:tc>
@@ -1772,7 +1772,7 @@
               <w:pStyle w:val="Formular"/>
             </w:pPr>
             <w:r>
-              <w:t>др [Име и презиме], [звање]</w:t>
+              <w:t>др Милан Видаковић, [звање]</w:t>
             </w:r>
           </w:p>
         </w:tc>
@@ -1824,7 +1824,7 @@
               <w:pStyle w:val="Formular"/>
             </w:pPr>
             <w:r>
-              <w:t>Информациони систем за паметно праћење личних трошкова и оптимизацију групних дуговања са симулацијом дигиталних плаћања</w:t>
+              <w:t>FairShare – Информациони систем за паметно праћење личних трошкова и оптимизацију групних дуговања са симулацијом дигиталних плаћања</w:t>
             </w:r>
           </w:p>
         </w:tc>
@@ -3039,7 +3039,7 @@
               <w:pStyle w:val="Formular"/>
             </w:pPr>
             <w:r>
-              <w:t>др [Име и презиме], [звање]</w:t>
+              <w:t>др Милан Видаковић, [звање]</w:t>
             </w:r>
           </w:p>
         </w:tc>
@@ -3716,7 +3716,7 @@
               <w:rPr>
                 <w:lang w:val="en-US"/>
               </w:rPr>
-              <w:t>[Name Surname]</w:t>
+              <w:t>Ivana Radovanović</w:t>
             </w:r>
           </w:p>
         </w:tc>
@@ -3784,7 +3784,7 @@
               <w:rPr>
                 <w:lang w:val="en-US"/>
               </w:rPr>
-              <w:t>[Name Surname], PhD, [title]</w:t>
+              <w:t>Milan Vidaković, PhD, [title]</w:t>
             </w:r>
           </w:p>
         </w:tc>
@@ -3852,7 +3852,7 @@
               <w:rPr>
                 <w:lang w:val="en-US"/>
               </w:rPr>
-              <w:t>Information system for smart personal expense tracking and group debt optimization with digital payment simulation</w:t>
+              <w:t>FairShare – Information system for smart personal expense tracking and group debt optimization with digital payment simulation</w:t>
             </w:r>
           </w:p>
         </w:tc>
@@ -5383,7 +5383,7 @@
               <w:rPr>
                 <w:lang w:val="en-US"/>
               </w:rPr>
-              <w:t>[Name Surname], PhD, [title]</w:t>
+              <w:t>Milan Vidaković, PhD, [title]</w:t>
             </w:r>
           </w:p>
         </w:tc>
@@ -5827,35 +5827,19 @@
     <w:p>
       <w:pPr>
         <w:pStyle w:val="TOC1"/>
-        <w:rPr>
-          <w:rFonts w:asciiTheme="minorHAnsi" w:eastAsiaTheme="minorEastAsia" w:hAnsiTheme="minorHAnsi" w:cstheme="minorBidi"/>
-          <w:noProof/>
-          <w:kern w:val="2"/>
-          <w:sz w:val="24"/>
-          <w:szCs w:val="24"/>
-          <w:lang w:val="sr-Latn-RS" w:eastAsia="sr-Latn-RS"/>
-          <w14:ligatures w14:val="standardContextual"/>
-        </w:rPr>
       </w:pPr>
       <w:r>
         <w:fldChar w:fldCharType="begin"/>
-        <w:instrText>TOC \o "1-3" \z \u</w:instrText>
+        <w:instrText xml:space="preserve">TOC \o "1-3"</w:instrText>
         <w:fldChar w:fldCharType="separate"/>
       </w:r>
       <w:r>
-        <w:rPr>
-          <w:noProof/>
-        </w:rPr>
-        <w:t>Увод</w:t>
-      </w:r>
-      <w:r>
-        <w:rPr>
-          <w:noProof/>
-          <w:webHidden/>
-        </w:rPr>
+        <w:t xml:space="preserve">Увод</w:t>
+      </w:r>
+      <w:r>
         <w:tab/>
         <w:fldChar w:fldCharType="begin"/>
-        <w:instrText xml:space="preserve"> PAGEREF _Toc239973917 \h </w:instrText>
+        <w:instrText xml:space="preserve"> PAGEREF _Toc9000001 \h </w:instrText>
         <w:fldChar w:fldCharType="separate"/>
         <w:t>1</w:t>
         <w:fldChar w:fldCharType="end"/>
@@ -5864,30 +5848,14 @@
     <w:p>
       <w:pPr>
         <w:pStyle w:val="TOC1"/>
-        <w:rPr>
-          <w:rFonts w:asciiTheme="minorHAnsi" w:eastAsiaTheme="minorEastAsia" w:hAnsiTheme="minorHAnsi" w:cstheme="minorBidi"/>
-          <w:noProof/>
-          <w:kern w:val="2"/>
-          <w:sz w:val="24"/>
-          <w:szCs w:val="24"/>
-          <w:lang w:val="sr-Latn-RS" w:eastAsia="sr-Latn-RS"/>
-          <w14:ligatures w14:val="standardContextual"/>
-        </w:rPr>
-      </w:pPr>
-      <w:r>
-        <w:rPr>
-          <w:noProof/>
-        </w:rPr>
-        <w:t>Теоријске основе</w:t>
-      </w:r>
-      <w:r>
-        <w:rPr>
-          <w:noProof/>
-          <w:webHidden/>
-        </w:rPr>
+      </w:pPr>
+      <w:r>
+        <w:t xml:space="preserve">Теоријске основе</w:t>
+      </w:r>
+      <w:r>
         <w:tab/>
         <w:fldChar w:fldCharType="begin"/>
-        <w:instrText xml:space="preserve"> PAGEREF _Toc239973918 \h </w:instrText>
+        <w:instrText xml:space="preserve"> PAGEREF _Toc9000002 \h </w:instrText>
         <w:fldChar w:fldCharType="separate"/>
         <w:t>3</w:t>
         <w:fldChar w:fldCharType="end"/>
@@ -5896,30 +5864,14 @@
     <w:p>
       <w:pPr>
         <w:pStyle w:val="TOC2"/>
-        <w:rPr>
-          <w:rFonts w:asciiTheme="minorHAnsi" w:eastAsiaTheme="minorEastAsia" w:hAnsiTheme="minorHAnsi" w:cstheme="minorBidi"/>
-          <w:noProof/>
-          <w:kern w:val="2"/>
-          <w:sz w:val="24"/>
-          <w:szCs w:val="24"/>
-          <w:lang w:val="sr-Latn-RS" w:eastAsia="sr-Latn-RS"/>
-          <w14:ligatures w14:val="standardContextual"/>
-        </w:rPr>
-      </w:pPr>
-      <w:r>
-        <w:rPr>
-          <w:noProof/>
-        </w:rPr>
-        <w:t>2.1 [Први појам]</w:t>
-      </w:r>
-      <w:r>
-        <w:rPr>
-          <w:noProof/>
-          <w:webHidden/>
-        </w:rPr>
+      </w:pPr>
+      <w:r>
+        <w:t xml:space="preserve">2.1 Апликације за дијељење трошкова</w:t>
+      </w:r>
+      <w:r>
         <w:tab/>
         <w:fldChar w:fldCharType="begin"/>
-        <w:instrText xml:space="preserve"> PAGEREF _Toc239973919 \h </w:instrText>
+        <w:instrText xml:space="preserve"> PAGEREF _Toc9000003 \h </w:instrText>
         <w:fldChar w:fldCharType="separate"/>
         <w:t>3</w:t>
         <w:fldChar w:fldCharType="end"/>
@@ -5928,94 +5880,62 @@
     <w:p>
       <w:pPr>
         <w:pStyle w:val="TOC2"/>
-        <w:rPr>
-          <w:rFonts w:asciiTheme="minorHAnsi" w:eastAsiaTheme="minorEastAsia" w:hAnsiTheme="minorHAnsi" w:cstheme="minorBidi"/>
-          <w:noProof/>
-          <w:kern w:val="2"/>
-          <w:sz w:val="24"/>
-          <w:szCs w:val="24"/>
-          <w:lang w:val="sr-Latn-RS" w:eastAsia="sr-Latn-RS"/>
-          <w14:ligatures w14:val="standardContextual"/>
-        </w:rPr>
-      </w:pPr>
-      <w:r>
-        <w:rPr>
-          <w:noProof/>
-        </w:rPr>
-        <w:t>2.2 [Други појам]</w:t>
-      </w:r>
-      <w:r>
-        <w:rPr>
-          <w:noProof/>
-          <w:webHidden/>
-        </w:rPr>
+      </w:pPr>
+      <w:r>
+        <w:t xml:space="preserve">2.2 Поједностављивање дугова</w:t>
+      </w:r>
+      <w:r>
         <w:tab/>
         <w:fldChar w:fldCharType="begin"/>
-        <w:instrText xml:space="preserve"> PAGEREF _Toc239973920 \h </w:instrText>
+        <w:instrText xml:space="preserve"> PAGEREF _Toc9000004 \h </w:instrText>
         <w:fldChar w:fldCharType="separate"/>
-        <w:t>3</w:t>
+        <w:t>4</w:t>
         <w:fldChar w:fldCharType="end"/>
       </w:r>
     </w:p>
     <w:p>
       <w:pPr>
         <w:pStyle w:val="TOC3"/>
-        <w:rPr>
-          <w:rFonts w:asciiTheme="minorHAnsi" w:eastAsiaTheme="minorEastAsia" w:hAnsiTheme="minorHAnsi" w:cstheme="minorBidi"/>
-          <w:noProof/>
-          <w:kern w:val="2"/>
-          <w:sz w:val="24"/>
-          <w:szCs w:val="24"/>
-          <w:lang w:val="sr-Latn-RS" w:eastAsia="sr-Latn-RS"/>
-          <w14:ligatures w14:val="standardContextual"/>
-        </w:rPr>
-      </w:pPr>
-      <w:r>
-        <w:rPr>
-          <w:noProof/>
-        </w:rPr>
-        <w:t>2.2.1 [Ужа целина]</w:t>
-      </w:r>
-      <w:r>
-        <w:rPr>
-          <w:noProof/>
-          <w:webHidden/>
-        </w:rPr>
+      </w:pPr>
+      <w:r>
+        <w:t xml:space="preserve">2.2.1 Нето салда чланова групе</w:t>
+      </w:r>
+      <w:r>
         <w:tab/>
         <w:fldChar w:fldCharType="begin"/>
-        <w:instrText xml:space="preserve"> PAGEREF _Toc239973921 \h </w:instrText>
+        <w:instrText xml:space="preserve"> PAGEREF _Toc9000005 \h </w:instrText>
         <w:fldChar w:fldCharType="separate"/>
-        <w:t>3</w:t>
+        <w:t>4</w:t>
         <w:fldChar w:fldCharType="end"/>
       </w:r>
     </w:p>
     <w:p>
       <w:pPr>
-        <w:pStyle w:val="TOC1"/>
-        <w:rPr>
-          <w:rFonts w:asciiTheme="minorHAnsi" w:eastAsiaTheme="minorEastAsia" w:hAnsiTheme="minorHAnsi" w:cstheme="minorBidi"/>
-          <w:noProof/>
-          <w:kern w:val="2"/>
-          <w:sz w:val="24"/>
-          <w:szCs w:val="24"/>
-          <w:lang w:val="sr-Latn-RS" w:eastAsia="sr-Latn-RS"/>
-          <w14:ligatures w14:val="standardContextual"/>
-        </w:rPr>
-      </w:pPr>
-      <w:r>
-        <w:rPr>
-          <w:noProof/>
-        </w:rPr>
-        <w:t>Спецификација и модел система</w:t>
-      </w:r>
-      <w:r>
-        <w:rPr>
-          <w:noProof/>
-          <w:webHidden/>
-        </w:rPr>
+        <w:pStyle w:val="TOC3"/>
+      </w:pPr>
+      <w:r>
+        <w:t xml:space="preserve">2.2.2 Похлепни и тачан алгоритам</w:t>
+      </w:r>
+      <w:r>
         <w:tab/>
         <w:fldChar w:fldCharType="begin"/>
-        <w:instrText xml:space="preserve"> PAGEREF _Toc239973922 \h </w:instrText>
+        <w:instrText xml:space="preserve"> PAGEREF _Toc9000006 \h </w:instrText>
+        <w:fldChar w:fldCharType="separate"/>
+        <w:t>4</w:t>
+        <w:fldChar w:fldCharType="end"/>
+      </w:r>
+    </w:p>
+    <w:p>
+      <w:pPr>
+        <w:pStyle w:val="TOC2"/>
+      </w:pPr>
+      <w:r>
+        <w:t xml:space="preserve">2.3 IPS QR стандард</w:t>
+      </w:r>
+      <w:r>
+        <w:tab/>
+        <w:fldChar w:fldCharType="begin"/>
+        <w:instrText xml:space="preserve"> PAGEREF _Toc9000008 \h </w:instrText>
         <w:fldChar w:fldCharType="separate"/>
         <w:t>5</w:t>
         <w:fldChar w:fldCharType="end"/>
@@ -6024,94 +5944,30 @@
     <w:p>
       <w:pPr>
         <w:pStyle w:val="TOC2"/>
-        <w:rPr>
-          <w:rFonts w:asciiTheme="minorHAnsi" w:eastAsiaTheme="minorEastAsia" w:hAnsiTheme="minorHAnsi" w:cstheme="minorBidi"/>
-          <w:noProof/>
-          <w:kern w:val="2"/>
-          <w:sz w:val="24"/>
-          <w:szCs w:val="24"/>
-          <w:lang w:val="sr-Latn-RS" w:eastAsia="sr-Latn-RS"/>
-          <w14:ligatures w14:val="standardContextual"/>
-        </w:rPr>
-      </w:pPr>
-      <w:r>
-        <w:rPr>
-          <w:noProof/>
-        </w:rPr>
-        <w:t>3.1 [Случајеви коришћења]</w:t>
-      </w:r>
-      <w:r>
-        <w:rPr>
-          <w:noProof/>
-          <w:webHidden/>
-        </w:rPr>
+      </w:pPr>
+      <w:r>
+        <w:t xml:space="preserve">2.4 Платне картице и токенизација</w:t>
+      </w:r>
+      <w:r>
         <w:tab/>
         <w:fldChar w:fldCharType="begin"/>
-        <w:instrText xml:space="preserve"> PAGEREF _Toc239973923 \h </w:instrText>
+        <w:instrText xml:space="preserve"> PAGEREF _Toc9000011 \h </w:instrText>
         <w:fldChar w:fldCharType="separate"/>
-        <w:t>5</w:t>
+        <w:t>6</w:t>
         <w:fldChar w:fldCharType="end"/>
       </w:r>
     </w:p>
     <w:p>
       <w:pPr>
         <w:pStyle w:val="TOC2"/>
-        <w:rPr>
-          <w:rFonts w:asciiTheme="minorHAnsi" w:eastAsiaTheme="minorEastAsia" w:hAnsiTheme="minorHAnsi" w:cstheme="minorBidi"/>
-          <w:noProof/>
-          <w:kern w:val="2"/>
-          <w:sz w:val="24"/>
-          <w:szCs w:val="24"/>
-          <w:lang w:val="sr-Latn-RS" w:eastAsia="sr-Latn-RS"/>
-          <w14:ligatures w14:val="standardContextual"/>
-        </w:rPr>
-      </w:pPr>
-      <w:r>
-        <w:rPr>
-          <w:noProof/>
-        </w:rPr>
-        <w:t>3.2 [Модел података]</w:t>
-      </w:r>
-      <w:r>
-        <w:rPr>
-          <w:noProof/>
-          <w:webHidden/>
-        </w:rPr>
+      </w:pPr>
+      <w:r>
+        <w:t xml:space="preserve">2.5 Вишеслојна (Onion) архитектура</w:t>
+      </w:r>
+      <w:r>
         <w:tab/>
         <w:fldChar w:fldCharType="begin"/>
-        <w:instrText xml:space="preserve"> PAGEREF _Toc239973924 \h </w:instrText>
-        <w:fldChar w:fldCharType="separate"/>
-        <w:t>5</w:t>
-        <w:fldChar w:fldCharType="end"/>
-      </w:r>
-    </w:p>
-    <w:p>
-      <w:pPr>
-        <w:pStyle w:val="TOC1"/>
-        <w:rPr>
-          <w:rFonts w:asciiTheme="minorHAnsi" w:eastAsiaTheme="minorEastAsia" w:hAnsiTheme="minorHAnsi" w:cstheme="minorBidi"/>
-          <w:noProof/>
-          <w:kern w:val="2"/>
-          <w:sz w:val="24"/>
-          <w:szCs w:val="24"/>
-          <w:lang w:val="sr-Latn-RS" w:eastAsia="sr-Latn-RS"/>
-          <w14:ligatures w14:val="standardContextual"/>
-        </w:rPr>
-      </w:pPr>
-      <w:r>
-        <w:rPr>
-          <w:noProof/>
-        </w:rPr>
-        <w:t>Имплементација система</w:t>
-      </w:r>
-      <w:r>
-        <w:rPr>
-          <w:noProof/>
-          <w:webHidden/>
-        </w:rPr>
-        <w:tab/>
-        <w:fldChar w:fldCharType="begin"/>
-        <w:instrText xml:space="preserve"> PAGEREF _Toc239973925 \h </w:instrText>
+        <w:instrText xml:space="preserve"> PAGEREF _Toc9000012 \h </w:instrText>
         <w:fldChar w:fldCharType="separate"/>
         <w:t>7</w:t>
         <w:fldChar w:fldCharType="end"/>
@@ -6120,94 +5976,30 @@
     <w:p>
       <w:pPr>
         <w:pStyle w:val="TOC2"/>
-        <w:rPr>
-          <w:rFonts w:asciiTheme="minorHAnsi" w:eastAsiaTheme="minorEastAsia" w:hAnsiTheme="minorHAnsi" w:cstheme="minorBidi"/>
-          <w:noProof/>
-          <w:kern w:val="2"/>
-          <w:sz w:val="24"/>
-          <w:szCs w:val="24"/>
-          <w:lang w:val="sr-Latn-RS" w:eastAsia="sr-Latn-RS"/>
-          <w14:ligatures w14:val="standardContextual"/>
-        </w:rPr>
-      </w:pPr>
-      <w:r>
-        <w:rPr>
-          <w:noProof/>
-        </w:rPr>
-        <w:t>4.1 [Архитектура решења]</w:t>
-      </w:r>
-      <w:r>
-        <w:rPr>
-          <w:noProof/>
-          <w:webHidden/>
-        </w:rPr>
+      </w:pPr>
+      <w:r>
+        <w:t xml:space="preserve">2.6 Коришћене технологије</w:t>
+      </w:r>
+      <w:r>
         <w:tab/>
         <w:fldChar w:fldCharType="begin"/>
-        <w:instrText xml:space="preserve"> PAGEREF _Toc239973926 \h </w:instrText>
+        <w:instrText xml:space="preserve"> PAGEREF _Toc9000013 \h </w:instrText>
         <w:fldChar w:fldCharType="separate"/>
-        <w:t>7</w:t>
+        <w:t>8</w:t>
         <w:fldChar w:fldCharType="end"/>
       </w:r>
     </w:p>
     <w:p>
       <w:pPr>
-        <w:pStyle w:val="TOC2"/>
-        <w:rPr>
-          <w:rFonts w:asciiTheme="minorHAnsi" w:eastAsiaTheme="minorEastAsia" w:hAnsiTheme="minorHAnsi" w:cstheme="minorBidi"/>
-          <w:noProof/>
-          <w:kern w:val="2"/>
-          <w:sz w:val="24"/>
-          <w:szCs w:val="24"/>
-          <w:lang w:val="sr-Latn-RS" w:eastAsia="sr-Latn-RS"/>
-          <w14:ligatures w14:val="standardContextual"/>
-        </w:rPr>
-      </w:pPr>
-      <w:r>
-        <w:rPr>
-          <w:noProof/>
-        </w:rPr>
-        <w:t>4.2 [Изабрани делови имплементације]</w:t>
-      </w:r>
-      <w:r>
-        <w:rPr>
-          <w:noProof/>
-          <w:webHidden/>
-        </w:rPr>
+        <w:pStyle w:val="TOC1"/>
+      </w:pPr>
+      <w:r>
+        <w:t xml:space="preserve">Спецификација и модел система</w:t>
+      </w:r>
+      <w:r>
         <w:tab/>
         <w:fldChar w:fldCharType="begin"/>
-        <w:instrText xml:space="preserve"> PAGEREF _Toc239973927 \h </w:instrText>
-        <w:fldChar w:fldCharType="separate"/>
-        <w:t>7</w:t>
-        <w:fldChar w:fldCharType="end"/>
-      </w:r>
-    </w:p>
-    <w:p>
-      <w:pPr>
-        <w:pStyle w:val="TOC1"/>
-        <w:rPr>
-          <w:rFonts w:asciiTheme="minorHAnsi" w:eastAsiaTheme="minorEastAsia" w:hAnsiTheme="minorHAnsi" w:cstheme="minorBidi"/>
-          <w:noProof/>
-          <w:kern w:val="2"/>
-          <w:sz w:val="24"/>
-          <w:szCs w:val="24"/>
-          <w:lang w:val="sr-Latn-RS" w:eastAsia="sr-Latn-RS"/>
-          <w14:ligatures w14:val="standardContextual"/>
-        </w:rPr>
-      </w:pPr>
-      <w:r>
-        <w:rPr>
-          <w:noProof/>
-        </w:rPr>
-        <w:t>Закључак</w:t>
-      </w:r>
-      <w:r>
-        <w:rPr>
-          <w:noProof/>
-          <w:webHidden/>
-        </w:rPr>
-        <w:tab/>
-        <w:fldChar w:fldCharType="begin"/>
-        <w:instrText xml:space="preserve"> PAGEREF _Toc239973928 \h </w:instrText>
+        <w:instrText xml:space="preserve"> PAGEREF _Toc9000015 \h </w:instrText>
         <w:fldChar w:fldCharType="separate"/>
         <w:t>9</w:t>
         <w:fldChar w:fldCharType="end"/>
@@ -6215,31 +6007,95 @@
     </w:p>
     <w:p>
       <w:pPr>
-        <w:pStyle w:val="TOC1"/>
-        <w:rPr>
-          <w:rFonts w:asciiTheme="minorHAnsi" w:eastAsiaTheme="minorEastAsia" w:hAnsiTheme="minorHAnsi" w:cstheme="minorBidi"/>
-          <w:noProof/>
-          <w:kern w:val="2"/>
-          <w:sz w:val="24"/>
-          <w:szCs w:val="24"/>
-          <w:lang w:val="sr-Latn-RS" w:eastAsia="sr-Latn-RS"/>
-          <w14:ligatures w14:val="standardContextual"/>
-        </w:rPr>
-      </w:pPr>
-      <w:r>
-        <w:rPr>
-          <w:noProof/>
-        </w:rPr>
-        <w:t>Списак слика</w:t>
-      </w:r>
-      <w:r>
-        <w:rPr>
-          <w:noProof/>
-          <w:webHidden/>
-        </w:rPr>
+        <w:pStyle w:val="TOC2"/>
+      </w:pPr>
+      <w:r>
+        <w:t xml:space="preserve">3.1 Улоге корисника</w:t>
+      </w:r>
+      <w:r>
         <w:tab/>
         <w:fldChar w:fldCharType="begin"/>
-        <w:instrText xml:space="preserve"> PAGEREF _Toc239973929 \h </w:instrText>
+        <w:instrText xml:space="preserve"> PAGEREF _Toc9000016 \h </w:instrText>
+        <w:fldChar w:fldCharType="separate"/>
+        <w:t>9</w:t>
+        <w:fldChar w:fldCharType="end"/>
+      </w:r>
+    </w:p>
+    <w:p>
+      <w:pPr>
+        <w:pStyle w:val="TOC2"/>
+      </w:pPr>
+      <w:r>
+        <w:t xml:space="preserve">3.2 Функционални захтјеви</w:t>
+      </w:r>
+      <w:r>
+        <w:tab/>
+        <w:fldChar w:fldCharType="begin"/>
+        <w:instrText xml:space="preserve"> PAGEREF _Toc9000018 \h </w:instrText>
+        <w:fldChar w:fldCharType="separate"/>
+        <w:t>9</w:t>
+        <w:fldChar w:fldCharType="end"/>
+      </w:r>
+    </w:p>
+    <w:p>
+      <w:pPr>
+        <w:pStyle w:val="TOC3"/>
+      </w:pPr>
+      <w:r>
+        <w:t xml:space="preserve">3.2.1 Налог и профил</w:t>
+      </w:r>
+      <w:r>
+        <w:tab/>
+        <w:fldChar w:fldCharType="begin"/>
+        <w:instrText xml:space="preserve"> PAGEREF _Toc9000019 \h </w:instrText>
+        <w:fldChar w:fldCharType="separate"/>
+        <w:t>9</w:t>
+        <w:fldChar w:fldCharType="end"/>
+      </w:r>
+    </w:p>
+    <w:p>
+      <w:pPr>
+        <w:pStyle w:val="TOC3"/>
+      </w:pPr>
+      <w:r>
+        <w:t xml:space="preserve">3.2.2 Лични трошкови, категорије и буџети</w:t>
+      </w:r>
+      <w:r>
+        <w:tab/>
+        <w:fldChar w:fldCharType="begin"/>
+        <w:instrText xml:space="preserve"> PAGEREF _Toc9000020 \h </w:instrText>
+        <w:fldChar w:fldCharType="separate"/>
+        <w:t>10</w:t>
+        <w:fldChar w:fldCharType="end"/>
+      </w:r>
+    </w:p>
+    <w:p>
+      <w:pPr>
+        <w:pStyle w:val="TOC3"/>
+      </w:pPr>
+      <w:r>
+        <w:t xml:space="preserve">3.2.3 Аналитика и извјештаји</w:t>
+      </w:r>
+      <w:r>
+        <w:tab/>
+        <w:fldChar w:fldCharType="begin"/>
+        <w:instrText xml:space="preserve"> PAGEREF _Toc9000021 \h </w:instrText>
+        <w:fldChar w:fldCharType="separate"/>
+        <w:t>10</w:t>
+        <w:fldChar w:fldCharType="end"/>
+      </w:r>
+    </w:p>
+    <w:p>
+      <w:pPr>
+        <w:pStyle w:val="TOC3"/>
+      </w:pPr>
+      <w:r>
+        <w:t xml:space="preserve">3.2.4 Групе и групни трошкови</w:t>
+      </w:r>
+      <w:r>
+        <w:tab/>
+        <w:fldChar w:fldCharType="begin"/>
+        <w:instrText xml:space="preserve"> PAGEREF _Toc9000022 \h </w:instrText>
         <w:fldChar w:fldCharType="separate"/>
         <w:t>11</w:t>
         <w:fldChar w:fldCharType="end"/>
@@ -6247,31 +6103,79 @@
     </w:p>
     <w:p>
       <w:pPr>
-        <w:pStyle w:val="TOC1"/>
-        <w:rPr>
-          <w:rFonts w:asciiTheme="minorHAnsi" w:eastAsiaTheme="minorEastAsia" w:hAnsiTheme="minorHAnsi" w:cstheme="minorBidi"/>
-          <w:noProof/>
-          <w:kern w:val="2"/>
-          <w:sz w:val="24"/>
-          <w:szCs w:val="24"/>
-          <w:lang w:val="sr-Latn-RS" w:eastAsia="sr-Latn-RS"/>
-          <w14:ligatures w14:val="standardContextual"/>
-        </w:rPr>
-      </w:pPr>
-      <w:r>
-        <w:rPr>
-          <w:noProof/>
-        </w:rPr>
-        <w:t>Списак листинга</w:t>
-      </w:r>
-      <w:r>
-        <w:rPr>
-          <w:noProof/>
-          <w:webHidden/>
-        </w:rPr>
+        <w:pStyle w:val="TOC3"/>
+      </w:pPr>
+      <w:r>
+        <w:t xml:space="preserve">3.2.5 Салда и поравнање дугова</w:t>
+      </w:r>
+      <w:r>
         <w:tab/>
         <w:fldChar w:fldCharType="begin"/>
-        <w:instrText xml:space="preserve"> PAGEREF _Toc239973930 \h </w:instrText>
+        <w:instrText xml:space="preserve"> PAGEREF _Toc9000023 \h </w:instrText>
+        <w:fldChar w:fldCharType="separate"/>
+        <w:t>11</w:t>
+        <w:fldChar w:fldCharType="end"/>
+      </w:r>
+    </w:p>
+    <w:p>
+      <w:pPr>
+        <w:pStyle w:val="TOC3"/>
+      </w:pPr>
+      <w:r>
+        <w:t xml:space="preserve">3.2.6 Обавјештења</w:t>
+      </w:r>
+      <w:r>
+        <w:tab/>
+        <w:fldChar w:fldCharType="begin"/>
+        <w:instrText xml:space="preserve"> PAGEREF _Toc9000024 \h </w:instrText>
+        <w:fldChar w:fldCharType="separate"/>
+        <w:t>11</w:t>
+        <w:fldChar w:fldCharType="end"/>
+      </w:r>
+    </w:p>
+    <w:p>
+      <w:pPr>
+        <w:pStyle w:val="TOC3"/>
+      </w:pPr>
+      <w:r>
+        <w:t xml:space="preserve">3.2.7 Администрација</w:t>
+      </w:r>
+      <w:r>
+        <w:tab/>
+        <w:fldChar w:fldCharType="begin"/>
+        <w:instrText xml:space="preserve"> PAGEREF _Toc9000025 \h </w:instrText>
+        <w:fldChar w:fldCharType="separate"/>
+        <w:t>12</w:t>
+        <w:fldChar w:fldCharType="end"/>
+      </w:r>
+    </w:p>
+    <w:p>
+      <w:pPr>
+        <w:pStyle w:val="TOC2"/>
+      </w:pPr>
+      <w:r>
+        <w:t xml:space="preserve">3.3 Нефункционални захтјеви</w:t>
+      </w:r>
+      <w:r>
+        <w:tab/>
+        <w:fldChar w:fldCharType="begin"/>
+        <w:instrText xml:space="preserve"> PAGEREF _Toc9000026 \h </w:instrText>
+        <w:fldChar w:fldCharType="separate"/>
+        <w:t>12</w:t>
+        <w:fldChar w:fldCharType="end"/>
+      </w:r>
+    </w:p>
+    <w:p>
+      <w:pPr>
+        <w:pStyle w:val="TOC2"/>
+      </w:pPr>
+      <w:r>
+        <w:t xml:space="preserve">3.4 Случајеви коришћења</w:t>
+      </w:r>
+      <w:r>
+        <w:tab/>
+        <w:fldChar w:fldCharType="begin"/>
+        <w:instrText xml:space="preserve"> PAGEREF _Toc9000027 \h </w:instrText>
         <w:fldChar w:fldCharType="separate"/>
         <w:t>13</w:t>
         <w:fldChar w:fldCharType="end"/>
@@ -6279,95 +6183,31 @@
     </w:p>
     <w:p>
       <w:pPr>
-        <w:pStyle w:val="TOC1"/>
-        <w:rPr>
-          <w:rFonts w:asciiTheme="minorHAnsi" w:eastAsiaTheme="minorEastAsia" w:hAnsiTheme="minorHAnsi" w:cstheme="minorBidi"/>
-          <w:noProof/>
-          <w:kern w:val="2"/>
-          <w:sz w:val="24"/>
-          <w:szCs w:val="24"/>
-          <w:lang w:val="sr-Latn-RS" w:eastAsia="sr-Latn-RS"/>
-          <w14:ligatures w14:val="standardContextual"/>
-        </w:rPr>
-      </w:pPr>
-      <w:r>
-        <w:rPr>
-          <w:noProof/>
-        </w:rPr>
-        <w:t>Списак табела</w:t>
-      </w:r>
-      <w:r>
-        <w:rPr>
-          <w:noProof/>
-          <w:webHidden/>
-        </w:rPr>
+        <w:pStyle w:val="TOC2"/>
+      </w:pPr>
+      <w:r>
+        <w:t xml:space="preserve">3.5 Модел података</w:t>
+      </w:r>
+      <w:r>
         <w:tab/>
         <w:fldChar w:fldCharType="begin"/>
-        <w:instrText xml:space="preserve"> PAGEREF _Toc239973931 \h </w:instrText>
+        <w:instrText xml:space="preserve"> PAGEREF _Toc9000032 \h </w:instrText>
         <w:fldChar w:fldCharType="separate"/>
-        <w:t>15</w:t>
+        <w:t>16</w:t>
         <w:fldChar w:fldCharType="end"/>
       </w:r>
     </w:p>
     <w:p>
       <w:pPr>
         <w:pStyle w:val="TOC1"/>
-        <w:rPr>
-          <w:rFonts w:asciiTheme="minorHAnsi" w:eastAsiaTheme="minorEastAsia" w:hAnsiTheme="minorHAnsi" w:cstheme="minorBidi"/>
-          <w:noProof/>
-          <w:kern w:val="2"/>
-          <w:sz w:val="24"/>
-          <w:szCs w:val="24"/>
-          <w:lang w:val="sr-Latn-RS" w:eastAsia="sr-Latn-RS"/>
-          <w14:ligatures w14:val="standardContextual"/>
-        </w:rPr>
-      </w:pPr>
-      <w:r>
-        <w:rPr>
-          <w:noProof/>
-        </w:rPr>
-        <w:t>Списак коришћених скраћеница</w:t>
-      </w:r>
-      <w:r>
-        <w:rPr>
-          <w:noProof/>
-          <w:webHidden/>
-        </w:rPr>
+      </w:pPr>
+      <w:r>
+        <w:t xml:space="preserve">Имплементација система</w:t>
+      </w:r>
+      <w:r>
         <w:tab/>
         <w:fldChar w:fldCharType="begin"/>
-        <w:instrText xml:space="preserve"> PAGEREF _Toc239973932 \h </w:instrText>
-        <w:fldChar w:fldCharType="separate"/>
-        <w:t>17</w:t>
-        <w:fldChar w:fldCharType="end"/>
-      </w:r>
-    </w:p>
-    <w:p>
-      <w:pPr>
-        <w:pStyle w:val="TOC1"/>
-        <w:rPr>
-          <w:rFonts w:asciiTheme="minorHAnsi" w:eastAsiaTheme="minorEastAsia" w:hAnsiTheme="minorHAnsi" w:cstheme="minorBidi"/>
-          <w:noProof/>
-          <w:kern w:val="2"/>
-          <w:sz w:val="24"/>
-          <w:szCs w:val="24"/>
-          <w:lang w:val="sr-Latn-RS" w:eastAsia="sr-Latn-RS"/>
-          <w14:ligatures w14:val="standardContextual"/>
-        </w:rPr>
-      </w:pPr>
-      <w:r>
-        <w:rPr>
-          <w:noProof/>
-        </w:rPr>
-        <w:t>Списак коришћених појмова</w:t>
-      </w:r>
-      <w:r>
-        <w:rPr>
-          <w:noProof/>
-          <w:webHidden/>
-        </w:rPr>
-        <w:tab/>
-        <w:fldChar w:fldCharType="begin"/>
-        <w:instrText xml:space="preserve"> PAGEREF _Toc239973933 \h </w:instrText>
+        <w:instrText xml:space="preserve"> PAGEREF _Toc9000035 \h </w:instrText>
         <w:fldChar w:fldCharType="separate"/>
         <w:t>19</w:t>
         <w:fldChar w:fldCharType="end"/>
@@ -6375,31 +6215,31 @@
     </w:p>
     <w:p>
       <w:pPr>
-        <w:pStyle w:val="TOC1"/>
-        <w:rPr>
-          <w:rFonts w:asciiTheme="minorHAnsi" w:eastAsiaTheme="minorEastAsia" w:hAnsiTheme="minorHAnsi" w:cstheme="minorBidi"/>
-          <w:noProof/>
-          <w:kern w:val="2"/>
-          <w:sz w:val="24"/>
-          <w:szCs w:val="24"/>
-          <w:lang w:val="sr-Latn-RS" w:eastAsia="sr-Latn-RS"/>
-          <w14:ligatures w14:val="standardContextual"/>
-        </w:rPr>
-      </w:pPr>
-      <w:r>
-        <w:rPr>
-          <w:noProof/>
-        </w:rPr>
-        <w:t>Биографија</w:t>
-      </w:r>
-      <w:r>
-        <w:rPr>
-          <w:noProof/>
-          <w:webHidden/>
-        </w:rPr>
+        <w:pStyle w:val="TOC2"/>
+      </w:pPr>
+      <w:r>
+        <w:t xml:space="preserve">4.1 Архитектура рјешења</w:t>
+      </w:r>
+      <w:r>
         <w:tab/>
         <w:fldChar w:fldCharType="begin"/>
-        <w:instrText xml:space="preserve"> PAGEREF _Toc239973934 \h </w:instrText>
+        <w:instrText xml:space="preserve"> PAGEREF _Toc9000036 \h </w:instrText>
+        <w:fldChar w:fldCharType="separate"/>
+        <w:t>19</w:t>
+        <w:fldChar w:fldCharType="end"/>
+      </w:r>
+    </w:p>
+    <w:p>
+      <w:pPr>
+        <w:pStyle w:val="TOC2"/>
+      </w:pPr>
+      <w:r>
+        <w:t xml:space="preserve">4.2 Аутентификација и ауторизација</w:t>
+      </w:r>
+      <w:r>
+        <w:tab/>
+        <w:fldChar w:fldCharType="begin"/>
+        <w:instrText xml:space="preserve"> PAGEREF _Toc9000039 \h </w:instrText>
         <w:fldChar w:fldCharType="separate"/>
         <w:t>21</w:t>
         <w:fldChar w:fldCharType="end"/>
@@ -6407,31 +6247,15 @@
     </w:p>
     <w:p>
       <w:pPr>
-        <w:pStyle w:val="TOC1"/>
-        <w:rPr>
-          <w:rFonts w:asciiTheme="minorHAnsi" w:eastAsiaTheme="minorEastAsia" w:hAnsiTheme="minorHAnsi" w:cstheme="minorBidi"/>
-          <w:noProof/>
-          <w:kern w:val="2"/>
-          <w:sz w:val="24"/>
-          <w:szCs w:val="24"/>
-          <w:lang w:val="sr-Latn-RS" w:eastAsia="sr-Latn-RS"/>
-          <w14:ligatures w14:val="standardContextual"/>
-        </w:rPr>
-      </w:pPr>
-      <w:r>
-        <w:rPr>
-          <w:noProof/>
-        </w:rPr>
-        <w:t>Литература</w:t>
-      </w:r>
-      <w:r>
-        <w:rPr>
-          <w:noProof/>
-          <w:webHidden/>
-        </w:rPr>
+        <w:pStyle w:val="TOC2"/>
+      </w:pPr>
+      <w:r>
+        <w:t xml:space="preserve">4.3 Лични трошкови, буџети и аналитика</w:t>
+      </w:r>
+      <w:r>
         <w:tab/>
         <w:fldChar w:fldCharType="begin"/>
-        <w:instrText xml:space="preserve"> PAGEREF _Toc239973935 \h </w:instrText>
+        <w:instrText xml:space="preserve"> PAGEREF _Toc9000041 \h </w:instrText>
         <w:fldChar w:fldCharType="separate"/>
         <w:t>23</w:t>
         <w:fldChar w:fldCharType="end"/>
@@ -6439,31 +6263,31 @@
     </w:p>
     <w:p>
       <w:pPr>
-        <w:pStyle w:val="TOC1"/>
-        <w:rPr>
-          <w:rFonts w:asciiTheme="minorHAnsi" w:eastAsiaTheme="minorEastAsia" w:hAnsiTheme="minorHAnsi" w:cstheme="minorBidi"/>
-          <w:noProof/>
-          <w:kern w:val="2"/>
-          <w:sz w:val="24"/>
-          <w:szCs w:val="24"/>
-          <w:lang w:val="sr-Latn-RS" w:eastAsia="sr-Latn-RS"/>
-          <w14:ligatures w14:val="standardContextual"/>
-        </w:rPr>
-      </w:pPr>
-      <w:r>
-        <w:rPr>
-          <w:noProof/>
-        </w:rPr>
-        <w:t>Упутство за коришћење шаблона</w:t>
-      </w:r>
-      <w:r>
-        <w:rPr>
-          <w:noProof/>
-          <w:webHidden/>
-        </w:rPr>
+        <w:pStyle w:val="TOC2"/>
+      </w:pPr>
+      <w:r>
+        <w:t xml:space="preserve">4.4 Групе и подјела трошкова</w:t>
+      </w:r>
+      <w:r>
         <w:tab/>
         <w:fldChar w:fldCharType="begin"/>
-        <w:instrText xml:space="preserve"> PAGEREF _Toc239973936 \h </w:instrText>
+        <w:instrText xml:space="preserve"> PAGEREF _Toc9000045 \h </w:instrText>
+        <w:fldChar w:fldCharType="separate"/>
+        <w:t>24</w:t>
+        <w:fldChar w:fldCharType="end"/>
+      </w:r>
+    </w:p>
+    <w:p>
+      <w:pPr>
+        <w:pStyle w:val="TOC2"/>
+      </w:pPr>
+      <w:r>
+        <w:t xml:space="preserve">4.5 Поједностављивање дугова</w:t>
+      </w:r>
+      <w:r>
+        <w:tab/>
+        <w:fldChar w:fldCharType="begin"/>
+        <w:instrText xml:space="preserve"> PAGEREF _Toc9000049 \h </w:instrText>
         <w:fldChar w:fldCharType="separate"/>
         <w:t>25</w:t>
         <w:fldChar w:fldCharType="end"/>
@@ -6472,160 +6296,384 @@
     <w:p>
       <w:pPr>
         <w:pStyle w:val="TOC2"/>
-        <w:rPr>
-          <w:rFonts w:asciiTheme="minorHAnsi" w:eastAsiaTheme="minorEastAsia" w:hAnsiTheme="minorHAnsi" w:cstheme="minorBidi"/>
-          <w:noProof/>
-          <w:kern w:val="2"/>
-          <w:sz w:val="24"/>
-          <w:szCs w:val="24"/>
-          <w:lang w:val="sr-Latn-RS" w:eastAsia="sr-Latn-RS"/>
-          <w14:ligatures w14:val="standardContextual"/>
-        </w:rPr>
-      </w:pPr>
-      <w:r>
-        <w:rPr>
-          <w:noProof/>
-        </w:rPr>
-        <w:t>5.1 Стилови</w:t>
-      </w:r>
-      <w:r>
-        <w:rPr>
-          <w:noProof/>
-          <w:webHidden/>
-        </w:rPr>
+      </w:pPr>
+      <w:r>
+        <w:t xml:space="preserve">4.6 Поравнање путем QR кода и симулатор плаћања</w:t>
+      </w:r>
+      <w:r>
         <w:tab/>
         <w:fldChar w:fldCharType="begin"/>
-        <w:instrText xml:space="preserve"> PAGEREF _Toc239973937 \h </w:instrText>
+        <w:instrText xml:space="preserve"> PAGEREF _Toc9000052 \h </w:instrText>
         <w:fldChar w:fldCharType="separate"/>
-        <w:t>25</w:t>
+        <w:t>27</w:t>
         <w:fldChar w:fldCharType="end"/>
       </w:r>
     </w:p>
     <w:p>
       <w:pPr>
         <w:pStyle w:val="TOC2"/>
-        <w:rPr>
-          <w:rFonts w:asciiTheme="minorHAnsi" w:eastAsiaTheme="minorEastAsia" w:hAnsiTheme="minorHAnsi" w:cstheme="minorBidi"/>
-          <w:noProof/>
-          <w:kern w:val="2"/>
-          <w:sz w:val="24"/>
-          <w:szCs w:val="24"/>
-          <w:lang w:val="sr-Latn-RS" w:eastAsia="sr-Latn-RS"/>
-          <w14:ligatures w14:val="standardContextual"/>
-        </w:rPr>
-      </w:pPr>
-      <w:r>
-        <w:rPr>
-          <w:noProof/>
-        </w:rPr>
-        <w:t>5.2 Слике, табеле и листинзи</w:t>
-      </w:r>
-      <w:r>
-        <w:rPr>
-          <w:noProof/>
-          <w:webHidden/>
-        </w:rPr>
+      </w:pPr>
+      <w:r>
+        <w:t xml:space="preserve">4.7 Обавјештења у реалном времену</w:t>
+      </w:r>
+      <w:r>
         <w:tab/>
         <w:fldChar w:fldCharType="begin"/>
-        <w:instrText xml:space="preserve"> PAGEREF _Toc239973938 \h </w:instrText>
+        <w:instrText xml:space="preserve"> PAGEREF _Toc9000058 \h </w:instrText>
         <w:fldChar w:fldCharType="separate"/>
-        <w:t>25</w:t>
+        <w:t>30</w:t>
         <w:fldChar w:fldCharType="end"/>
       </w:r>
     </w:p>
     <w:p>
       <w:pPr>
         <w:pStyle w:val="TOC2"/>
-        <w:rPr>
-          <w:rFonts w:asciiTheme="minorHAnsi" w:eastAsiaTheme="minorEastAsia" w:hAnsiTheme="minorHAnsi" w:cstheme="minorBidi"/>
-          <w:noProof/>
-          <w:kern w:val="2"/>
-          <w:sz w:val="24"/>
-          <w:szCs w:val="24"/>
-          <w:lang w:val="sr-Latn-RS" w:eastAsia="sr-Latn-RS"/>
-          <w14:ligatures w14:val="standardContextual"/>
-        </w:rPr>
-      </w:pPr>
-      <w:r>
-        <w:rPr>
-          <w:noProof/>
-        </w:rPr>
-        <w:t>5.3 Референце и цитати</w:t>
-      </w:r>
-      <w:r>
-        <w:rPr>
-          <w:noProof/>
-          <w:webHidden/>
-        </w:rPr>
+      </w:pPr>
+      <w:r>
+        <w:t xml:space="preserve">4.8 Кеширање и конкурентни приступ подацима</w:t>
+      </w:r>
+      <w:r>
         <w:tab/>
         <w:fldChar w:fldCharType="begin"/>
-        <w:instrText xml:space="preserve"> PAGEREF _Toc239973939 \h </w:instrText>
+        <w:instrText xml:space="preserve"> PAGEREF _Toc9000060 \h </w:instrText>
         <w:fldChar w:fldCharType="separate"/>
-        <w:t>26</w:t>
+        <w:t>31</w:t>
         <w:fldChar w:fldCharType="end"/>
       </w:r>
     </w:p>
     <w:p>
       <w:pPr>
         <w:pStyle w:val="TOC2"/>
-        <w:rPr>
-          <w:rFonts w:asciiTheme="minorHAnsi" w:eastAsiaTheme="minorEastAsia" w:hAnsiTheme="minorHAnsi" w:cstheme="minorBidi"/>
-          <w:noProof/>
-          <w:kern w:val="2"/>
-          <w:sz w:val="24"/>
-          <w:szCs w:val="24"/>
-          <w:lang w:val="sr-Latn-RS" w:eastAsia="sr-Latn-RS"/>
-          <w14:ligatures w14:val="standardContextual"/>
-        </w:rPr>
-      </w:pPr>
-      <w:r>
-        <w:rPr>
-          <w:noProof/>
-        </w:rPr>
-        <w:t>5.4 Ново поглавље</w:t>
-      </w:r>
-      <w:r>
-        <w:rPr>
-          <w:noProof/>
-          <w:webHidden/>
-        </w:rPr>
+      </w:pPr>
+      <w:r>
+        <w:t xml:space="preserve">4.9 Администрација система</w:t>
+      </w:r>
+      <w:r>
         <w:tab/>
         <w:fldChar w:fldCharType="begin"/>
-        <w:instrText xml:space="preserve"> PAGEREF _Toc239973940 \h </w:instrText>
+        <w:instrText xml:space="preserve"> PAGEREF _Toc9000063 \h </w:instrText>
         <w:fldChar w:fldCharType="separate"/>
-        <w:t>26</w:t>
+        <w:t>32</w:t>
         <w:fldChar w:fldCharType="end"/>
       </w:r>
     </w:p>
     <w:p>
       <w:pPr>
         <w:pStyle w:val="TOC2"/>
-        <w:rPr>
-          <w:rFonts w:asciiTheme="minorHAnsi" w:eastAsiaTheme="minorEastAsia" w:hAnsiTheme="minorHAnsi" w:cstheme="minorBidi"/>
-          <w:noProof/>
-          <w:kern w:val="2"/>
-          <w:sz w:val="24"/>
-          <w:szCs w:val="24"/>
-          <w:lang w:val="sr-Latn-RS" w:eastAsia="sr-Latn-RS"/>
-          <w14:ligatures w14:val="standardContextual"/>
-        </w:rPr>
-      </w:pPr>
-      <w:r>
-        <w:rPr>
-          <w:noProof/>
-        </w:rPr>
-        <w:t>5.5 Живо заглавље</w:t>
-      </w:r>
-      <w:r>
-        <w:rPr>
-          <w:noProof/>
-          <w:webHidden/>
-        </w:rPr>
+      </w:pPr>
+      <w:r>
+        <w:t xml:space="preserve">4.10 Веб апликација</w:t>
+      </w:r>
+      <w:r>
         <w:tab/>
         <w:fldChar w:fldCharType="begin"/>
-        <w:instrText xml:space="preserve"> PAGEREF _Toc239973941 \h </w:instrText>
+        <w:instrText xml:space="preserve"> PAGEREF _Toc9000065 \h </w:instrText>
         <w:fldChar w:fldCharType="separate"/>
-        <w:t>26</w:t>
+        <w:t>33</w:t>
+        <w:fldChar w:fldCharType="end"/>
+      </w:r>
+    </w:p>
+    <w:p>
+      <w:pPr>
+        <w:pStyle w:val="TOC1"/>
+      </w:pPr>
+      <w:r>
+        <w:t xml:space="preserve">Тестирање и евалуација</w:t>
+      </w:r>
+      <w:r>
+        <w:tab/>
+        <w:fldChar w:fldCharType="begin"/>
+        <w:instrText xml:space="preserve"> PAGEREF _Toc9000068 \h </w:instrText>
+        <w:fldChar w:fldCharType="separate"/>
+        <w:t>35</w:t>
+        <w:fldChar w:fldCharType="end"/>
+      </w:r>
+    </w:p>
+    <w:p>
+      <w:pPr>
+        <w:pStyle w:val="TOC2"/>
+      </w:pPr>
+      <w:r>
+        <w:t xml:space="preserve">5.1 Методологија и окружење</w:t>
+      </w:r>
+      <w:r>
+        <w:tab/>
+        <w:fldChar w:fldCharType="begin"/>
+        <w:instrText xml:space="preserve"> PAGEREF _Toc9000069 \h </w:instrText>
+        <w:fldChar w:fldCharType="separate"/>
+        <w:t>35</w:t>
+        <w:fldChar w:fldCharType="end"/>
+      </w:r>
+    </w:p>
+    <w:p>
+      <w:pPr>
+        <w:pStyle w:val="TOC2"/>
+      </w:pPr>
+      <w:r>
+        <w:t xml:space="preserve">5.2 Сценарији тестирања</w:t>
+      </w:r>
+      <w:r>
+        <w:tab/>
+        <w:fldChar w:fldCharType="begin"/>
+        <w:instrText xml:space="preserve"> PAGEREF _Toc9000070 \h </w:instrText>
+        <w:fldChar w:fldCharType="separate"/>
+        <w:t>36</w:t>
+        <w:fldChar w:fldCharType="end"/>
+      </w:r>
+    </w:p>
+    <w:p>
+      <w:pPr>
+        <w:pStyle w:val="TOC2"/>
+      </w:pPr>
+      <w:r>
+        <w:t xml:space="preserve">5.3 Резултати под оптерећењем</w:t>
+      </w:r>
+      <w:r>
+        <w:tab/>
+        <w:fldChar w:fldCharType="begin"/>
+        <w:instrText xml:space="preserve"> PAGEREF _Toc9000072 \h </w:instrText>
+        <w:fldChar w:fldCharType="separate"/>
+        <w:t>37</w:t>
+        <w:fldChar w:fldCharType="end"/>
+      </w:r>
+    </w:p>
+    <w:p>
+      <w:pPr>
+        <w:pStyle w:val="TOC2"/>
+      </w:pPr>
+      <w:r>
+        <w:t xml:space="preserve">5.4 Ефекат кеширања</w:t>
+      </w:r>
+      <w:r>
+        <w:tab/>
+        <w:fldChar w:fldCharType="begin"/>
+        <w:instrText xml:space="preserve"> PAGEREF _Toc9000076 \h </w:instrText>
+        <w:fldChar w:fldCharType="separate"/>
+        <w:t>39</w:t>
+        <w:fldChar w:fldCharType="end"/>
+      </w:r>
+    </w:p>
+    <w:p>
+      <w:pPr>
+        <w:pStyle w:val="TOC2"/>
+      </w:pPr>
+      <w:r>
+        <w:t xml:space="preserve">5.5 Конкурентност и ограничење захтјева</w:t>
+      </w:r>
+      <w:r>
+        <w:tab/>
+        <w:fldChar w:fldCharType="begin"/>
+        <w:instrText xml:space="preserve"> PAGEREF _Toc9000079 \h </w:instrText>
+        <w:fldChar w:fldCharType="separate"/>
+        <w:t>41</w:t>
+        <w:fldChar w:fldCharType="end"/>
+      </w:r>
+    </w:p>
+    <w:p>
+      <w:pPr>
+        <w:pStyle w:val="TOC3"/>
+      </w:pPr>
+      <w:r>
+        <w:t xml:space="preserve">5.5.1 Истовремени унос групних трошкова</w:t>
+      </w:r>
+      <w:r>
+        <w:tab/>
+        <w:fldChar w:fldCharType="begin"/>
+        <w:instrText xml:space="preserve"> PAGEREF _Toc9000080 \h </w:instrText>
+        <w:fldChar w:fldCharType="separate"/>
+        <w:t>41</w:t>
+        <w:fldChar w:fldCharType="end"/>
+      </w:r>
+    </w:p>
+    <w:p>
+      <w:pPr>
+        <w:pStyle w:val="TOC3"/>
+      </w:pPr>
+      <w:r>
+        <w:t xml:space="preserve">5.5.2 Истовремена измјена истог податка</w:t>
+      </w:r>
+      <w:r>
+        <w:tab/>
+        <w:fldChar w:fldCharType="begin"/>
+        <w:instrText xml:space="preserve"> PAGEREF _Toc9000082 \h </w:instrText>
+        <w:fldChar w:fldCharType="separate"/>
+        <w:t>42</w:t>
+        <w:fldChar w:fldCharType="end"/>
+      </w:r>
+    </w:p>
+    <w:p>
+      <w:pPr>
+        <w:pStyle w:val="TOC3"/>
+      </w:pPr>
+      <w:r>
+        <w:t xml:space="preserve">5.5.3 Ограничење броја захтјева</w:t>
+      </w:r>
+      <w:r>
+        <w:tab/>
+        <w:fldChar w:fldCharType="begin"/>
+        <w:instrText xml:space="preserve"> PAGEREF _Toc9000085 \h </w:instrText>
+        <w:fldChar w:fldCharType="separate"/>
+        <w:t>42</w:t>
+        <w:fldChar w:fldCharType="end"/>
+      </w:r>
+    </w:p>
+    <w:p>
+      <w:pPr>
+        <w:pStyle w:val="TOC2"/>
+      </w:pPr>
+      <w:r>
+        <w:t xml:space="preserve">5.6 Откривене грешке и исправке</w:t>
+      </w:r>
+      <w:r>
+        <w:tab/>
+        <w:fldChar w:fldCharType="begin"/>
+        <w:instrText xml:space="preserve"> PAGEREF _Toc9000086 \h </w:instrText>
+        <w:fldChar w:fldCharType="separate"/>
+        <w:t>42</w:t>
+        <w:fldChar w:fldCharType="end"/>
+      </w:r>
+    </w:p>
+    <w:p>
+      <w:pPr>
+        <w:pStyle w:val="TOC1"/>
+      </w:pPr>
+      <w:r>
+        <w:t xml:space="preserve">Закључак</w:t>
+      </w:r>
+      <w:r>
+        <w:tab/>
+        <w:fldChar w:fldCharType="begin"/>
+        <w:instrText xml:space="preserve"> PAGEREF _Toc9000088 \h </w:instrText>
+        <w:fldChar w:fldCharType="separate"/>
+        <w:t>45</w:t>
+        <w:fldChar w:fldCharType="end"/>
+      </w:r>
+    </w:p>
+    <w:p>
+      <w:pPr>
+        <w:pStyle w:val="TOC1"/>
+      </w:pPr>
+      <w:r>
+        <w:t xml:space="preserve">Списак слика</w:t>
+      </w:r>
+      <w:r>
+        <w:tab/>
+        <w:fldChar w:fldCharType="begin"/>
+        <w:instrText xml:space="preserve"> PAGEREF _Toc9000089 \h </w:instrText>
+        <w:fldChar w:fldCharType="separate"/>
+        <w:t>47</w:t>
+        <w:fldChar w:fldCharType="end"/>
+      </w:r>
+    </w:p>
+    <w:p>
+      <w:pPr>
+        <w:pStyle w:val="TOC1"/>
+      </w:pPr>
+      <w:r>
+        <w:t xml:space="preserve">Списак листинга</w:t>
+      </w:r>
+      <w:r>
+        <w:tab/>
+        <w:fldChar w:fldCharType="begin"/>
+        <w:instrText xml:space="preserve"> PAGEREF _Toc9000090 \h </w:instrText>
+        <w:fldChar w:fldCharType="separate"/>
+        <w:t>49</w:t>
+        <w:fldChar w:fldCharType="end"/>
+      </w:r>
+    </w:p>
+    <w:p>
+      <w:pPr>
+        <w:pStyle w:val="TOC1"/>
+      </w:pPr>
+      <w:r>
+        <w:t xml:space="preserve">Списак табела</w:t>
+      </w:r>
+      <w:r>
+        <w:tab/>
+        <w:fldChar w:fldCharType="begin"/>
+        <w:instrText xml:space="preserve"> PAGEREF _Toc9000091 \h </w:instrText>
+        <w:fldChar w:fldCharType="separate"/>
+        <w:t>51</w:t>
+        <w:fldChar w:fldCharType="end"/>
+      </w:r>
+    </w:p>
+    <w:p>
+      <w:pPr>
+        <w:pStyle w:val="TOC1"/>
+      </w:pPr>
+      <w:r>
+        <w:t xml:space="preserve">Списак коришћених скраћеница</w:t>
+      </w:r>
+      <w:r>
+        <w:tab/>
+        <w:fldChar w:fldCharType="begin"/>
+        <w:instrText xml:space="preserve"> PAGEREF _Toc9000092 \h </w:instrText>
+        <w:fldChar w:fldCharType="separate"/>
+        <w:t>53</w:t>
+        <w:fldChar w:fldCharType="end"/>
+      </w:r>
+    </w:p>
+    <w:p>
+      <w:pPr>
+        <w:pStyle w:val="TOC1"/>
+      </w:pPr>
+      <w:r>
+        <w:t xml:space="preserve">Списак коришћених појмова</w:t>
+      </w:r>
+      <w:r>
+        <w:tab/>
+        <w:fldChar w:fldCharType="begin"/>
+        <w:instrText xml:space="preserve"> PAGEREF _Toc9000093 \h </w:instrText>
+        <w:fldChar w:fldCharType="separate"/>
+        <w:t>55</w:t>
+        <w:fldChar w:fldCharType="end"/>
+      </w:r>
+    </w:p>
+    <w:p>
+      <w:pPr>
+        <w:pStyle w:val="TOC1"/>
+      </w:pPr>
+      <w:r>
+        <w:t xml:space="preserve">Биографија</w:t>
+      </w:r>
+      <w:r>
+        <w:tab/>
+        <w:fldChar w:fldCharType="begin"/>
+        <w:instrText xml:space="preserve"> PAGEREF _Toc9000094 \h </w:instrText>
+        <w:fldChar w:fldCharType="separate"/>
+        <w:t>57</w:t>
+        <w:fldChar w:fldCharType="end"/>
+      </w:r>
+    </w:p>
+    <w:p>
+      <w:pPr>
+        <w:pStyle w:val="TOC1"/>
+      </w:pPr>
+      <w:r>
+        <w:t xml:space="preserve">Литература</w:t>
+      </w:r>
+      <w:r>
+        <w:tab/>
+        <w:fldChar w:fldCharType="begin"/>
+        <w:instrText xml:space="preserve"> PAGEREF _Toc9000095 \h </w:instrText>
+        <w:fldChar w:fldCharType="separate"/>
+        <w:t>59</w:t>
+        <w:fldChar w:fldCharType="end"/>
+      </w:r>
+    </w:p>
+    <w:p>
+      <w:pPr>
+        <w:pStyle w:val="TOC1"/>
+      </w:pPr>
+      <w:r>
+        <w:t xml:space="preserve">Прилог А: Комплетан модел података</w:t>
+      </w:r>
+      <w:r>
+        <w:tab/>
+        <w:fldChar w:fldCharType="begin"/>
+        <w:instrText xml:space="preserve"> PAGEREF _Toc9000096 \h </w:instrText>
+        <w:fldChar w:fldCharType="separate"/>
+        <w:t>61</w:t>
         <w:fldChar w:fldCharType="end"/>
       </w:r>
     </w:p>
@@ -6666,11 +6714,13 @@
       <w:pPr>
         <w:pStyle w:val="Heading1"/>
       </w:pPr>
+      <w:bookmarkStart w:id="5045" w:name="_Toc9000001"/>
       <w:bookmarkStart w:id="0" w:name="_Toc239973917"/>
       <w:r>
         <w:t>Увод</w:t>
       </w:r>
       <w:bookmarkEnd w:id="0"/>
+      <w:bookmarkEnd w:id="5045"/>
     </w:p>
     <w:p>
       <w:r>
@@ -6692,6 +6742,9 @@
       </w:r>
     </w:p>
     <w:p>
+      <w:pPr>
+        <w:keepNext/>
+      </w:pPr>
       <w:r>
         <w:t xml:space="preserve">Циљ рада је пројектовање и имплементација информационог система FairShare, који на једном мјесту обједињује праћење личне потрошње и управљање заједничким трошковима. Систем корисницима омогућава:</w:t>
       </w:r>
@@ -6792,7 +6845,7 @@
     </w:p>
     <w:p>
       <w:r>
-        <w:t xml:space="preserve">Рад је организован у шест поглавља. У другом поглављу представљене су теоријске основе: постојећа рјешења за дијељење трошкова, проблем поједностављивања дугова, IPS QR стандард, токенизација платних картица, вишеслојна архитектура и коришћене технологије. У трећем поглављу дата је спецификација система — улоге корисника, функционални и нефункционални захтјеви, случајеви коришћења и модел података. Четврто поглавље описује имплементацију: архитектуру рјешења, најзанимљивије дијелове кода и карактеристичне екранске форме веб апликације. У петом поглављу приказано је тестирање система под оптерећењем, мјерење ефекта кеширања и провјера понашања при истовременим захтјевима, као и грешке које су тестирањем откривене и исправљене. Шесто поглавље сумира постигнуте резултате и наводи могуће правце даљег развоја. На крају рада налазе се спискови слика, листинга, табела, скраћеница и појмова, биографија и списак литературе.</w:t>
+        <w:t xml:space="preserve">Рад је организован у шест поглавља. У другом поглављу представљене су теоријске основе: постојећа рјешења за дијељење трошкова, проблем поједностављивања дугова, IPS QR стандард, токенизација платних картица, вишеслојна архитектура и коришћене технологије. У трећем поглављу дата је спецификација система — улоге корисника, функционални и нефункционални захтјеви, случајеви коришћења и модел података. Четврто поглавље описује имплементацију: архитектуру рјешења, најзанимљивије дијелове кода и карактеристичне екранске форме веб апликације. У петом поглављу приказано је тестирање система под оптерећењем, мјерење ефекта кеширања и провјера понашања при истовременим захтјевима, као и грешке које су тестирањем откривене и исправљене. Шесто поглавље сумира постигнуте резултате и наводи могуће правце даљег развоја. На крају рада налазе се спискови слика, листинга, табела, скраћеница и појмова, биографија, списак литературе и прилог са комплетним моделом података.</w:t>
       </w:r>
     </w:p>
     <w:p>
@@ -6827,11 +6880,13 @@
       <w:pPr>
         <w:pStyle w:val="Heading1"/>
       </w:pPr>
+      <w:bookmarkStart w:id="5046" w:name="_Toc9000002"/>
       <w:bookmarkStart w:id="1" w:name="_Toc239973918"/>
       <w:r>
         <w:t>Теоријске основе</w:t>
       </w:r>
       <w:bookmarkEnd w:id="1"/>
+      <w:bookmarkEnd w:id="5046"/>
     </w:p>
     <w:p>
       <w:r>
@@ -6851,9 +6906,11 @@
       <w:pPr>
         <w:pStyle w:val="Heading2"/>
       </w:pPr>
+      <w:bookmarkStart w:id="5047" w:name="_Toc9000003"/>
       <w:r>
         <w:t xml:space="preserve">Апликације за дијељење трошкова</w:t>
       </w:r>
+      <w:bookmarkEnd w:id="5047"/>
     </w:p>
     <w:p>
       <w:r>
@@ -6909,9 +6966,11 @@
       <w:pPr>
         <w:pStyle w:val="Heading2"/>
       </w:pPr>
+      <w:bookmarkStart w:id="5048" w:name="_Toc9000004"/>
       <w:r>
         <w:t xml:space="preserve">Поједностављивање дугова</w:t>
       </w:r>
+      <w:bookmarkEnd w:id="5048"/>
     </w:p>
     <w:p>
       <w:r>
@@ -6922,11 +6981,16 @@
       <w:pPr>
         <w:pStyle w:val="Heading3"/>
       </w:pPr>
+      <w:bookmarkStart w:id="5049" w:name="_Toc9000005"/>
       <w:r>
         <w:t xml:space="preserve">Нето салда чланова групе</w:t>
       </w:r>
-    </w:p>
-    <w:p>
+      <w:bookmarkEnd w:id="5049"/>
+    </w:p>
+    <w:p>
+      <w:pPr>
+        <w:keepNext/>
+      </w:pPr>
       <w:r>
         <w:t xml:space="preserve">Полазна тачка је нето салдо сваког члана i групе:</w:t>
       </w:r>
@@ -7024,9 +7088,11 @@
       <w:pPr>
         <w:pStyle w:val="Heading3"/>
       </w:pPr>
+      <w:bookmarkStart w:id="5050" w:name="_Toc9000006"/>
       <w:r>
         <w:t xml:space="preserve">Похлепни и тачан алгоритам</w:t>
       </w:r>
+      <w:bookmarkEnd w:id="5050"/>
     </w:p>
     <w:p>
       <w:r>
@@ -7083,7 +7149,9 @@
     <w:p>
       <w:pPr>
         <w:pStyle w:val="Natpisiznad"/>
-      </w:pPr>
+        <w:keepNext/>
+      </w:pPr>
+      <w:bookmarkStart w:id="5051" w:name="_Toc9000007"/>
       <w:r>
         <w:t xml:space="preserve">Табела </w:t>
       </w:r>
@@ -7110,6 +7178,7 @@
       <w:r>
         <w:t xml:space="preserve">: Похлепно и оптимално поравнање истих салда.</w:t>
       </w:r>
+      <w:bookmarkEnd w:id="5051"/>
     </w:p>
     <w:tbl>
       <w:tblPr>
@@ -7142,6 +7211,7 @@
           <w:p>
             <w:pPr>
               <w:pStyle w:val="Tabelazaglavlje"/>
+              <w:keepNext/>
             </w:pPr>
             <w:r>
               <w:t xml:space="preserve">Уплата</w:t>
@@ -7155,6 +7225,7 @@
           <w:p>
             <w:pPr>
               <w:pStyle w:val="Tabelazaglavlje"/>
+              <w:keepNext/>
             </w:pPr>
             <w:r>
               <w:t xml:space="preserve">Похлепни алгоритам</w:t>
@@ -7168,6 +7239,7 @@
           <w:p>
             <w:pPr>
               <w:pStyle w:val="Tabelazaglavlje"/>
+              <w:keepNext/>
             </w:pPr>
             <w:r>
               <w:t xml:space="preserve">Оптимално рјешење</w:t>
@@ -7187,6 +7259,7 @@
           <w:p>
             <w:pPr>
               <w:pStyle w:val="Tabelatekst"/>
+              <w:keepNext/>
             </w:pPr>
             <w:r>
               <w:t xml:space="preserve">1.</w:t>
@@ -7200,6 +7273,7 @@
           <w:p>
             <w:pPr>
               <w:pStyle w:val="Tabelatekst"/>
+              <w:keepNext/>
             </w:pPr>
             <w:r>
               <w:t xml:space="preserve">Д → А: 8</w:t>
@@ -7213,6 +7287,7 @@
           <w:p>
             <w:pPr>
               <w:pStyle w:val="Tabelatekst"/>
+              <w:keepNext/>
             </w:pPr>
             <w:r>
               <w:t xml:space="preserve">В → А: 3</w:t>
@@ -7232,6 +7307,7 @@
           <w:p>
             <w:pPr>
               <w:pStyle w:val="Tabelatekst"/>
+              <w:keepNext/>
             </w:pPr>
             <w:r>
               <w:t xml:space="preserve">2.</w:t>
@@ -7245,6 +7321,7 @@
           <w:p>
             <w:pPr>
               <w:pStyle w:val="Tabelatekst"/>
+              <w:keepNext/>
             </w:pPr>
             <w:r>
               <w:t xml:space="preserve">Г → А: 1</w:t>
@@ -7258,6 +7335,7 @@
           <w:p>
             <w:pPr>
               <w:pStyle w:val="Tabelatekst"/>
+              <w:keepNext/>
             </w:pPr>
             <w:r>
               <w:t xml:space="preserve">Г → А: 6</w:t>
@@ -7277,6 +7355,7 @@
           <w:p>
             <w:pPr>
               <w:pStyle w:val="Tabelatekst"/>
+              <w:keepNext/>
             </w:pPr>
             <w:r>
               <w:t xml:space="preserve">3.</w:t>
@@ -7290,6 +7369,7 @@
           <w:p>
             <w:pPr>
               <w:pStyle w:val="Tabelatekst"/>
+              <w:keepNext/>
             </w:pPr>
             <w:r>
               <w:t xml:space="preserve">Г → Б: 5</w:t>
@@ -7303,6 +7383,7 @@
           <w:p>
             <w:pPr>
               <w:pStyle w:val="Tabelatekst"/>
+              <w:keepNext/>
             </w:pPr>
             <w:r>
               <w:t xml:space="preserve">Д → Б: 8</w:t>
@@ -7420,9 +7501,11 @@
       <w:pPr>
         <w:pStyle w:val="Heading2"/>
       </w:pPr>
+      <w:bookmarkStart w:id="5052" w:name="_Toc9000008"/>
       <w:r>
         <w:t xml:space="preserve">IPS QR стандард</w:t>
       </w:r>
+      <w:bookmarkEnd w:id="5052"/>
     </w:p>
     <w:p>
       <w:r>
@@ -7491,7 +7574,9 @@
     <w:p>
       <w:pPr>
         <w:pStyle w:val="Natpisiznad"/>
-      </w:pPr>
+        <w:keepNext/>
+      </w:pPr>
+      <w:bookmarkStart w:id="5053" w:name="_Toc9000009"/>
       <w:r>
         <w:t xml:space="preserve">Табела </w:t>
       </w:r>
@@ -7518,6 +7603,7 @@
       <w:r>
         <w:t xml:space="preserve">: Поља NBS IPS QR кода.</w:t>
       </w:r>
+      <w:bookmarkEnd w:id="5053"/>
     </w:p>
     <w:tbl>
       <w:tblPr>
@@ -7550,6 +7636,7 @@
           <w:p>
             <w:pPr>
               <w:pStyle w:val="Tabelazaglavlje"/>
+              <w:keepNext/>
             </w:pPr>
             <w:r>
               <w:t xml:space="preserve">Ознака</w:t>
@@ -7563,6 +7650,7 @@
           <w:p>
             <w:pPr>
               <w:pStyle w:val="Tabelazaglavlje"/>
+              <w:keepNext/>
             </w:pPr>
             <w:r>
               <w:t xml:space="preserve">Значење</w:t>
@@ -7576,6 +7664,7 @@
           <w:p>
             <w:pPr>
               <w:pStyle w:val="Tabelazaglavlje"/>
+              <w:keepNext/>
             </w:pPr>
             <w:r>
               <w:t xml:space="preserve">Обавезно</w:t>
@@ -7595,6 +7684,7 @@
           <w:p>
             <w:pPr>
               <w:pStyle w:val="Tabelatekst"/>
+              <w:keepNext/>
             </w:pPr>
             <w:r>
               <w:t xml:space="preserve">K</w:t>
@@ -7608,6 +7698,7 @@
           <w:p>
             <w:pPr>
               <w:pStyle w:val="Tabelatekst"/>
+              <w:keepNext/>
             </w:pPr>
             <w:r>
               <w:t xml:space="preserve">Идентификациони код, вриједност „PR“</w:t>
@@ -7621,6 +7712,7 @@
           <w:p>
             <w:pPr>
               <w:pStyle w:val="Tabelatekst"/>
+              <w:keepNext/>
             </w:pPr>
             <w:r>
               <w:t xml:space="preserve">да</w:t>
@@ -7640,6 +7732,7 @@
           <w:p>
             <w:pPr>
               <w:pStyle w:val="Tabelatekst"/>
+              <w:keepNext/>
             </w:pPr>
             <w:r>
               <w:t xml:space="preserve">V</w:t>
@@ -7653,6 +7746,7 @@
           <w:p>
             <w:pPr>
               <w:pStyle w:val="Tabelatekst"/>
+              <w:keepNext/>
             </w:pPr>
             <w:r>
               <w:t xml:space="preserve">Верзија, вриједност „01“</w:t>
@@ -7666,6 +7760,7 @@
           <w:p>
             <w:pPr>
               <w:pStyle w:val="Tabelatekst"/>
+              <w:keepNext/>
             </w:pPr>
             <w:r>
               <w:t xml:space="preserve">да</w:t>
@@ -7685,6 +7780,7 @@
           <w:p>
             <w:pPr>
               <w:pStyle w:val="Tabelatekst"/>
+              <w:keepNext/>
             </w:pPr>
             <w:r>
               <w:t xml:space="preserve">C</w:t>
@@ -7698,6 +7794,7 @@
           <w:p>
             <w:pPr>
               <w:pStyle w:val="Tabelatekst"/>
+              <w:keepNext/>
             </w:pPr>
             <w:r>
               <w:t xml:space="preserve">Скуп знакова, „1“ означава UTF-8</w:t>
@@ -7711,6 +7808,7 @@
           <w:p>
             <w:pPr>
               <w:pStyle w:val="Tabelatekst"/>
+              <w:keepNext/>
             </w:pPr>
             <w:r>
               <w:t xml:space="preserve">да</w:t>
@@ -7730,6 +7828,7 @@
           <w:p>
             <w:pPr>
               <w:pStyle w:val="Tabelatekst"/>
+              <w:keepNext/>
             </w:pPr>
             <w:r>
               <w:t xml:space="preserve">R</w:t>
@@ -7743,6 +7842,7 @@
           <w:p>
             <w:pPr>
               <w:pStyle w:val="Tabelatekst"/>
+              <w:keepNext/>
             </w:pPr>
             <w:r>
               <w:t xml:space="preserve">Рачун примаоца, 18 цифара без цртица</w:t>
@@ -7756,6 +7856,7 @@
           <w:p>
             <w:pPr>
               <w:pStyle w:val="Tabelatekst"/>
+              <w:keepNext/>
             </w:pPr>
             <w:r>
               <w:t xml:space="preserve">да</w:t>
@@ -7775,6 +7876,7 @@
           <w:p>
             <w:pPr>
               <w:pStyle w:val="Tabelatekst"/>
+              <w:keepNext/>
             </w:pPr>
             <w:r>
               <w:t xml:space="preserve">N</w:t>
@@ -7788,6 +7890,7 @@
           <w:p>
             <w:pPr>
               <w:pStyle w:val="Tabelatekst"/>
+              <w:keepNext/>
             </w:pPr>
             <w:r>
               <w:t xml:space="preserve">Назив примаоца, до 70 знакова</w:t>
@@ -7801,6 +7904,7 @@
           <w:p>
             <w:pPr>
               <w:pStyle w:val="Tabelatekst"/>
+              <w:keepNext/>
             </w:pPr>
             <w:r>
               <w:t xml:space="preserve">да</w:t>
@@ -7820,6 +7924,7 @@
           <w:p>
             <w:pPr>
               <w:pStyle w:val="Tabelatekst"/>
+              <w:keepNext/>
             </w:pPr>
             <w:r>
               <w:t xml:space="preserve">I</w:t>
@@ -7833,6 +7938,7 @@
           <w:p>
             <w:pPr>
               <w:pStyle w:val="Tabelatekst"/>
+              <w:keepNext/>
             </w:pPr>
             <w:r>
               <w:t xml:space="preserve">Валута и износ са децималним зарезом, нпр. RSD1025,50</w:t>
@@ -7846,6 +7952,7 @@
           <w:p>
             <w:pPr>
               <w:pStyle w:val="Tabelatekst"/>
+              <w:keepNext/>
             </w:pPr>
             <w:r>
               <w:t xml:space="preserve">да</w:t>
@@ -7865,6 +7972,7 @@
           <w:p>
             <w:pPr>
               <w:pStyle w:val="Tabelatekst"/>
+              <w:keepNext/>
             </w:pPr>
             <w:r>
               <w:t xml:space="preserve">SF</w:t>
@@ -7878,6 +7986,7 @@
           <w:p>
             <w:pPr>
               <w:pStyle w:val="Tabelatekst"/>
+              <w:keepNext/>
             </w:pPr>
             <w:r>
               <w:t xml:space="preserve">Шифра плаћања, три цифре (нпр. 289)</w:t>
@@ -7891,6 +8000,7 @@
           <w:p>
             <w:pPr>
               <w:pStyle w:val="Tabelatekst"/>
+              <w:keepNext/>
             </w:pPr>
             <w:r>
               <w:t xml:space="preserve">да</w:t>
@@ -7910,6 +8020,7 @@
           <w:p>
             <w:pPr>
               <w:pStyle w:val="Tabelatekst"/>
+              <w:keepNext/>
             </w:pPr>
             <w:r>
               <w:t xml:space="preserve">S</w:t>
@@ -7923,6 +8034,7 @@
           <w:p>
             <w:pPr>
               <w:pStyle w:val="Tabelatekst"/>
+              <w:keepNext/>
             </w:pPr>
             <w:r>
               <w:t xml:space="preserve">Сврха плаћања, до 35 знакова</w:t>
@@ -7936,6 +8048,7 @@
           <w:p>
             <w:pPr>
               <w:pStyle w:val="Tabelatekst"/>
+              <w:keepNext/>
             </w:pPr>
             <w:r>
               <w:t xml:space="preserve">не</w:t>
@@ -8018,6 +8131,7 @@
       <w:pPr>
         <w:pStyle w:val="Caption"/>
       </w:pPr>
+      <w:bookmarkStart w:id="5054" w:name="_Toc9000010"/>
       <w:r>
         <w:t xml:space="preserve">Листинг </w:t>
       </w:r>
@@ -8044,6 +8158,7 @@
       <w:r>
         <w:t xml:space="preserve">: Примјер садржаја IPS QR кода (измишљени подаци; један ред, приказан у два ради прегледности).</w:t>
       </w:r>
+      <w:bookmarkEnd w:id="5054"/>
     </w:p>
     <w:p>
       <w:r>
@@ -8054,9 +8169,11 @@
       <w:pPr>
         <w:pStyle w:val="Heading2"/>
       </w:pPr>
+      <w:bookmarkStart w:id="5055" w:name="_Toc9000011"/>
       <w:r>
         <w:t xml:space="preserve">Платне картице и токенизација</w:t>
       </w:r>
+      <w:bookmarkEnd w:id="5055"/>
     </w:p>
     <w:p>
       <w:r>
@@ -8144,9 +8261,11 @@
       <w:pPr>
         <w:pStyle w:val="Heading2"/>
       </w:pPr>
+      <w:bookmarkStart w:id="5056" w:name="_Toc9000012"/>
       <w:r>
         <w:t xml:space="preserve">Вишеслојна (Onion) архитектура</w:t>
       </w:r>
+      <w:bookmarkEnd w:id="5056"/>
     </w:p>
     <w:p>
       <w:r>
@@ -8188,9 +8307,11 @@
       <w:pPr>
         <w:pStyle w:val="Heading2"/>
       </w:pPr>
+      <w:bookmarkStart w:id="5057" w:name="_Toc9000013"/>
       <w:r>
         <w:t xml:space="preserve">Коришћене технологије</w:t>
       </w:r>
+      <w:bookmarkEnd w:id="5057"/>
     </w:p>
     <w:p>
       <w:r>
@@ -8221,7 +8342,9 @@
     <w:p>
       <w:pPr>
         <w:pStyle w:val="Natpisiznad"/>
-      </w:pPr>
+        <w:keepNext/>
+      </w:pPr>
+      <w:bookmarkStart w:id="5058" w:name="_Toc9000014"/>
       <w:r>
         <w:t xml:space="preserve">Табела </w:t>
       </w:r>
@@ -8248,6 +8371,7 @@
       <w:r>
         <w:t xml:space="preserve">: Коришћене технологије.</w:t>
       </w:r>
+      <w:bookmarkEnd w:id="5058"/>
     </w:p>
     <w:tbl>
       <w:tblPr>
@@ -8279,6 +8403,7 @@
           <w:p>
             <w:pPr>
               <w:pStyle w:val="Tabelazaglavlje"/>
+              <w:keepNext/>
             </w:pPr>
             <w:r>
               <w:t xml:space="preserve">Технологија</w:t>
@@ -8292,6 +8417,7 @@
           <w:p>
             <w:pPr>
               <w:pStyle w:val="Tabelazaglavlje"/>
+              <w:keepNext/>
             </w:pPr>
             <w:r>
               <w:t xml:space="preserve">Намјена</w:t>
@@ -8311,6 +8437,7 @@
           <w:p>
             <w:pPr>
               <w:pStyle w:val="Tabelatekst"/>
+              <w:keepNext/>
             </w:pPr>
             <w:r>
               <w:t xml:space="preserve">.NET 10, ASP.NET Core </w:t>
@@ -8327,6 +8454,7 @@
           <w:p>
             <w:pPr>
               <w:pStyle w:val="Tabelatekst"/>
+              <w:keepNext/>
             </w:pPr>
             <w:r>
               <w:t xml:space="preserve">серверска платформа и радни оквир за REST API</w:t>
@@ -8346,6 +8474,7 @@
           <w:p>
             <w:pPr>
               <w:pStyle w:val="Tabelatekst"/>
+              <w:keepNext/>
             </w:pPr>
             <w:r>
               <w:t xml:space="preserve">JWT </w:t>
@@ -8362,6 +8491,7 @@
           <w:p>
             <w:pPr>
               <w:pStyle w:val="Tabelatekst"/>
+              <w:keepNext/>
             </w:pPr>
             <w:r>
               <w:t xml:space="preserve">аутентификација корисника токенима</w:t>
@@ -8381,6 +8511,7 @@
           <w:p>
             <w:pPr>
               <w:pStyle w:val="Tabelatekst"/>
+              <w:keepNext/>
             </w:pPr>
             <w:r>
               <w:t xml:space="preserve">Entity Framework Core </w:t>
@@ -8397,6 +8528,7 @@
           <w:p>
             <w:pPr>
               <w:pStyle w:val="Tabelatekst"/>
+              <w:keepNext/>
             </w:pPr>
             <w:r>
               <w:t xml:space="preserve">објектно-релационо мапирање, миграције, оптимистичка контрола конкурентности</w:t>
@@ -8416,6 +8548,7 @@
           <w:p>
             <w:pPr>
               <w:pStyle w:val="Tabelatekst"/>
+              <w:keepNext/>
             </w:pPr>
             <w:r>
               <w:t xml:space="preserve">PostgreSQL </w:t>
@@ -8432,6 +8565,7 @@
           <w:p>
             <w:pPr>
               <w:pStyle w:val="Tabelatekst"/>
+              <w:keepNext/>
             </w:pPr>
             <w:r>
               <w:t xml:space="preserve">релациона база података</w:t>
@@ -8451,6 +8585,7 @@
           <w:p>
             <w:pPr>
               <w:pStyle w:val="Tabelatekst"/>
+              <w:keepNext/>
             </w:pPr>
             <w:r>
               <w:t xml:space="preserve">SignalR </w:t>
@@ -8467,6 +8602,7 @@
           <w:p>
             <w:pPr>
               <w:pStyle w:val="Tabelatekst"/>
+              <w:keepNext/>
             </w:pPr>
             <w:r>
               <w:t xml:space="preserve">обавјештења у реалном времену</w:t>
@@ -8486,6 +8622,7 @@
           <w:p>
             <w:pPr>
               <w:pStyle w:val="Tabelatekst"/>
+              <w:keepNext/>
             </w:pPr>
             <w:r>
               <w:t xml:space="preserve">HybridCache </w:t>
@@ -8502,6 +8639,7 @@
           <w:p>
             <w:pPr>
               <w:pStyle w:val="Tabelatekst"/>
+              <w:keepNext/>
             </w:pPr>
             <w:r>
               <w:t xml:space="preserve">кеширање резултата уз брисање по ознакама</w:t>
@@ -8521,6 +8659,7 @@
           <w:p>
             <w:pPr>
               <w:pStyle w:val="Tabelatekst"/>
+              <w:keepNext/>
             </w:pPr>
             <w:r>
               <w:t xml:space="preserve">QuestPDF </w:t>
@@ -8537,6 +8676,7 @@
           <w:p>
             <w:pPr>
               <w:pStyle w:val="Tabelatekst"/>
+              <w:keepNext/>
             </w:pPr>
             <w:r>
               <w:t xml:space="preserve">генерисање PDF извјештаја</w:t>
@@ -8556,6 +8696,7 @@
           <w:p>
             <w:pPr>
               <w:pStyle w:val="Tabelatekst"/>
+              <w:keepNext/>
             </w:pPr>
             <w:r>
               <w:t xml:space="preserve">FluentValidation, AutoMapper, QRCoder, MailKit, BCrypt</w:t>
@@ -8569,6 +8710,7 @@
           <w:p>
             <w:pPr>
               <w:pStyle w:val="Tabelatekst"/>
+              <w:keepNext/>
             </w:pPr>
             <w:r>
               <w:t xml:space="preserve">валидација захтјева, мапирање објеката, слика QR кода, слање е-поште, хеширање лозинки</w:t>
@@ -8588,6 +8730,7 @@
           <w:p>
             <w:pPr>
               <w:pStyle w:val="Tabelatekst"/>
+              <w:keepNext/>
             </w:pPr>
             <w:r>
               <w:t xml:space="preserve">React </w:t>
@@ -8616,6 +8759,7 @@
           <w:p>
             <w:pPr>
               <w:pStyle w:val="Tabelatekst"/>
+              <w:keepNext/>
             </w:pPr>
             <w:r>
               <w:t xml:space="preserve">веб апликација, статичко типизирање, алат за развој и изградњу</w:t>
@@ -8687,7 +8831,13 @@
         <w:t xml:space="preserve">single-page application</w:t>
       </w:r>
       <w:r>
-        <w:t xml:space="preserve">) развијена у библиотеци React, а за тестирање под оптерећењем коришћен је алат Locust, о чему је више ријечи у петом поглављу.</w:t>
+        <w:t xml:space="preserve">) развијена у библиотеци React, а за тестирање под оптерећењем коришћен је алат Locust </w:t>
+      </w:r>
+      <w:r>
+        <w:t xml:space="preserve">[23]</w:t>
+      </w:r>
+      <w:r>
+        <w:t xml:space="preserve">, о чему је више ријечи у петом поглављу.</w:t>
       </w:r>
     </w:p>
     <w:p>
@@ -8717,11 +8867,13 @@
       <w:pPr>
         <w:pStyle w:val="Heading1"/>
       </w:pPr>
+      <w:bookmarkStart w:id="5059" w:name="_Toc9000015"/>
       <w:bookmarkStart w:id="5" w:name="_Toc239973922"/>
       <w:r>
         <w:t>Спецификација и модел система</w:t>
       </w:r>
       <w:bookmarkEnd w:id="5"/>
+      <w:bookmarkEnd w:id="5059"/>
     </w:p>
     <w:p>
       <w:r>
@@ -8732,9 +8884,11 @@
       <w:pPr>
         <w:pStyle w:val="Heading2"/>
       </w:pPr>
+      <w:bookmarkStart w:id="5060" w:name="_Toc9000016"/>
       <w:r>
         <w:t xml:space="preserve">Улоге корисника</w:t>
       </w:r>
+      <w:bookmarkEnd w:id="5060"/>
     </w:p>
     <w:p>
       <w:r>
@@ -8765,7 +8919,9 @@
     <w:p>
       <w:pPr>
         <w:pStyle w:val="Natpisiznad"/>
-      </w:pPr>
+        <w:keepNext/>
+      </w:pPr>
+      <w:bookmarkStart w:id="5061" w:name="_Toc9000017"/>
       <w:r>
         <w:t xml:space="preserve">Табела </w:t>
       </w:r>
@@ -8792,6 +8948,7 @@
       <w:r>
         <w:t xml:space="preserve">: Улоге корисника.</w:t>
       </w:r>
+      <w:bookmarkEnd w:id="5061"/>
     </w:p>
     <w:tbl>
       <w:tblPr>
@@ -8823,6 +8980,7 @@
           <w:p>
             <w:pPr>
               <w:pStyle w:val="Tabelazaglavlje"/>
+              <w:keepNext/>
             </w:pPr>
             <w:r>
               <w:t xml:space="preserve">Улога</w:t>
@@ -8836,6 +8994,7 @@
           <w:p>
             <w:pPr>
               <w:pStyle w:val="Tabelazaglavlje"/>
+              <w:keepNext/>
             </w:pPr>
             <w:r>
               <w:t xml:space="preserve">Опис</w:t>
@@ -8855,6 +9014,7 @@
           <w:p>
             <w:pPr>
               <w:pStyle w:val="Tabelatekst"/>
+              <w:keepNext/>
             </w:pPr>
             <w:r>
               <w:t xml:space="preserve">Неаутентификовани корисник</w:t>
@@ -8868,6 +9028,7 @@
           <w:p>
             <w:pPr>
               <w:pStyle w:val="Tabelatekst"/>
+              <w:keepNext/>
             </w:pPr>
             <w:r>
               <w:t xml:space="preserve">Може да се региструје, активира налог путем линка из е-поште, пријави се и затражи опоравак лозинке.</w:t>
@@ -8887,6 +9048,7 @@
           <w:p>
             <w:pPr>
               <w:pStyle w:val="Tabelatekst"/>
+              <w:keepNext/>
             </w:pPr>
             <w:r>
               <w:t xml:space="preserve">Корисник</w:t>
@@ -8900,6 +9062,7 @@
           <w:p>
             <w:pPr>
               <w:pStyle w:val="Tabelatekst"/>
+              <w:keepNext/>
             </w:pPr>
             <w:r>
               <w:t xml:space="preserve">Регистрован и активиран корисник који води личне трошкове и буџете и учествује у групама. Унутар сваке групе има улогу члана или власника.</w:t>
@@ -8919,6 +9082,7 @@
           <w:p>
             <w:pPr>
               <w:pStyle w:val="Tabelatekst"/>
+              <w:keepNext/>
             </w:pPr>
             <w:r>
               <w:t xml:space="preserve">Власник групе</w:t>
@@ -8932,6 +9096,7 @@
           <w:p>
             <w:pPr>
               <w:pStyle w:val="Tabelatekst"/>
+              <w:keepNext/>
             </w:pPr>
             <w:r>
               <w:t xml:space="preserve">Корисник који је креирао групу или је власништво преузео. Поред права члана, мијења податке групе, уклања чланове и брише групу.</w:t>
@@ -8986,9 +9151,11 @@
       <w:pPr>
         <w:pStyle w:val="Heading2"/>
       </w:pPr>
+      <w:bookmarkStart w:id="5062" w:name="_Toc9000018"/>
       <w:r>
         <w:t xml:space="preserve">Функционални захтјеви</w:t>
       </w:r>
+      <w:bookmarkEnd w:id="5062"/>
     </w:p>
     <w:p>
       <w:r>
@@ -8999,9 +9166,11 @@
       <w:pPr>
         <w:pStyle w:val="Heading3"/>
       </w:pPr>
+      <w:bookmarkStart w:id="5063" w:name="_Toc9000019"/>
       <w:r>
         <w:t xml:space="preserve">Налог и профил</w:t>
       </w:r>
+      <w:bookmarkEnd w:id="5063"/>
     </w:p>
     <w:p>
       <w:pPr>
@@ -9047,9 +9216,11 @@
       <w:pPr>
         <w:pStyle w:val="Heading3"/>
       </w:pPr>
+      <w:bookmarkStart w:id="5064" w:name="_Toc9000020"/>
       <w:r>
         <w:t xml:space="preserve">Лични трошкови, категорије и буџети</w:t>
       </w:r>
+      <w:bookmarkEnd w:id="5064"/>
     </w:p>
     <w:p>
       <w:pPr>
@@ -9064,7 +9235,7 @@
         <w:pStyle w:val="Nabrajanje"/>
       </w:pPr>
       <w:r>
-        <w:t xml:space="preserve">Претрага и филтрирање трошкова по тексту, категорији, периоду и износу, уз сортирање и страничење.</w:t>
+        <w:t xml:space="preserve">Претрага и филтрирање трошкова по тексту, категорији, периоду и износу, уз сортирање и приказ по страницама (пагинацију).</w:t>
       </w:r>
     </w:p>
     <w:p>
@@ -9095,9 +9266,11 @@
       <w:pPr>
         <w:pStyle w:val="Heading3"/>
       </w:pPr>
+      <w:bookmarkStart w:id="5065" w:name="_Toc9000021"/>
       <w:r>
         <w:t xml:space="preserve">Аналитика и извјештаји</w:t>
       </w:r>
+      <w:bookmarkEnd w:id="5065"/>
     </w:p>
     <w:p>
       <w:pPr>
@@ -9135,9 +9308,11 @@
       <w:pPr>
         <w:pStyle w:val="Heading3"/>
       </w:pPr>
+      <w:bookmarkStart w:id="5066" w:name="_Toc9000022"/>
       <w:r>
         <w:t xml:space="preserve">Групе и групни трошкови</w:t>
       </w:r>
+      <w:bookmarkEnd w:id="5066"/>
     </w:p>
     <w:p>
       <w:pPr>
@@ -9184,16 +9359,18 @@
         <w:pStyle w:val="Nabrajanje"/>
       </w:pPr>
       <w:r>
-        <w:t xml:space="preserve">Фотографија рачуна и коментари на групном трошку, претрага и страничење трошкова групе.</w:t>
+        <w:t xml:space="preserve">Фотографија рачуна и коментари на групном трошку, претрага трошкова групе и њихов приказ по страницама.</w:t>
       </w:r>
     </w:p>
     <w:p>
       <w:pPr>
         <w:pStyle w:val="Heading3"/>
       </w:pPr>
+      <w:bookmarkStart w:id="5067" w:name="_Toc9000023"/>
       <w:r>
         <w:t xml:space="preserve">Салда и поравнање дугова</w:t>
       </w:r>
+      <w:bookmarkEnd w:id="5067"/>
     </w:p>
     <w:p>
       <w:pPr>
@@ -9239,9 +9416,11 @@
       <w:pPr>
         <w:pStyle w:val="Heading3"/>
       </w:pPr>
+      <w:bookmarkStart w:id="5068" w:name="_Toc9000024"/>
       <w:r>
         <w:t xml:space="preserve">Обавјештења</w:t>
       </w:r>
+      <w:bookmarkEnd w:id="5068"/>
     </w:p>
     <w:p>
       <w:pPr>
@@ -9263,16 +9442,18 @@
       <w:pPr>
         <w:pStyle w:val="Heading3"/>
       </w:pPr>
+      <w:bookmarkStart w:id="5069" w:name="_Toc9000025"/>
       <w:r>
         <w:t xml:space="preserve">Администрација</w:t>
       </w:r>
+      <w:bookmarkEnd w:id="5069"/>
     </w:p>
     <w:p>
       <w:pPr>
         <w:pStyle w:val="Nabrajanje"/>
       </w:pPr>
       <w:r>
-        <w:t xml:space="preserve">Претрага корисника уз страничење и филтрирање, блокирање и одблокирање. Блокиран корисник губи приступ одмах, и са већ издатим токенима.</w:t>
+        <w:t xml:space="preserve">Претрага и филтрирање корисника, уз приказ по страницама, блокирање и одблокирање. Блокиран корисник губи приступ одмах, и са већ издатим токенима.</w:t>
       </w:r>
     </w:p>
     <w:p>
@@ -9280,7 +9461,7 @@
         <w:pStyle w:val="Nabrajanje"/>
       </w:pPr>
       <w:r>
-        <w:t xml:space="preserve">Контролна табла са статистиком система и ревизијски дневник кључних акција, уз претрагу и страничење.</w:t>
+        <w:t xml:space="preserve">Контролна табла са статистиком система и ревизијски дневник кључних акција, уз претрагу и приказ по страницама.</w:t>
       </w:r>
     </w:p>
     <w:p>
@@ -9295,9 +9476,11 @@
       <w:pPr>
         <w:pStyle w:val="Heading2"/>
       </w:pPr>
+      <w:bookmarkStart w:id="5070" w:name="_Toc9000026"/>
       <w:r>
         <w:t xml:space="preserve">Нефункционални захтјеви</w:t>
       </w:r>
+      <w:bookmarkEnd w:id="5070"/>
     </w:p>
     <w:p>
       <w:r>
@@ -9329,7 +9512,7 @@
         <w:t xml:space="preserve">Перформансе.</w:t>
       </w:r>
       <w:r>
-        <w:t xml:space="preserve"> Листе се страниче, а агрегати за аналитику рачунају се на серверу. Категорије, аналитика и салда група се кеширају, уз аутоматско поништавање при свакој измјени података од којих зависе. Понашање система под оптерећењем провјерено је тестовима описаним у петом поглављу.</w:t>
+        <w:t xml:space="preserve"> Листе се приказују по страницама, а агрегати за аналитику рачунају се на серверу. Категорије, аналитика и салда група се кеширају, уз аутоматско поништавање при свакој измјени података од којих зависе. Понашање система под оптерећењем провјерено је тестовима описаним у петом поглављу.</w:t>
       </w:r>
     </w:p>
     <w:p>
@@ -9358,9 +9541,11 @@
       <w:pPr>
         <w:pStyle w:val="Heading2"/>
       </w:pPr>
+      <w:bookmarkStart w:id="5071" w:name="_Toc9000027"/>
       <w:r>
         <w:t xml:space="preserve">Случајеви коришћења</w:t>
       </w:r>
+      <w:bookmarkEnd w:id="5071"/>
     </w:p>
     <w:p>
       <w:r>
@@ -9476,6 +9661,7 @@
       <w:pPr>
         <w:pStyle w:val="Caption"/>
       </w:pPr>
+      <w:bookmarkStart w:id="5072" w:name="_Toc9000028"/>
       <w:r>
         <w:t xml:space="preserve">Слика </w:t>
       </w:r>
@@ -9502,6 +9688,7 @@
       <w:r>
         <w:t xml:space="preserve">: Случајеви коришћења: налог, лични трошкови и администрација.</w:t>
       </w:r>
+      <w:bookmarkEnd w:id="5072"/>
     </w:p>
     <w:p xmlns:a="http://schemas.openxmlformats.org/drawingml/2006/main" xmlns:pic="http://schemas.openxmlformats.org/drawingml/2006/picture">
       <w:pPr>
@@ -9549,6 +9736,7 @@
       <w:pPr>
         <w:pStyle w:val="Caption"/>
       </w:pPr>
+      <w:bookmarkStart w:id="5073" w:name="_Toc9000029"/>
       <w:r>
         <w:t xml:space="preserve">Слика </w:t>
       </w:r>
@@ -9575,6 +9763,7 @@
       <w:r>
         <w:t xml:space="preserve">: Случајеви коришћења: групе и поравнање дугова.</w:t>
       </w:r>
+      <w:bookmarkEnd w:id="5073"/>
     </w:p>
     <w:p>
       <w:r>
@@ -9626,7 +9815,9 @@
     <w:p>
       <w:pPr>
         <w:pStyle w:val="Natpisiznad"/>
-      </w:pPr>
+        <w:keepNext/>
+      </w:pPr>
+      <w:bookmarkStart w:id="5074" w:name="_Toc9000030"/>
       <w:r>
         <w:t xml:space="preserve">Табела </w:t>
       </w:r>
@@ -9653,6 +9844,7 @@
       <w:r>
         <w:t xml:space="preserve">: Случај коришћења „Унос групног трошка“.</w:t>
       </w:r>
+      <w:bookmarkEnd w:id="5074"/>
     </w:p>
     <w:tbl>
       <w:tblPr>
@@ -9684,6 +9876,7 @@
           <w:p>
             <w:pPr>
               <w:pStyle w:val="Tabelazaglavlje"/>
+              <w:keepNext/>
             </w:pPr>
             <w:r>
               <w:t xml:space="preserve">Ставка</w:t>
@@ -9697,6 +9890,7 @@
           <w:p>
             <w:pPr>
               <w:pStyle w:val="Tabelazaglavlje"/>
+              <w:keepNext/>
             </w:pPr>
             <w:r>
               <w:t xml:space="preserve">Опис</w:t>
@@ -9716,6 +9910,7 @@
           <w:p>
             <w:pPr>
               <w:pStyle w:val="Tabelatekst"/>
+              <w:keepNext/>
             </w:pPr>
             <w:r>
               <w:t xml:space="preserve">Актер</w:t>
@@ -9729,6 +9924,7 @@
           <w:p>
             <w:pPr>
               <w:pStyle w:val="Tabelatekst"/>
+              <w:keepNext/>
             </w:pPr>
             <w:r>
               <w:t xml:space="preserve">Члан групе</w:t>
@@ -9748,6 +9944,7 @@
           <w:p>
             <w:pPr>
               <w:pStyle w:val="Tabelatekst"/>
+              <w:keepNext/>
             </w:pPr>
             <w:r>
               <w:t xml:space="preserve">Предуслов</w:t>
@@ -9761,6 +9958,7 @@
           <w:p>
             <w:pPr>
               <w:pStyle w:val="Tabelatekst"/>
+              <w:keepNext/>
             </w:pPr>
             <w:r>
               <w:t xml:space="preserve">Корисник је пријављен и члан је групе која има бар још једног члана.</w:t>
@@ -9780,6 +9978,7 @@
           <w:p>
             <w:pPr>
               <w:pStyle w:val="Tabelatekst"/>
+              <w:keepNext/>
             </w:pPr>
             <w:r>
               <w:t xml:space="preserve">Основни ток</w:t>
@@ -9793,6 +9992,7 @@
           <w:p>
             <w:pPr>
               <w:pStyle w:val="Tabelatekst"/>
+              <w:keepNext/>
             </w:pPr>
             <w:r>
               <w:t xml:space="preserve">1. Члан отвара групу и бира унос новог трошка.</w:t>
@@ -9801,6 +10001,7 @@
           <w:p>
             <w:pPr>
               <w:pStyle w:val="Tabelatekst"/>
+              <w:keepNext/>
             </w:pPr>
             <w:r>
               <w:t xml:space="preserve">2. Уноси износ, валуту, опис, датум и категорију, бира ко је платио и ко учествује.</w:t>
@@ -9809,6 +10010,7 @@
           <w:p>
             <w:pPr>
               <w:pStyle w:val="Tabelatekst"/>
+              <w:keepNext/>
             </w:pPr>
             <w:r>
               <w:t xml:space="preserve">3. Бира модел подјеле и, по потреби, уноси проценте или износе по учеснику.</w:t>
@@ -9817,6 +10019,7 @@
           <w:p>
             <w:pPr>
               <w:pStyle w:val="Tabelatekst"/>
+              <w:keepNext/>
             </w:pPr>
             <w:r>
               <w:t xml:space="preserve">4. Систем провјерава податке, укључујући збир процената, односно износа.</w:t>
@@ -9825,6 +10028,7 @@
           <w:p>
             <w:pPr>
               <w:pStyle w:val="Tabelatekst"/>
+              <w:keepNext/>
             </w:pPr>
             <w:r>
               <w:t xml:space="preserve">5. Систем у једној трансакцији снима трошак и удјеле и брише застарјеле приједлоге поравнања.</w:t>
@@ -9833,6 +10037,7 @@
           <w:p>
             <w:pPr>
               <w:pStyle w:val="Tabelatekst"/>
+              <w:keepNext/>
             </w:pPr>
             <w:r>
               <w:t xml:space="preserve">6. Учесници добијају обавјештење, а салда групе су ажурирана.</w:t>
@@ -9852,6 +10057,7 @@
           <w:p>
             <w:pPr>
               <w:pStyle w:val="Tabelatekst"/>
+              <w:keepNext/>
             </w:pPr>
             <w:r>
               <w:t xml:space="preserve">Алтернативни токови</w:t>
@@ -9865,6 +10071,7 @@
           <w:p>
             <w:pPr>
               <w:pStyle w:val="Tabelatekst"/>
+              <w:keepNext/>
             </w:pPr>
             <w:r>
               <w:t xml:space="preserve">4а. Збир процената или износа није исправан: систем одбија унос и наводи разлог.</w:t>
@@ -9873,6 +10080,7 @@
           <w:p>
             <w:pPr>
               <w:pStyle w:val="Tabelatekst"/>
+              <w:keepNext/>
             </w:pPr>
             <w:r>
               <w:t xml:space="preserve">4б. Трошак је у другој валути: систем га претвара у валуту групе по курсу на дан уноса; ако курс није доступан, трошак се не снима.</w:t>
@@ -9881,6 +10089,7 @@
           <w:p>
             <w:pPr>
               <w:pStyle w:val="Tabelatekst"/>
+              <w:keepNext/>
             </w:pPr>
             <w:r>
               <w:t xml:space="preserve">5а. Други члан је истовремено измијенио исте податке: систем враћа конфликт и тражи освјежавање.</w:t>
@@ -9929,7 +10138,9 @@
     <w:p>
       <w:pPr>
         <w:pStyle w:val="Natpisiznad"/>
-      </w:pPr>
+        <w:keepNext/>
+      </w:pPr>
+      <w:bookmarkStart w:id="5075" w:name="_Toc9000031"/>
       <w:r>
         <w:t xml:space="preserve">Табела </w:t>
       </w:r>
@@ -9956,6 +10167,7 @@
       <w:r>
         <w:t xml:space="preserve">: Случај коришћења „Плаћање поравнања картицом“.</w:t>
       </w:r>
+      <w:bookmarkEnd w:id="5075"/>
     </w:p>
     <w:tbl>
       <w:tblPr>
@@ -9987,6 +10199,7 @@
           <w:p>
             <w:pPr>
               <w:pStyle w:val="Tabelazaglavlje"/>
+              <w:keepNext/>
             </w:pPr>
             <w:r>
               <w:t xml:space="preserve">Ставка</w:t>
@@ -10000,6 +10213,7 @@
           <w:p>
             <w:pPr>
               <w:pStyle w:val="Tabelazaglavlje"/>
+              <w:keepNext/>
             </w:pPr>
             <w:r>
               <w:t xml:space="preserve">Опис</w:t>
@@ -10019,6 +10233,7 @@
           <w:p>
             <w:pPr>
               <w:pStyle w:val="Tabelatekst"/>
+              <w:keepNext/>
             </w:pPr>
             <w:r>
               <w:t xml:space="preserve">Актери</w:t>
@@ -10032,6 +10247,7 @@
           <w:p>
             <w:pPr>
               <w:pStyle w:val="Tabelatekst"/>
+              <w:keepNext/>
             </w:pPr>
             <w:r>
               <w:t xml:space="preserve">Дужник (члан групе), симулатор плаћања</w:t>
@@ -10051,6 +10267,7 @@
           <w:p>
             <w:pPr>
               <w:pStyle w:val="Tabelatekst"/>
+              <w:keepNext/>
             </w:pPr>
             <w:r>
               <w:t xml:space="preserve">Предуслов</w:t>
@@ -10064,6 +10281,7 @@
           <w:p>
             <w:pPr>
               <w:pStyle w:val="Tabelatekst"/>
+              <w:keepNext/>
             </w:pPr>
             <w:r>
               <w:t xml:space="preserve">Постоји приједлог поравнања у коме је корисник дужник, а корисник има сачувану картицу.</w:t>
@@ -10083,6 +10301,7 @@
           <w:p>
             <w:pPr>
               <w:pStyle w:val="Tabelatekst"/>
+              <w:keepNext/>
             </w:pPr>
             <w:r>
               <w:t xml:space="preserve">Основни ток</w:t>
@@ -10096,6 +10315,7 @@
           <w:p>
             <w:pPr>
               <w:pStyle w:val="Tabelatekst"/>
+              <w:keepNext/>
             </w:pPr>
             <w:r>
               <w:t xml:space="preserve">1. Дужник бира поравнање и сачувану картицу.</w:t>
@@ -10104,6 +10324,7 @@
           <w:p>
             <w:pPr>
               <w:pStyle w:val="Tabelatekst"/>
+              <w:keepNext/>
             </w:pPr>
             <w:r>
               <w:t xml:space="preserve">2. Систем креира плаћање у стању „на чекању“ и шаље захтјев симулатору са кључем идемпотентности.</w:t>
@@ -10112,6 +10333,7 @@
           <w:p>
             <w:pPr>
               <w:pStyle w:val="Tabelatekst"/>
+              <w:keepNext/>
             </w:pPr>
             <w:r>
               <w:t xml:space="preserve">3. Симулатор прихвата захтјев и, послије кратке обраде, наплаћује картицу.</w:t>
@@ -10120,6 +10342,7 @@
           <w:p>
             <w:pPr>
               <w:pStyle w:val="Tabelatekst"/>
+              <w:keepNext/>
             </w:pPr>
             <w:r>
               <w:t xml:space="preserve">4. Симулатор шаље потписано обавјештење о исходу.</w:t>
@@ -10128,6 +10351,7 @@
           <w:p>
             <w:pPr>
               <w:pStyle w:val="Tabelatekst"/>
+              <w:keepNext/>
             </w:pPr>
             <w:r>
               <w:t xml:space="preserve">5. Систем провјерава потпис, биљежи обавјештење као обрађено, означава плаћање као успјешно, а поравнање као измирено.</w:t>
@@ -10136,6 +10360,7 @@
           <w:p>
             <w:pPr>
               <w:pStyle w:val="Tabelatekst"/>
+              <w:keepNext/>
             </w:pPr>
             <w:r>
               <w:t xml:space="preserve">6. Дужник и повјерилац добијају обавјештење, а салда су ажурирана.</w:t>
@@ -10155,6 +10380,7 @@
           <w:p>
             <w:pPr>
               <w:pStyle w:val="Tabelatekst"/>
+              <w:keepNext/>
             </w:pPr>
             <w:r>
               <w:t xml:space="preserve">Алтернативни токови</w:t>
@@ -10168,6 +10394,7 @@
           <w:p>
             <w:pPr>
               <w:pStyle w:val="Tabelatekst"/>
+              <w:keepNext/>
             </w:pPr>
             <w:r>
               <w:t xml:space="preserve">3а. Картица је одбијена: плаћање је неуспјешно, поравнање остаје неизмирено, а дужник може покушати поново.</w:t>
@@ -10176,6 +10403,7 @@
           <w:p>
             <w:pPr>
               <w:pStyle w:val="Tabelatekst"/>
+              <w:keepNext/>
             </w:pPr>
             <w:r>
               <w:t xml:space="preserve">4а. Исто обавјештење стигне више пута: обрађује се само једном.</w:t>
@@ -10184,6 +10412,7 @@
           <w:p>
             <w:pPr>
               <w:pStyle w:val="Tabelatekst"/>
+              <w:keepNext/>
             </w:pPr>
             <w:r>
               <w:t xml:space="preserve">1а. Два истовремена покушаја плаћања истог поравнања: само један може успјети.</w:t>
@@ -10233,9 +10462,11 @@
       <w:pPr>
         <w:pStyle w:val="Heading2"/>
       </w:pPr>
+      <w:bookmarkStart w:id="5076" w:name="_Toc9000032"/>
       <w:r>
         <w:t xml:space="preserve">Модел података</w:t>
       </w:r>
+      <w:bookmarkEnd w:id="5076"/>
     </w:p>
     <w:p>
       <w:r>
@@ -10332,7 +10563,7 @@
         <w:rPr>
           <w:noProof/>
         </w:rPr>
-        <w:t xml:space="preserve">18</w:t>
+        <w:t xml:space="preserve">20</w:t>
       </w:r>
       <w:r>
         <w:fldChar w:fldCharType="end"/>
@@ -10387,6 +10618,7 @@
       <w:pPr>
         <w:pStyle w:val="Caption"/>
       </w:pPr>
+      <w:bookmarkStart w:id="5077" w:name="_Toc9000033"/>
       <w:r>
         <w:t xml:space="preserve">Слика </w:t>
       </w:r>
@@ -10413,6 +10645,7 @@
       <w:r>
         <w:t xml:space="preserve">: Модел података: корисници и личне финансије.</w:t>
       </w:r>
+      <w:bookmarkEnd w:id="5077"/>
     </w:p>
     <w:p xmlns:a="http://schemas.openxmlformats.org/drawingml/2006/main" xmlns:pic="http://schemas.openxmlformats.org/drawingml/2006/picture">
       <w:pPr>
@@ -10460,6 +10693,7 @@
       <w:pPr>
         <w:pStyle w:val="Caption"/>
       </w:pPr>
+      <w:bookmarkStart w:id="5078" w:name="_Toc9000034"/>
       <w:r>
         <w:t xml:space="preserve">Слика </w:t>
       </w:r>
@@ -10486,6 +10720,7 @@
       <w:r>
         <w:t xml:space="preserve">: Модел података: групе, поравнање и плаћање (класе User и Category приказане су на слици 3).</w:t>
       </w:r>
+      <w:bookmarkEnd w:id="5078"/>
     </w:p>
     <w:p>
       <w:r>
@@ -10550,6 +10785,9 @@
       </w:r>
     </w:p>
     <w:p>
+      <w:pPr>
+        <w:keepNext/>
+      </w:pPr>
       <w:r>
         <w:t xml:space="preserve">Ентитети се могу подијелити у четири цјелине:</w:t>
       </w:r>
@@ -10840,11 +11078,13 @@
       <w:pPr>
         <w:pStyle w:val="Heading1"/>
       </w:pPr>
+      <w:bookmarkStart w:id="5079" w:name="_Toc9000035"/>
       <w:bookmarkStart w:id="8" w:name="_Toc239973925"/>
       <w:r>
         <w:t>Имплементација система</w:t>
       </w:r>
       <w:bookmarkEnd w:id="8"/>
+      <w:bookmarkEnd w:id="5079"/>
     </w:p>
     <w:p>
       <w:r>
@@ -10855,9 +11095,11 @@
       <w:pPr>
         <w:pStyle w:val="Heading2"/>
       </w:pPr>
+      <w:bookmarkStart w:id="5080" w:name="_Toc9000036"/>
       <w:r>
         <w:t xml:space="preserve">Архитектура рјешења</w:t>
       </w:r>
+      <w:bookmarkEnd w:id="5080"/>
     </w:p>
     <w:p>
       <w:r>
@@ -10940,6 +11182,7 @@
       <w:pPr>
         <w:pStyle w:val="Caption"/>
       </w:pPr>
+      <w:bookmarkStart w:id="5081" w:name="_Toc9000037"/>
       <w:r>
         <w:t xml:space="preserve">Слика </w:t>
       </w:r>
@@ -10966,6 +11209,7 @@
       <w:r>
         <w:t xml:space="preserve">: Компоненте система и њихова комуникација.</w:t>
       </w:r>
+      <w:bookmarkEnd w:id="5081"/>
     </w:p>
     <w:p>
       <w:r>
@@ -11098,6 +11342,7 @@
       <w:pPr>
         <w:pStyle w:val="Caption"/>
       </w:pPr>
+      <w:bookmarkStart w:id="5082" w:name="_Toc9000038"/>
       <w:r>
         <w:t xml:space="preserve">Слика </w:t>
       </w:r>
@@ -11124,6 +11369,7 @@
       <w:r>
         <w:t xml:space="preserve">: Слојеви серверског дијела и зависности између њих.</w:t>
       </w:r>
+      <w:bookmarkEnd w:id="5082"/>
     </w:p>
     <w:p>
       <w:r>
@@ -11175,9 +11421,11 @@
       <w:pPr>
         <w:pStyle w:val="Heading2"/>
       </w:pPr>
+      <w:bookmarkStart w:id="5083" w:name="_Toc9000039"/>
       <w:r>
         <w:t xml:space="preserve">Аутентификација и ауторизација</w:t>
       </w:r>
+      <w:bookmarkEnd w:id="5083"/>
     </w:p>
     <w:p>
       <w:r>
@@ -11473,6 +11721,7 @@
       <w:pPr>
         <w:pStyle w:val="Caption"/>
       </w:pPr>
+      <w:bookmarkStart w:id="5084" w:name="_Toc9000040"/>
       <w:r>
         <w:t xml:space="preserve">Листинг </w:t>
       </w:r>
@@ -11499,6 +11748,7 @@
       <w:r>
         <w:t xml:space="preserve">: Обнова сесије са ротацијом токена (IdentityService.RefreshAsync, скраћено).</w:t>
       </w:r>
+      <w:bookmarkEnd w:id="5084"/>
     </w:p>
     <w:p>
       <w:r>
@@ -11546,13 +11796,15 @@
       <w:pPr>
         <w:pStyle w:val="Heading2"/>
       </w:pPr>
+      <w:bookmarkStart w:id="5085" w:name="_Toc9000041"/>
       <w:r>
         <w:t xml:space="preserve">Лични трошкови, буџети и аналитика</w:t>
       </w:r>
-    </w:p>
-    <w:p>
-      <w:r>
-        <w:t xml:space="preserve">Листа личних трошкова се странича на серверу и филтрира по тексту, категорији, периоду, износу и понављању, уз сортирање. Претрага по тексту користи SQL оператор LIKE, при чему се знакови </w:t>
+      <w:bookmarkEnd w:id="5085"/>
+    </w:p>
+    <w:p>
+      <w:r>
+        <w:t xml:space="preserve">Листа личних трошкова се на серверу дијели на странице и филтрира по тексту, категорији, периоду, износу и понављању, уз сортирање. Претрага по тексту користи SQL оператор LIKE, при чему се знакови </w:t>
       </w:r>
       <w:r>
         <w:rPr>
@@ -11640,6 +11892,7 @@
       <w:pPr>
         <w:pStyle w:val="Caption"/>
       </w:pPr>
+      <w:bookmarkStart w:id="5086" w:name="_Toc9000042"/>
       <w:r>
         <w:t xml:space="preserve">Слика </w:t>
       </w:r>
@@ -11666,6 +11919,7 @@
       <w:r>
         <w:t xml:space="preserve">: Листа личних трошкова са филтерима.</w:t>
       </w:r>
+      <w:bookmarkEnd w:id="5086"/>
     </w:p>
     <w:p>
       <w:pPr>
@@ -11683,6 +11937,7 @@
       <w:pPr>
         <w:pStyle w:val="Caption"/>
       </w:pPr>
+      <w:bookmarkStart w:id="5087" w:name="_Toc9000043"/>
       <w:r>
         <w:t xml:space="preserve">Слика </w:t>
       </w:r>
@@ -11709,6 +11964,7 @@
       <w:r>
         <w:t xml:space="preserve">: Унос личног трошка са локацијом на мапи и фотографијом рачуна.</w:t>
       </w:r>
+      <w:bookmarkEnd w:id="5087"/>
     </w:p>
     <w:p>
       <w:r>
@@ -11807,6 +12063,7 @@
       <w:pPr>
         <w:pStyle w:val="Caption"/>
       </w:pPr>
+      <w:bookmarkStart w:id="5088" w:name="_Toc9000044"/>
       <w:r>
         <w:t xml:space="preserve">Слика </w:t>
       </w:r>
@@ -11833,14 +12090,17 @@
       <w:r>
         <w:t xml:space="preserve">: Аналитика потрошње: графикон, расподјела по категоријама и мапа.</w:t>
       </w:r>
+      <w:bookmarkEnd w:id="5088"/>
     </w:p>
     <w:p>
       <w:pPr>
         <w:pStyle w:val="Heading2"/>
       </w:pPr>
+      <w:bookmarkStart w:id="5089" w:name="_Toc9000045"/>
       <w:r>
         <w:t xml:space="preserve">Групе и подјела трошкова</w:t>
       </w:r>
+      <w:bookmarkEnd w:id="5089"/>
     </w:p>
     <w:p>
       <w:r>
@@ -12035,6 +12295,7 @@
       <w:pPr>
         <w:pStyle w:val="Caption"/>
       </w:pPr>
+      <w:bookmarkStart w:id="5090" w:name="_Toc9000046"/>
       <w:r>
         <w:t xml:space="preserve">Листинг </w:t>
       </w:r>
@@ -12061,6 +12322,7 @@
       <w:r>
         <w:t xml:space="preserve">: Једнака подјела трошка (ExpenseSplitCalculator).</w:t>
       </w:r>
+      <w:bookmarkEnd w:id="5090"/>
     </w:p>
     <w:p>
       <w:r>
@@ -12130,6 +12392,7 @@
       <w:pPr>
         <w:pStyle w:val="Caption"/>
       </w:pPr>
+      <w:bookmarkStart w:id="5091" w:name="_Toc9000047"/>
       <w:r>
         <w:t xml:space="preserve">Слика </w:t>
       </w:r>
@@ -12156,6 +12419,7 @@
       <w:r>
         <w:t xml:space="preserve">: Страница групе: салда чланова и листа трошкова.</w:t>
       </w:r>
+      <w:bookmarkEnd w:id="5091"/>
     </w:p>
     <w:p>
       <w:pPr>
@@ -12173,6 +12437,7 @@
       <w:pPr>
         <w:pStyle w:val="Caption"/>
       </w:pPr>
+      <w:bookmarkStart w:id="5092" w:name="_Toc9000048"/>
       <w:r>
         <w:t xml:space="preserve">Слика </w:t>
       </w:r>
@@ -12199,14 +12464,17 @@
       <w:r>
         <w:t xml:space="preserve">: Унос групног трошка у страној валути, уз подјелу тачним износима.</w:t>
       </w:r>
+      <w:bookmarkEnd w:id="5092"/>
     </w:p>
     <w:p>
       <w:pPr>
         <w:pStyle w:val="Heading2"/>
       </w:pPr>
+      <w:bookmarkStart w:id="5093" w:name="_Toc9000049"/>
       <w:r>
         <w:t xml:space="preserve">Поједностављивање дугова</w:t>
       </w:r>
+      <w:bookmarkEnd w:id="5093"/>
     </w:p>
     <w:p>
       <w:r>
@@ -12431,6 +12699,7 @@
       <w:pPr>
         <w:pStyle w:val="Caption"/>
       </w:pPr>
+      <w:bookmarkStart w:id="5094" w:name="_Toc9000050"/>
       <w:r>
         <w:t xml:space="preserve">Листинг </w:t>
       </w:r>
@@ -12457,6 +12726,7 @@
       <w:r>
         <w:t xml:space="preserve">: Похлепни алгоритам поравнања (DebtSimplifier.SimplifyGreedy, главна петља).</w:t>
       </w:r>
+      <w:bookmarkEnd w:id="5094"/>
     </w:p>
     <w:p>
       <w:r>
@@ -12718,6 +12988,7 @@
       <w:pPr>
         <w:pStyle w:val="Caption"/>
       </w:pPr>
+      <w:bookmarkStart w:id="5095" w:name="_Toc9000051"/>
       <w:r>
         <w:t xml:space="preserve">Листинг </w:t>
       </w:r>
@@ -12744,6 +13015,7 @@
       <w:r>
         <w:t xml:space="preserve">: Претрага са враћањем у тачном алгоритму (DebtSimplifier.Backtrack, скраћено).</w:t>
       </w:r>
+      <w:bookmarkEnd w:id="5095"/>
     </w:p>
     <w:p>
       <w:r>
@@ -12754,9 +13026,11 @@
       <w:pPr>
         <w:pStyle w:val="Heading2"/>
       </w:pPr>
+      <w:bookmarkStart w:id="5096" w:name="_Toc9000052"/>
       <w:r>
         <w:t xml:space="preserve">Поравнање путем QR кода и симулатор плаћања</w:t>
       </w:r>
+      <w:bookmarkEnd w:id="5096"/>
     </w:p>
     <w:p>
       <w:r>
@@ -13008,6 +13282,7 @@
       <w:pPr>
         <w:pStyle w:val="Caption"/>
       </w:pPr>
+      <w:bookmarkStart w:id="5097" w:name="_Toc9000053"/>
       <w:r>
         <w:t xml:space="preserve">Листинг </w:t>
       </w:r>
@@ -13034,6 +13309,7 @@
       <w:r>
         <w:t xml:space="preserve">: Састављање садржаја QR кода (IpsQrCodec.Build).</w:t>
       </w:r>
+      <w:bookmarkEnd w:id="5097"/>
     </w:p>
     <w:p>
       <w:pPr>
@@ -13051,6 +13327,7 @@
       <w:pPr>
         <w:pStyle w:val="Caption"/>
       </w:pPr>
+      <w:bookmarkStart w:id="5098" w:name="_Toc9000054"/>
       <w:r>
         <w:t xml:space="preserve">Слика </w:t>
       </w:r>
@@ -13077,6 +13354,7 @@
       <w:r>
         <w:t xml:space="preserve">: Приједлози поравнања и QR код за уплату.</w:t>
       </w:r>
+      <w:bookmarkEnd w:id="5098"/>
     </w:p>
     <w:p>
       <w:r>
@@ -13173,6 +13451,7 @@
       <w:pPr>
         <w:pStyle w:val="Caption"/>
       </w:pPr>
+      <w:bookmarkStart w:id="5099" w:name="_Toc9000055"/>
       <w:r>
         <w:t xml:space="preserve">Слика </w:t>
       </w:r>
@@ -13199,6 +13478,7 @@
       <w:r>
         <w:t xml:space="preserve">: Плаћање поравнања картицом.</w:t>
       </w:r>
+      <w:bookmarkEnd w:id="5099"/>
     </w:p>
     <w:p>
       <w:r>
@@ -13421,6 +13701,7 @@
       <w:pPr>
         <w:pStyle w:val="Caption"/>
       </w:pPr>
+      <w:bookmarkStart w:id="5100" w:name="_Toc9000056"/>
       <w:r>
         <w:t xml:space="preserve">Листинг </w:t>
       </w:r>
@@ -13447,6 +13728,7 @@
       <w:r>
         <w:t xml:space="preserve">: Провјера потписа обавјештења (WebhookSignatureVerifier.IsValid, крај методе).</w:t>
       </w:r>
+      <w:bookmarkEnd w:id="5100"/>
     </w:p>
     <w:p>
       <w:pPr>
@@ -13464,6 +13746,7 @@
       <w:pPr>
         <w:pStyle w:val="Caption"/>
       </w:pPr>
+      <w:bookmarkStart w:id="5101" w:name="_Toc9000057"/>
       <w:r>
         <w:t xml:space="preserve">Слика </w:t>
       </w:r>
@@ -13490,14 +13773,17 @@
       <w:r>
         <w:t xml:space="preserve">: Плаћање поравнања сачуваном картицом.</w:t>
       </w:r>
+      <w:bookmarkEnd w:id="5101"/>
     </w:p>
     <w:p>
       <w:pPr>
         <w:pStyle w:val="Heading2"/>
       </w:pPr>
+      <w:bookmarkStart w:id="5102" w:name="_Toc9000058"/>
       <w:r>
         <w:t xml:space="preserve">Обавјештења у реалном времену</w:t>
       </w:r>
+      <w:bookmarkEnd w:id="5102"/>
     </w:p>
     <w:p>
       <w:r>
@@ -13573,6 +13859,7 @@
       <w:pPr>
         <w:pStyle w:val="Caption"/>
       </w:pPr>
+      <w:bookmarkStart w:id="5103" w:name="_Toc9000059"/>
       <w:r>
         <w:t xml:space="preserve">Слика </w:t>
       </w:r>
@@ -13599,14 +13886,17 @@
       <w:r>
         <w:t xml:space="preserve">: Обавјештења у апликацији.</w:t>
       </w:r>
+      <w:bookmarkEnd w:id="5103"/>
     </w:p>
     <w:p>
       <w:pPr>
         <w:pStyle w:val="Heading2"/>
       </w:pPr>
+      <w:bookmarkStart w:id="5104" w:name="_Toc9000060"/>
       <w:r>
         <w:t xml:space="preserve">Кеширање и конкурентни приступ подацима</w:t>
       </w:r>
+      <w:bookmarkEnd w:id="5104"/>
     </w:p>
     <w:p>
       <w:r>
@@ -13795,6 +14085,7 @@
       <w:pPr>
         <w:pStyle w:val="Caption"/>
       </w:pPr>
+      <w:bookmarkStart w:id="5105" w:name="_Toc9000061"/>
       <w:r>
         <w:t xml:space="preserve">Листинг </w:t>
       </w:r>
@@ -13821,6 +14112,7 @@
       <w:r>
         <w:t xml:space="preserve">: Кеширана салда групе (GroupLedgerExtensions).</w:t>
       </w:r>
+      <w:bookmarkEnd w:id="5105"/>
     </w:p>
     <w:p>
       <w:r>
@@ -14140,6 +14432,7 @@
       <w:pPr>
         <w:pStyle w:val="Caption"/>
       </w:pPr>
+      <w:bookmarkStart w:id="5106" w:name="_Toc9000062"/>
       <w:r>
         <w:t xml:space="preserve">Листинг </w:t>
       </w:r>
@@ -14166,14 +14459,17 @@
       <w:r>
         <w:t xml:space="preserve">: Понављање снимања при застарјелом брисању приједлога (UnitOfWork.SaveChangesAsync).</w:t>
       </w:r>
+      <w:bookmarkEnd w:id="5106"/>
     </w:p>
     <w:p>
       <w:pPr>
         <w:pStyle w:val="Heading2"/>
       </w:pPr>
+      <w:bookmarkStart w:id="5107" w:name="_Toc9000063"/>
       <w:r>
         <w:t xml:space="preserve">Администрација система</w:t>
       </w:r>
+      <w:bookmarkEnd w:id="5107"/>
     </w:p>
     <w:p>
       <w:r>
@@ -14186,7 +14482,7 @@
         <w:t xml:space="preserve">AdminUserSeeder</w:t>
       </w:r>
       <w:r>
-        <w:t xml:space="preserve"> креира администраторски налог са насумично генерисаном лозинком, коју уписује у датотеку, и означава да лозинку треба промијенити. Администратор претражује кориснике уз страничење и блокира их или одблокира; блокада дјелује одмах, захваљујући поништавању кешираног статуса налога.</w:t>
+        <w:t xml:space="preserve"> креира администраторски налог са насумично генерисаном лозинком, коју уписује у датотеку, и означава да лозинку треба промијенити. Администратор претражује кориснике, уз приказ по страницама, и блокира их или одблокира; блокада дјелује одмах, захваљујући поништавању кешираног статуса налога.</w:t>
       </w:r>
     </w:p>
     <w:p>
@@ -14212,7 +14508,7 @@
         <w:fldChar w:fldCharType="end"/>
       </w:r>
       <w:r>
-        <w:t xml:space="preserve">). Ови бројеви обухватају цијели систем, па се не поништавају при сваком снимању, него се кеширају највише два минута. Ревизијски дневник се претражује и странича.</w:t>
+        <w:t xml:space="preserve">). Ови бројеви обухватају цијели систем, па се не поништавају при сваком снимању, него се кеширају највише два минута. Ревизијски дневник се може претраживати и прегледати по страницама.</w:t>
       </w:r>
     </w:p>
     <w:p>
@@ -14231,6 +14527,7 @@
       <w:pPr>
         <w:pStyle w:val="Caption"/>
       </w:pPr>
+      <w:bookmarkStart w:id="5108" w:name="_Toc9000064"/>
       <w:r>
         <w:t xml:space="preserve">Слика </w:t>
       </w:r>
@@ -14257,6 +14554,7 @@
       <w:r>
         <w:t xml:space="preserve">: Контролна табла администратора.</w:t>
       </w:r>
+      <w:bookmarkEnd w:id="5108"/>
     </w:p>
     <w:p>
       <w:r>
@@ -14303,9 +14601,11 @@
       <w:pPr>
         <w:pStyle w:val="Heading2"/>
       </w:pPr>
+      <w:bookmarkStart w:id="5109" w:name="_Toc9000065"/>
       <w:r>
         <w:t xml:space="preserve">Веб апликација</w:t>
       </w:r>
+      <w:bookmarkEnd w:id="5109"/>
     </w:p>
     <w:p>
       <w:r>
@@ -14349,6 +14649,7 @@
       <w:pPr>
         <w:pStyle w:val="Caption"/>
       </w:pPr>
+      <w:bookmarkStart w:id="5110" w:name="_Toc9000066"/>
       <w:r>
         <w:t xml:space="preserve">Слика </w:t>
       </w:r>
@@ -14375,6 +14676,7 @@
       <w:r>
         <w:t xml:space="preserve">: Почетна страна пријављеног корисника.</w:t>
       </w:r>
+      <w:bookmarkEnd w:id="5110"/>
     </w:p>
     <w:p>
       <w:r>
@@ -14614,6 +14916,7 @@
       <w:pPr>
         <w:pStyle w:val="Caption"/>
       </w:pPr>
+      <w:bookmarkStart w:id="5111" w:name="_Toc9000067"/>
       <w:r>
         <w:t xml:space="preserve">Листинг </w:t>
       </w:r>
@@ -14640,6 +14943,7 @@
       <w:r>
         <w:t xml:space="preserve">: Јединствена обнова сесије у веб апликацији (api/client.ts).</w:t>
       </w:r>
+      <w:bookmarkEnd w:id="5111"/>
     </w:p>
     <w:p>
       <w:r>
@@ -14673,91 +14977,4638 @@
       <w:pPr>
         <w:pStyle w:val="Heading1"/>
       </w:pPr>
+      <w:bookmarkStart w:id="5112" w:name="_Toc9000068"/>
       <w:r>
         <w:t xml:space="preserve">Тестирање и евалуација</w:t>
       </w:r>
-    </w:p>
-    <w:p>
-      <w:r>
-        <w:t xml:space="preserve">[Уводни пасус поглавља.]</w:t>
+      <w:bookmarkEnd w:id="5112"/>
+    </w:p>
+    <w:p>
+      <w:r>
+        <w:t xml:space="preserve">У овом поглављу приказано је тестирање система FairShare под оптерећењем. Описани су алат и окружење, сценарији тестирања, резултати за реалну мјешавину захтјева, ефекат кеширања, понашање при истовременим измјенама истих података и ограничење броја захтјева. На крају су наведене грешке које је тестирање открило, њихове исправке и ограничења спроведеног тестирања.</w:t>
       </w:r>
     </w:p>
     <w:p>
       <w:pPr>
         <w:pStyle w:val="Heading2"/>
       </w:pPr>
+      <w:bookmarkStart w:id="5113" w:name="_Toc9000069"/>
       <w:r>
         <w:t xml:space="preserve">Методологија и окружење</w:t>
       </w:r>
-    </w:p>
-    <w:p>
-      <w:r>
-        <w:t xml:space="preserve">[Текст.]</w:t>
+      <w:bookmarkEnd w:id="5113"/>
+    </w:p>
+    <w:p>
+      <w:r>
+        <w:t xml:space="preserve">Тестирање под оптерећењем (</w:t>
+      </w:r>
+      <w:r>
+        <w:rPr>
+          <w:i/>
+        </w:rPr>
+        <w:t xml:space="preserve">load testing</w:t>
+      </w:r>
+      <w:r>
+        <w:t xml:space="preserve">) провјерава како се систем понаша када му истовремено приступа велики број корисника: колико захтјева у секунди може да обради, колико дуго корисник чека на одговор и да ли под оптерећењем настају грешке. За тестирање је коришћен алат Locust, верзија 2.44.4, у коме се понашање корисника описује Python кодом. Locust покреће задати број виртуелних корисника. Сваки се пријави на један од тест налога и затим понавља акције стварног корисника, уз паузу између двије акције (</w:t>
+      </w:r>
+      <w:r>
+        <w:rPr>
+          <w:i/>
+        </w:rPr>
+        <w:t xml:space="preserve">think time</w:t>
+      </w:r>
+      <w:r>
+        <w:t xml:space="preserve">).</w:t>
+      </w:r>
+    </w:p>
+    <w:p>
+      <w:r>
+        <w:t xml:space="preserve">Мјерене су три величине: број обрађених захтјева у секунди (пропусност), вријеме одговора и удио неуспјешних захтјева. Вријеме одговора изражено је медијаном и перцентилима: p95 је вријеме за које је завршено 95 % захтјева, а p99 вријеме за које је завршено 99 % захтјева. Медијан показује типично искуство корисника, а високи перцентили најспорије захтјеве, који се у просјеку губе.</w:t>
+      </w:r>
+    </w:p>
+    <w:p>
+      <w:pPr>
+        <w:keepNext/>
+      </w:pPr>
+      <w:r>
+        <w:t xml:space="preserve">Тестови су спроведени у сљедећем окружењу:</w:t>
+      </w:r>
+    </w:p>
+    <w:p>
+      <w:pPr>
+        <w:pStyle w:val="Nabrajanje"/>
+      </w:pPr>
+      <w:r>
+        <w:rPr>
+          <w:b/>
+        </w:rPr>
+        <w:t xml:space="preserve">База података.</w:t>
+      </w:r>
+      <w:r>
+        <w:t xml:space="preserve"> Тестови уписују податке, па нису покретани над радном базом, него над њеном копијом, направљеном наредбом </w:t>
+      </w:r>
+      <w:r>
+        <w:rPr>
+          <w:rStyle w:val="Kod"/>
+        </w:rPr>
+        <w:t xml:space="preserve">CREATE DATABASE … TEMPLATE</w:t>
+      </w:r>
+      <w:r>
+        <w:t xml:space="preserve">. Радна база ни у једном тесту није мијењана.</w:t>
+      </w:r>
+    </w:p>
+    <w:p>
+      <w:pPr>
+        <w:pStyle w:val="Nabrajanje"/>
+      </w:pPr>
+      <w:r>
+        <w:rPr>
+          <w:b/>
+        </w:rPr>
+        <w:t xml:space="preserve">Серверски дио.</w:t>
+      </w:r>
+      <w:r>
+        <w:t xml:space="preserve"> API је покренут у режиму Release, без програма за отклањање грешака и са записивањем порука (</w:t>
+      </w:r>
+      <w:r>
+        <w:rPr>
+          <w:i/>
+        </w:rPr>
+        <w:t xml:space="preserve">logging</w:t>
+      </w:r>
+      <w:r>
+        <w:t xml:space="preserve">) само на нивоу упозорења. Исписивање сваког захтјева и SQL упита вишеструко би успорило API, па би се мјерио испис, а не апликација.</w:t>
+      </w:r>
+    </w:p>
+    <w:p>
+      <w:pPr>
+        <w:pStyle w:val="Nabrajanje"/>
+      </w:pPr>
+      <w:r>
+        <w:rPr>
+          <w:b/>
+        </w:rPr>
+        <w:t xml:space="preserve">Ограничење броја захтјева.</w:t>
+      </w:r>
+      <w:r>
+        <w:t xml:space="preserve"> Подешавањем </w:t>
+      </w:r>
+      <w:r>
+        <w:rPr>
+          <w:rStyle w:val="Kod"/>
+        </w:rPr>
+        <w:t xml:space="preserve">RateLimiting:Enabled=false</w:t>
+      </w:r>
+      <w:r>
+        <w:t xml:space="preserve"> искључено је у свим сценаријима осим оног који провјерава управо то ограничење. Сви виртуелни корисници долазе са исте адресе и дијеле исте налоге, па би се иначе мјерило ограничење, а не апликација.</w:t>
+      </w:r>
+    </w:p>
+    <w:p>
+      <w:pPr>
+        <w:pStyle w:val="Nabrajanje"/>
+      </w:pPr>
+      <w:r>
+        <w:rPr>
+          <w:b/>
+        </w:rPr>
+        <w:t xml:space="preserve">Кеш.</w:t>
+      </w:r>
+      <w:r>
+        <w:t xml:space="preserve"> Укључен је, осим у мјерењима без кеша, која користе подешавање </w:t>
+      </w:r>
+      <w:r>
+        <w:rPr>
+          <w:rStyle w:val="Kod"/>
+        </w:rPr>
+        <w:t xml:space="preserve">Caching:Enabled=false</w:t>
+      </w:r>
+      <w:r>
+        <w:t xml:space="preserve"> описано у четвртом поглављу. Оба подешавања задају се из командне линије за једно покретање, без измјене конфигурационе датотеке.</w:t>
+      </w:r>
+    </w:p>
+    <w:p>
+      <w:pPr>
+        <w:pStyle w:val="Nabrajanje"/>
+      </w:pPr>
+      <w:r>
+        <w:rPr>
+          <w:b/>
+        </w:rPr>
+        <w:t xml:space="preserve">Налози.</w:t>
+      </w:r>
+      <w:r>
+        <w:t xml:space="preserve"> Коришћено је седам демо налога, чланова истих демо група.</w:t>
+      </w:r>
+    </w:p>
+    <w:p>
+      <w:pPr>
+        <w:pStyle w:val="Nabrajanje"/>
+      </w:pPr>
+      <w:r>
+        <w:rPr>
+          <w:b/>
+        </w:rPr>
+        <w:t xml:space="preserve">Рачунар.</w:t>
+      </w:r>
+      <w:r>
+        <w:t xml:space="preserve"> Locust и API раде на истом рачунару и дијеле процесор, па су резултати конзервативни. [Процесор, радна меморија, верзија оперативног система Windows и верзија PostgreSQL-а.]</w:t>
+      </w:r>
+    </w:p>
+    <w:p>
+      <w:r>
+        <w:t xml:space="preserve">Сваки ниво оптерећења трајао је два минута, а највиши четири минута. Корисници су укључивани брзином од десет у секунди. Locust резултате снима у облику CSV и HTML датотека, а табеле и графикони у овом поглављу направљени су из CSV датотека.</w:t>
       </w:r>
     </w:p>
     <w:p>
       <w:pPr>
         <w:pStyle w:val="Heading2"/>
       </w:pPr>
+      <w:bookmarkStart w:id="5114" w:name="_Toc9000070"/>
       <w:r>
         <w:t xml:space="preserve">Сценарији тестирања</w:t>
       </w:r>
-    </w:p>
-    <w:p>
-      <w:r>
-        <w:t xml:space="preserve">[Текст.]</w:t>
+      <w:bookmarkEnd w:id="5114"/>
+    </w:p>
+    <w:p>
+      <w:r>
+        <w:t xml:space="preserve">Сценарији су написани као класе у датотеци </w:t>
+      </w:r>
+      <w:r>
+        <w:rPr>
+          <w:rStyle w:val="Kod"/>
+        </w:rPr>
+        <w:t xml:space="preserve">locustfile.py</w:t>
+      </w:r>
+      <w:r>
+        <w:t xml:space="preserve">, а заједнички дио (пријава, тест налози, подаци који се шаљу) у датотеци </w:t>
+      </w:r>
+      <w:r>
+        <w:rPr>
+          <w:rStyle w:val="Kod"/>
+        </w:rPr>
+        <w:t xml:space="preserve">fairshare_api.py</w:t>
+      </w:r>
+      <w:r>
+        <w:t xml:space="preserve">. Прије сваког теста скрипта </w:t>
+      </w:r>
+      <w:r>
+        <w:rPr>
+          <w:rStyle w:val="Kod"/>
+        </w:rPr>
+        <w:t xml:space="preserve">check.py</w:t>
+      </w:r>
+      <w:r>
+        <w:t xml:space="preserve"> провјерава да ли пријава и све руте исправно раде. Преглед сценарија дат је у табели </w:t>
+      </w:r>
+      <w:r>
+        <w:fldChar w:fldCharType="begin"/>
+      </w:r>
+      <w:r>
+        <w:instrText xml:space="preserve"> REF _Ref_tab_scen \h </w:instrText>
+      </w:r>
+      <w:r>
+        <w:fldChar w:fldCharType="separate"/>
+      </w:r>
+      <w:r>
+        <w:rPr>
+          <w:noProof/>
+        </w:rPr>
+        <w:t xml:space="preserve">7</w:t>
+      </w:r>
+      <w:r>
+        <w:fldChar w:fldCharType="end"/>
+      </w:r>
+      <w:r>
+        <w:t xml:space="preserve">.</w:t>
+      </w:r>
+    </w:p>
+    <w:p>
+      <w:pPr>
+        <w:pStyle w:val="Natpisiznad"/>
+        <w:keepNext/>
+      </w:pPr>
+      <w:bookmarkStart w:id="5115" w:name="_Toc9000071"/>
+      <w:r>
+        <w:t xml:space="preserve">Табела </w:t>
+      </w:r>
+      <w:bookmarkStart w:id="5034" w:name="_Ref_tab_scen"/>
+      <w:r>
+        <w:fldChar w:fldCharType="begin"/>
+      </w:r>
+      <w:r>
+        <w:instrText xml:space="preserve"> SEQ Табела \* ARABIC </w:instrText>
+      </w:r>
+      <w:r>
+        <w:fldChar w:fldCharType="separate"/>
+      </w:r>
+      <w:r>
+        <w:rPr>
+          <w:noProof/>
+        </w:rPr>
+        <w:t xml:space="preserve">7</w:t>
+      </w:r>
+      <w:r>
+        <w:fldChar w:fldCharType="end"/>
+      </w:r>
+      <w:bookmarkEnd w:id="5034"/>
+      <w:r>
+        <w:t xml:space="preserve">: Сценарији тестирања.</w:t>
+      </w:r>
+      <w:bookmarkEnd w:id="5115"/>
+    </w:p>
+    <w:tbl>
+      <w:tblPr>
+        <w:tblStyle w:val="TabelaFTN"/>
+        <w:tblW w:w="7994" w:type="dxa"/>
+        <w:jc w:val="center"/>
+        <w:tblLayout w:type="fixed"/>
+        <w:tblCellMar>
+          <w:top w:w="28" w:type="dxa"/>
+          <w:bottom w:w="28" w:type="dxa"/>
+        </w:tblCellMar>
+        <w:tblLook w:val="04A0" w:firstRow="1" w:lastRow="0" w:firstColumn="1" w:lastColumn="0" w:noHBand="0" w:noVBand="1"/>
+      </w:tblPr>
+      <w:tblGrid>
+        <w:gridCol w:w="1998"/>
+        <w:gridCol w:w="3757"/>
+        <w:gridCol w:w="879"/>
+        <w:gridCol w:w="1360"/>
+      </w:tblGrid>
+      <w:tr>
+        <w:trPr>
+          <w:cnfStyle w:val="100000000000" w:firstRow="1" w:lastRow="0" w:firstColumn="0" w:lastColumn="0" w:oddVBand="0" w:evenVBand="0" w:oddHBand="0" w:evenHBand="0" w:firstRowFirstColumn="0" w:firstRowLastColumn="0" w:lastRowFirstColumn="0" w:lastRowLastColumn="0"/>
+          <w:cantSplit/>
+          <w:tblHeader/>
+          <w:jc w:val="center"/>
+        </w:trPr>
+        <w:tc>
+          <w:tcPr>
+            <w:tcW w:w="1998" w:type="dxa"/>
+          </w:tcPr>
+          <w:p>
+            <w:pPr>
+              <w:pStyle w:val="Tabelazaglavlje"/>
+              <w:keepNext/>
+            </w:pPr>
+            <w:r>
+              <w:t xml:space="preserve">Сценарио</w:t>
+            </w:r>
+          </w:p>
+        </w:tc>
+        <w:tc>
+          <w:tcPr>
+            <w:tcW w:w="3757" w:type="dxa"/>
+          </w:tcPr>
+          <w:p>
+            <w:pPr>
+              <w:pStyle w:val="Tabelazaglavlje"/>
+              <w:keepNext/>
+            </w:pPr>
+            <w:r>
+              <w:t xml:space="preserve">Понашање виртуелног корисника</w:t>
+            </w:r>
+          </w:p>
+        </w:tc>
+        <w:tc>
+          <w:tcPr>
+            <w:tcW w:w="879" w:type="dxa"/>
+          </w:tcPr>
+          <w:p>
+            <w:pPr>
+              <w:pStyle w:val="Tabelazaglavlje"/>
+              <w:keepNext/>
+            </w:pPr>
+            <w:r>
+              <w:t xml:space="preserve">Пауза</w:t>
+            </w:r>
+          </w:p>
+        </w:tc>
+        <w:tc>
+          <w:tcPr>
+            <w:tcW w:w="1360" w:type="dxa"/>
+          </w:tcPr>
+          <w:p>
+            <w:pPr>
+              <w:pStyle w:val="Tabelazaglavlje"/>
+              <w:keepNext/>
+            </w:pPr>
+            <w:r>
+              <w:t xml:space="preserve">Корисника</w:t>
+            </w:r>
+          </w:p>
+        </w:tc>
+      </w:tr>
+      <w:tr>
+        <w:trPr>
+          <w:cantSplit/>
+          <w:jc w:val="center"/>
+        </w:trPr>
+        <w:tc>
+          <w:tcPr>
+            <w:tcW w:w="1998" w:type="dxa"/>
+          </w:tcPr>
+          <w:p>
+            <w:pPr>
+              <w:pStyle w:val="Tabelatekst"/>
+              <w:keepNext/>
+            </w:pPr>
+            <w:r>
+              <w:rPr>
+                <w:rStyle w:val="Kod"/>
+              </w:rPr>
+              <w:t xml:space="preserve">MixedUser</w:t>
+            </w:r>
+          </w:p>
+        </w:tc>
+        <w:tc>
+          <w:tcPr>
+            <w:tcW w:w="3757" w:type="dxa"/>
+          </w:tcPr>
+          <w:p>
+            <w:pPr>
+              <w:pStyle w:val="Tabelatekst"/>
+              <w:keepNext/>
+            </w:pPr>
+            <w:r>
+              <w:t xml:space="preserve">Реална мјешавина: око три четвртине читања (групе, салда, трошкови групе, поравнања, лични трошкови, буџети, аналитика, категорије, број непрочитаних обавјештења) и четвртина уписа (лични трошак, групни трошак са једнаком подјелом, приједлог поравнања).</w:t>
+            </w:r>
+          </w:p>
+        </w:tc>
+        <w:tc>
+          <w:tcPr>
+            <w:tcW w:w="879" w:type="dxa"/>
+          </w:tcPr>
+          <w:p>
+            <w:pPr>
+              <w:pStyle w:val="Tabelatekst"/>
+              <w:keepNext/>
+            </w:pPr>
+            <w:r>
+              <w:t xml:space="preserve">1–3 s</w:t>
+            </w:r>
+          </w:p>
+        </w:tc>
+        <w:tc>
+          <w:tcPr>
+            <w:tcW w:w="1360" w:type="dxa"/>
+          </w:tcPr>
+          <w:p>
+            <w:pPr>
+              <w:pStyle w:val="Tabelatekst"/>
+              <w:keepNext/>
+            </w:pPr>
+            <w:r>
+              <w:t xml:space="preserve">10–800</w:t>
+            </w:r>
+          </w:p>
+        </w:tc>
+      </w:tr>
+      <w:tr>
+        <w:trPr>
+          <w:cantSplit/>
+          <w:jc w:val="center"/>
+        </w:trPr>
+        <w:tc>
+          <w:tcPr>
+            <w:tcW w:w="1998" w:type="dxa"/>
+          </w:tcPr>
+          <w:p>
+            <w:pPr>
+              <w:pStyle w:val="Tabelatekst"/>
+              <w:keepNext/>
+            </w:pPr>
+            <w:r>
+              <w:rPr>
+                <w:rStyle w:val="Kod"/>
+              </w:rPr>
+              <w:t xml:space="preserve">CacheUser</w:t>
+            </w:r>
+          </w:p>
+        </w:tc>
+        <w:tc>
+          <w:tcPr>
+            <w:tcW w:w="3757" w:type="dxa"/>
+          </w:tcPr>
+          <w:p>
+            <w:pPr>
+              <w:pStyle w:val="Tabelatekst"/>
+              <w:keepNext/>
+            </w:pPr>
+            <w:r>
+              <w:t xml:space="preserve">Аналитика потрошње и списак категорија; покреће се са кешом и без њега.</w:t>
+            </w:r>
+          </w:p>
+        </w:tc>
+        <w:tc>
+          <w:tcPr>
+            <w:tcW w:w="879" w:type="dxa"/>
+          </w:tcPr>
+          <w:p>
+            <w:pPr>
+              <w:pStyle w:val="Tabelatekst"/>
+              <w:keepNext/>
+            </w:pPr>
+            <w:r>
+              <w:t xml:space="preserve">1–3 s</w:t>
+            </w:r>
+          </w:p>
+        </w:tc>
+        <w:tc>
+          <w:tcPr>
+            <w:tcW w:w="1360" w:type="dxa"/>
+          </w:tcPr>
+          <w:p>
+            <w:pPr>
+              <w:pStyle w:val="Tabelatekst"/>
+              <w:keepNext/>
+            </w:pPr>
+            <w:r>
+              <w:t xml:space="preserve">50, 200</w:t>
+            </w:r>
+          </w:p>
+        </w:tc>
+      </w:tr>
+      <w:tr>
+        <w:trPr>
+          <w:cantSplit/>
+          <w:jc w:val="center"/>
+        </w:trPr>
+        <w:tc>
+          <w:tcPr>
+            <w:tcW w:w="1998" w:type="dxa"/>
+          </w:tcPr>
+          <w:p>
+            <w:pPr>
+              <w:pStyle w:val="Tabelatekst"/>
+              <w:keepNext/>
+            </w:pPr>
+            <w:r>
+              <w:rPr>
+                <w:rStyle w:val="Kod"/>
+              </w:rPr>
+              <w:t xml:space="preserve">BalanceUser</w:t>
+            </w:r>
+          </w:p>
+        </w:tc>
+        <w:tc>
+          <w:tcPr>
+            <w:tcW w:w="3757" w:type="dxa"/>
+          </w:tcPr>
+          <w:p>
+            <w:pPr>
+              <w:pStyle w:val="Tabelatekst"/>
+              <w:keepNext/>
+            </w:pPr>
+            <w:r>
+              <w:t xml:space="preserve">Салда групе и, у односу 10 : 1, нови групни трошак, који поништава кеширана салда те групе; покреће се са кешом и без њега.</w:t>
+            </w:r>
+          </w:p>
+        </w:tc>
+        <w:tc>
+          <w:tcPr>
+            <w:tcW w:w="879" w:type="dxa"/>
+          </w:tcPr>
+          <w:p>
+            <w:pPr>
+              <w:pStyle w:val="Tabelatekst"/>
+              <w:keepNext/>
+            </w:pPr>
+            <w:r>
+              <w:t xml:space="preserve">1–3 s</w:t>
+            </w:r>
+          </w:p>
+        </w:tc>
+        <w:tc>
+          <w:tcPr>
+            <w:tcW w:w="1360" w:type="dxa"/>
+          </w:tcPr>
+          <w:p>
+            <w:pPr>
+              <w:pStyle w:val="Tabelatekst"/>
+              <w:keepNext/>
+            </w:pPr>
+            <w:r>
+              <w:t xml:space="preserve">50, 200</w:t>
+            </w:r>
+          </w:p>
+        </w:tc>
+      </w:tr>
+      <w:tr>
+        <w:trPr>
+          <w:cantSplit/>
+          <w:jc w:val="center"/>
+        </w:trPr>
+        <w:tc>
+          <w:tcPr>
+            <w:tcW w:w="1998" w:type="dxa"/>
+          </w:tcPr>
+          <w:p>
+            <w:pPr>
+              <w:pStyle w:val="Tabelatekst"/>
+              <w:keepNext/>
+            </w:pPr>
+            <w:r>
+              <w:rPr>
+                <w:rStyle w:val="Kod"/>
+              </w:rPr>
+              <w:t xml:space="preserve">ConcurrencyUser</w:t>
+            </w:r>
+          </w:p>
+        </w:tc>
+        <w:tc>
+          <w:tcPr>
+            <w:tcW w:w="3757" w:type="dxa"/>
+          </w:tcPr>
+          <w:p>
+            <w:pPr>
+              <w:pStyle w:val="Tabelatekst"/>
+              <w:keepNext/>
+            </w:pPr>
+            <w:r>
+              <w:t xml:space="preserve">Сви корисници истовремено мијењају исти групни трошак.</w:t>
+            </w:r>
+          </w:p>
+        </w:tc>
+        <w:tc>
+          <w:tcPr>
+            <w:tcW w:w="879" w:type="dxa"/>
+          </w:tcPr>
+          <w:p>
+            <w:pPr>
+              <w:pStyle w:val="Tabelatekst"/>
+              <w:keepNext/>
+            </w:pPr>
+            <w:r>
+              <w:t xml:space="preserve">0–0,2 s</w:t>
+            </w:r>
+          </w:p>
+        </w:tc>
+        <w:tc>
+          <w:tcPr>
+            <w:tcW w:w="1360" w:type="dxa"/>
+          </w:tcPr>
+          <w:p>
+            <w:pPr>
+              <w:pStyle w:val="Tabelatekst"/>
+              <w:keepNext/>
+            </w:pPr>
+            <w:r>
+              <w:t xml:space="preserve">50</w:t>
+            </w:r>
+          </w:p>
+        </w:tc>
+      </w:tr>
+      <w:tr>
+        <w:trPr>
+          <w:cantSplit/>
+          <w:jc w:val="center"/>
+        </w:trPr>
+        <w:tc>
+          <w:tcPr>
+            <w:tcW w:w="1998" w:type="dxa"/>
+          </w:tcPr>
+          <w:p>
+            <w:pPr>
+              <w:pStyle w:val="Tabelatekst"/>
+              <w:keepNext/>
+            </w:pPr>
+            <w:r>
+              <w:rPr>
+                <w:rStyle w:val="Kod"/>
+              </w:rPr>
+              <w:t xml:space="preserve">RateLimitUser</w:t>
+            </w:r>
+          </w:p>
+        </w:tc>
+        <w:tc>
+          <w:tcPr>
+            <w:tcW w:w="3757" w:type="dxa"/>
+          </w:tcPr>
+          <w:p>
+            <w:pPr>
+              <w:pStyle w:val="Tabelatekst"/>
+              <w:keepNext/>
+            </w:pPr>
+            <w:r>
+              <w:t xml:space="preserve">Пријава са погрешном лозинком, уз укључена ограничења.</w:t>
+            </w:r>
+          </w:p>
+        </w:tc>
+        <w:tc>
+          <w:tcPr>
+            <w:tcW w:w="879" w:type="dxa"/>
+          </w:tcPr>
+          <w:p>
+            <w:pPr>
+              <w:pStyle w:val="Tabelatekst"/>
+              <w:keepNext/>
+            </w:pPr>
+            <w:r>
+              <w:t xml:space="preserve">0,5 s</w:t>
+            </w:r>
+          </w:p>
+        </w:tc>
+        <w:tc>
+          <w:tcPr>
+            <w:tcW w:w="1360" w:type="dxa"/>
+          </w:tcPr>
+          <w:p>
+            <w:pPr>
+              <w:pStyle w:val="Tabelatekst"/>
+              <w:keepNext/>
+            </w:pPr>
+            <w:r>
+              <w:t xml:space="preserve">1</w:t>
+            </w:r>
+          </w:p>
+        </w:tc>
+      </w:tr>
+      <w:tr>
+        <w:trPr>
+          <w:cantSplit/>
+          <w:jc w:val="center"/>
+        </w:trPr>
+        <w:tc>
+          <w:tcPr>
+            <w:tcW w:w="1998" w:type="dxa"/>
+          </w:tcPr>
+          <w:p>
+            <w:pPr>
+              <w:pStyle w:val="Tabelatekst"/>
+            </w:pPr>
+            <w:r>
+              <w:rPr>
+                <w:rStyle w:val="Kod"/>
+              </w:rPr>
+              <w:t xml:space="preserve">ReportUser</w:t>
+            </w:r>
+          </w:p>
+        </w:tc>
+        <w:tc>
+          <w:tcPr>
+            <w:tcW w:w="3757" w:type="dxa"/>
+          </w:tcPr>
+          <w:p>
+            <w:pPr>
+              <w:pStyle w:val="Tabelatekst"/>
+            </w:pPr>
+            <w:r>
+              <w:t xml:space="preserve">Лични PDF извјештај за претходни мјесец.</w:t>
+            </w:r>
+          </w:p>
+        </w:tc>
+        <w:tc>
+          <w:tcPr>
+            <w:tcW w:w="879" w:type="dxa"/>
+          </w:tcPr>
+          <w:p>
+            <w:pPr>
+              <w:pStyle w:val="Tabelatekst"/>
+            </w:pPr>
+            <w:r>
+              <w:t xml:space="preserve">3–6 s</w:t>
+            </w:r>
+          </w:p>
+        </w:tc>
+        <w:tc>
+          <w:tcPr>
+            <w:tcW w:w="1360" w:type="dxa"/>
+          </w:tcPr>
+          <w:p>
+            <w:pPr>
+              <w:pStyle w:val="Tabelatekst"/>
+            </w:pPr>
+            <w:r>
+              <w:t xml:space="preserve">5</w:t>
+            </w:r>
+          </w:p>
+        </w:tc>
+      </w:tr>
+    </w:tbl>
+    <w:p>
+      <w:r>
+        <w:t xml:space="preserve"/>
+      </w:r>
+    </w:p>
+    <w:p>
+      <w:r>
+        <w:t xml:space="preserve">Сценарио </w:t>
+      </w:r>
+      <w:r>
+        <w:rPr>
+          <w:rStyle w:val="Kod"/>
+        </w:rPr>
+        <w:t xml:space="preserve">MixedUser</w:t>
+      </w:r>
+      <w:r>
+        <w:t xml:space="preserve"> је главни тест. Тежине акција изабране су тако да одговарају уобичајеној употреби: корисник најчешће прегледа групе и салда, а ријеђе уноси трошкове и тражи приједлог поравнања. Сценарији </w:t>
+      </w:r>
+      <w:r>
+        <w:rPr>
+          <w:rStyle w:val="Kod"/>
+        </w:rPr>
+        <w:t xml:space="preserve">CacheUser</w:t>
+      </w:r>
+      <w:r>
+        <w:t xml:space="preserve"> и </w:t>
+      </w:r>
+      <w:r>
+        <w:rPr>
+          <w:rStyle w:val="Kod"/>
+        </w:rPr>
+        <w:t xml:space="preserve">BalanceUser</w:t>
+      </w:r>
+      <w:r>
+        <w:t xml:space="preserve"> мјере ефекат кеширања, а </w:t>
+      </w:r>
+      <w:r>
+        <w:rPr>
+          <w:rStyle w:val="Kod"/>
+        </w:rPr>
+        <w:t xml:space="preserve">ConcurrencyUser</w:t>
+      </w:r>
+      <w:r>
+        <w:t xml:space="preserve">, </w:t>
+      </w:r>
+      <w:r>
+        <w:rPr>
+          <w:rStyle w:val="Kod"/>
+        </w:rPr>
+        <w:t xml:space="preserve">RateLimitUser</w:t>
+      </w:r>
+      <w:r>
+        <w:t xml:space="preserve"> и </w:t>
+      </w:r>
+      <w:r>
+        <w:rPr>
+          <w:rStyle w:val="Kod"/>
+        </w:rPr>
+        <w:t xml:space="preserve">ReportUser</w:t>
+      </w:r>
+      <w:r>
+        <w:t xml:space="preserve"> провјеравају исправност понашања у посебним ситуацијама, па се покрећу са малим бројем корисника.</w:t>
       </w:r>
     </w:p>
     <w:p>
       <w:pPr>
         <w:pStyle w:val="Heading2"/>
       </w:pPr>
+      <w:bookmarkStart w:id="5116" w:name="_Toc9000072"/>
       <w:r>
         <w:t xml:space="preserve">Резултати под оптерећењем</w:t>
       </w:r>
-    </w:p>
-    <w:p>
-      <w:r>
-        <w:t xml:space="preserve">[Текст.]</w:t>
+      <w:bookmarkEnd w:id="5116"/>
+    </w:p>
+    <w:p>
+      <w:r>
+        <w:t xml:space="preserve">Резултати сценарија </w:t>
+      </w:r>
+      <w:r>
+        <w:rPr>
+          <w:rStyle w:val="Kod"/>
+        </w:rPr>
+        <w:t xml:space="preserve">MixedUser</w:t>
+      </w:r>
+      <w:r>
+        <w:t xml:space="preserve"> приказани су у табели </w:t>
+      </w:r>
+      <w:r>
+        <w:fldChar w:fldCharType="begin"/>
+      </w:r>
+      <w:r>
+        <w:instrText xml:space="preserve"> REF _Ref_tab_mix \h </w:instrText>
+      </w:r>
+      <w:r>
+        <w:fldChar w:fldCharType="separate"/>
+      </w:r>
+      <w:r>
+        <w:rPr>
+          <w:noProof/>
+        </w:rPr>
+        <w:t xml:space="preserve">8</w:t>
+      </w:r>
+      <w:r>
+        <w:fldChar w:fldCharType="end"/>
+      </w:r>
+      <w:r>
+        <w:t xml:space="preserve">. Мјерења за 10 до 200 корисника обављена су на свјежој копији базе. Мјерења за 400 и 800 корисника обављена су послије исправке описане у наставку поглавља, на копији у коју су претходни тестови већ уписали неколико хиљада трошкова.</w:t>
+      </w:r>
+    </w:p>
+    <w:p>
+      <w:pPr>
+        <w:pStyle w:val="Natpisiznad"/>
+        <w:keepNext/>
+      </w:pPr>
+      <w:bookmarkStart w:id="5117" w:name="_Toc9000073"/>
+      <w:r>
+        <w:t xml:space="preserve">Табела </w:t>
+      </w:r>
+      <w:bookmarkStart w:id="5035" w:name="_Ref_tab_mix"/>
+      <w:r>
+        <w:fldChar w:fldCharType="begin"/>
+      </w:r>
+      <w:r>
+        <w:instrText xml:space="preserve"> SEQ Табела \* ARABIC </w:instrText>
+      </w:r>
+      <w:r>
+        <w:fldChar w:fldCharType="separate"/>
+      </w:r>
+      <w:r>
+        <w:rPr>
+          <w:noProof/>
+        </w:rPr>
+        <w:t xml:space="preserve">8</w:t>
+      </w:r>
+      <w:r>
+        <w:fldChar w:fldCharType="end"/>
+      </w:r>
+      <w:bookmarkEnd w:id="5035"/>
+      <w:r>
+        <w:t xml:space="preserve">: Резултати сценарија MixedUser.</w:t>
+      </w:r>
+      <w:bookmarkEnd w:id="5117"/>
+    </w:p>
+    <w:tbl>
+      <w:tblPr>
+        <w:tblStyle w:val="TabelaFTN"/>
+        <w:tblW w:w="7994" w:type="dxa"/>
+        <w:jc w:val="center"/>
+        <w:tblLayout w:type="fixed"/>
+        <w:tblCellMar>
+          <w:top w:w="28" w:type="dxa"/>
+          <w:bottom w:w="28" w:type="dxa"/>
+        </w:tblCellMar>
+        <w:tblLook w:val="04A0" w:firstRow="1" w:lastRow="0" w:firstColumn="1" w:lastColumn="0" w:noHBand="0" w:noVBand="1"/>
+      </w:tblPr>
+      <w:tblGrid>
+        <w:gridCol w:w="1199"/>
+        <w:gridCol w:w="1519"/>
+        <w:gridCol w:w="1359"/>
+        <w:gridCol w:w="1199"/>
+        <w:gridCol w:w="1199"/>
+        <w:gridCol w:w="1519"/>
+      </w:tblGrid>
+      <w:tr>
+        <w:trPr>
+          <w:cnfStyle w:val="100000000000" w:firstRow="1" w:lastRow="0" w:firstColumn="0" w:lastColumn="0" w:oddVBand="0" w:evenVBand="0" w:oddHBand="0" w:evenHBand="0" w:firstRowFirstColumn="0" w:firstRowLastColumn="0" w:lastRowFirstColumn="0" w:lastRowLastColumn="0"/>
+          <w:cantSplit/>
+          <w:tblHeader/>
+          <w:jc w:val="center"/>
+        </w:trPr>
+        <w:tc>
+          <w:tcPr>
+            <w:tcW w:w="1199" w:type="dxa"/>
+          </w:tcPr>
+          <w:p>
+            <w:pPr>
+              <w:pStyle w:val="Tabelazaglavlje"/>
+              <w:keepNext/>
+            </w:pPr>
+            <w:r>
+              <w:t xml:space="preserve">Корисника</w:t>
+            </w:r>
+          </w:p>
+        </w:tc>
+        <w:tc>
+          <w:tcPr>
+            <w:tcW w:w="1519" w:type="dxa"/>
+          </w:tcPr>
+          <w:p>
+            <w:pPr>
+              <w:pStyle w:val="Tabelazaglavlje"/>
+              <w:keepNext/>
+            </w:pPr>
+            <w:r>
+              <w:t xml:space="preserve">Захтјева у секунди</w:t>
+            </w:r>
+          </w:p>
+        </w:tc>
+        <w:tc>
+          <w:tcPr>
+            <w:tcW w:w="1359" w:type="dxa"/>
+          </w:tcPr>
+          <w:p>
+            <w:pPr>
+              <w:pStyle w:val="Tabelazaglavlje"/>
+              <w:keepNext/>
+            </w:pPr>
+            <w:r>
+              <w:t xml:space="preserve">Медијан (ms)</w:t>
+            </w:r>
+          </w:p>
+        </w:tc>
+        <w:tc>
+          <w:tcPr>
+            <w:tcW w:w="1199" w:type="dxa"/>
+          </w:tcPr>
+          <w:p>
+            <w:pPr>
+              <w:pStyle w:val="Tabelazaglavlje"/>
+              <w:keepNext/>
+            </w:pPr>
+            <w:r>
+              <w:t xml:space="preserve">p95 (ms)</w:t>
+            </w:r>
+          </w:p>
+        </w:tc>
+        <w:tc>
+          <w:tcPr>
+            <w:tcW w:w="1199" w:type="dxa"/>
+          </w:tcPr>
+          <w:p>
+            <w:pPr>
+              <w:pStyle w:val="Tabelazaglavlje"/>
+              <w:keepNext/>
+            </w:pPr>
+            <w:r>
+              <w:t xml:space="preserve">p99 (ms)</w:t>
+            </w:r>
+          </w:p>
+        </w:tc>
+        <w:tc>
+          <w:tcPr>
+            <w:tcW w:w="1519" w:type="dxa"/>
+          </w:tcPr>
+          <w:p>
+            <w:pPr>
+              <w:pStyle w:val="Tabelazaglavlje"/>
+              <w:keepNext/>
+            </w:pPr>
+            <w:r>
+              <w:t xml:space="preserve">Неуспјешних</w:t>
+            </w:r>
+          </w:p>
+        </w:tc>
+      </w:tr>
+      <w:tr>
+        <w:trPr>
+          <w:cantSplit/>
+          <w:jc w:val="center"/>
+        </w:trPr>
+        <w:tc>
+          <w:tcPr>
+            <w:tcW w:w="1199" w:type="dxa"/>
+          </w:tcPr>
+          <w:p>
+            <w:pPr>
+              <w:pStyle w:val="Tabelatekst"/>
+              <w:keepNext/>
+            </w:pPr>
+            <w:r>
+              <w:t xml:space="preserve">10</w:t>
+            </w:r>
+          </w:p>
+        </w:tc>
+        <w:tc>
+          <w:tcPr>
+            <w:tcW w:w="1519" w:type="dxa"/>
+          </w:tcPr>
+          <w:p>
+            <w:pPr>
+              <w:pStyle w:val="Tabelatekst"/>
+              <w:keepNext/>
+            </w:pPr>
+            <w:r>
+              <w:t xml:space="preserve">4,8</w:t>
+            </w:r>
+          </w:p>
+        </w:tc>
+        <w:tc>
+          <w:tcPr>
+            <w:tcW w:w="1359" w:type="dxa"/>
+          </w:tcPr>
+          <w:p>
+            <w:pPr>
+              <w:pStyle w:val="Tabelatekst"/>
+              <w:keepNext/>
+            </w:pPr>
+            <w:r>
+              <w:t xml:space="preserve">7</w:t>
+            </w:r>
+          </w:p>
+        </w:tc>
+        <w:tc>
+          <w:tcPr>
+            <w:tcW w:w="1199" w:type="dxa"/>
+          </w:tcPr>
+          <w:p>
+            <w:pPr>
+              <w:pStyle w:val="Tabelatekst"/>
+              <w:keepNext/>
+            </w:pPr>
+            <w:r>
+              <w:t xml:space="preserve">35</w:t>
+            </w:r>
+          </w:p>
+        </w:tc>
+        <w:tc>
+          <w:tcPr>
+            <w:tcW w:w="1199" w:type="dxa"/>
+          </w:tcPr>
+          <w:p>
+            <w:pPr>
+              <w:pStyle w:val="Tabelatekst"/>
+              <w:keepNext/>
+            </w:pPr>
+            <w:r>
+              <w:t xml:space="preserve">1.000</w:t>
+            </w:r>
+          </w:p>
+        </w:tc>
+        <w:tc>
+          <w:tcPr>
+            <w:tcW w:w="1519" w:type="dxa"/>
+          </w:tcPr>
+          <w:p>
+            <w:pPr>
+              <w:pStyle w:val="Tabelatekst"/>
+              <w:keepNext/>
+            </w:pPr>
+            <w:r>
+              <w:t xml:space="preserve">0 %</w:t>
+            </w:r>
+          </w:p>
+        </w:tc>
+      </w:tr>
+      <w:tr>
+        <w:trPr>
+          <w:cantSplit/>
+          <w:jc w:val="center"/>
+        </w:trPr>
+        <w:tc>
+          <w:tcPr>
+            <w:tcW w:w="1199" w:type="dxa"/>
+          </w:tcPr>
+          <w:p>
+            <w:pPr>
+              <w:pStyle w:val="Tabelatekst"/>
+              <w:keepNext/>
+            </w:pPr>
+            <w:r>
+              <w:t xml:space="preserve">50</w:t>
+            </w:r>
+          </w:p>
+        </w:tc>
+        <w:tc>
+          <w:tcPr>
+            <w:tcW w:w="1519" w:type="dxa"/>
+          </w:tcPr>
+          <w:p>
+            <w:pPr>
+              <w:pStyle w:val="Tabelatekst"/>
+              <w:keepNext/>
+            </w:pPr>
+            <w:r>
+              <w:t xml:space="preserve">23,3</w:t>
+            </w:r>
+          </w:p>
+        </w:tc>
+        <w:tc>
+          <w:tcPr>
+            <w:tcW w:w="1359" w:type="dxa"/>
+          </w:tcPr>
+          <w:p>
+            <w:pPr>
+              <w:pStyle w:val="Tabelatekst"/>
+              <w:keepNext/>
+            </w:pPr>
+            <w:r>
+              <w:t xml:space="preserve">6</w:t>
+            </w:r>
+          </w:p>
+        </w:tc>
+        <w:tc>
+          <w:tcPr>
+            <w:tcW w:w="1199" w:type="dxa"/>
+          </w:tcPr>
+          <w:p>
+            <w:pPr>
+              <w:pStyle w:val="Tabelatekst"/>
+              <w:keepNext/>
+            </w:pPr>
+            <w:r>
+              <w:t xml:space="preserve">27</w:t>
+            </w:r>
+          </w:p>
+        </w:tc>
+        <w:tc>
+          <w:tcPr>
+            <w:tcW w:w="1199" w:type="dxa"/>
+          </w:tcPr>
+          <w:p>
+            <w:pPr>
+              <w:pStyle w:val="Tabelatekst"/>
+              <w:keepNext/>
+            </w:pPr>
+            <w:r>
+              <w:t xml:space="preserve">220</w:t>
+            </w:r>
+          </w:p>
+        </w:tc>
+        <w:tc>
+          <w:tcPr>
+            <w:tcW w:w="1519" w:type="dxa"/>
+          </w:tcPr>
+          <w:p>
+            <w:pPr>
+              <w:pStyle w:val="Tabelatekst"/>
+              <w:keepNext/>
+            </w:pPr>
+            <w:r>
+              <w:t xml:space="preserve">0 %</w:t>
+            </w:r>
+          </w:p>
+        </w:tc>
+      </w:tr>
+      <w:tr>
+        <w:trPr>
+          <w:cantSplit/>
+          <w:jc w:val="center"/>
+        </w:trPr>
+        <w:tc>
+          <w:tcPr>
+            <w:tcW w:w="1199" w:type="dxa"/>
+          </w:tcPr>
+          <w:p>
+            <w:pPr>
+              <w:pStyle w:val="Tabelatekst"/>
+              <w:keepNext/>
+            </w:pPr>
+            <w:r>
+              <w:t xml:space="preserve">100</w:t>
+            </w:r>
+          </w:p>
+        </w:tc>
+        <w:tc>
+          <w:tcPr>
+            <w:tcW w:w="1519" w:type="dxa"/>
+          </w:tcPr>
+          <w:p>
+            <w:pPr>
+              <w:pStyle w:val="Tabelatekst"/>
+              <w:keepNext/>
+            </w:pPr>
+            <w:r>
+              <w:t xml:space="preserve">45,4</w:t>
+            </w:r>
+          </w:p>
+        </w:tc>
+        <w:tc>
+          <w:tcPr>
+            <w:tcW w:w="1359" w:type="dxa"/>
+          </w:tcPr>
+          <w:p>
+            <w:pPr>
+              <w:pStyle w:val="Tabelatekst"/>
+              <w:keepNext/>
+            </w:pPr>
+            <w:r>
+              <w:t xml:space="preserve">5</w:t>
+            </w:r>
+          </w:p>
+        </w:tc>
+        <w:tc>
+          <w:tcPr>
+            <w:tcW w:w="1199" w:type="dxa"/>
+          </w:tcPr>
+          <w:p>
+            <w:pPr>
+              <w:pStyle w:val="Tabelatekst"/>
+              <w:keepNext/>
+            </w:pPr>
+            <w:r>
+              <w:t xml:space="preserve">19</w:t>
+            </w:r>
+          </w:p>
+        </w:tc>
+        <w:tc>
+          <w:tcPr>
+            <w:tcW w:w="1199" w:type="dxa"/>
+          </w:tcPr>
+          <w:p>
+            <w:pPr>
+              <w:pStyle w:val="Tabelatekst"/>
+              <w:keepNext/>
+            </w:pPr>
+            <w:r>
+              <w:t xml:space="preserve">210</w:t>
+            </w:r>
+          </w:p>
+        </w:tc>
+        <w:tc>
+          <w:tcPr>
+            <w:tcW w:w="1519" w:type="dxa"/>
+          </w:tcPr>
+          <w:p>
+            <w:pPr>
+              <w:pStyle w:val="Tabelatekst"/>
+              <w:keepNext/>
+            </w:pPr>
+            <w:r>
+              <w:t xml:space="preserve">0,04 %</w:t>
+            </w:r>
+          </w:p>
+        </w:tc>
+      </w:tr>
+      <w:tr>
+        <w:trPr>
+          <w:cantSplit/>
+          <w:jc w:val="center"/>
+        </w:trPr>
+        <w:tc>
+          <w:tcPr>
+            <w:tcW w:w="1199" w:type="dxa"/>
+          </w:tcPr>
+          <w:p>
+            <w:pPr>
+              <w:pStyle w:val="Tabelatekst"/>
+              <w:keepNext/>
+            </w:pPr>
+            <w:r>
+              <w:t xml:space="preserve">200</w:t>
+            </w:r>
+          </w:p>
+        </w:tc>
+        <w:tc>
+          <w:tcPr>
+            <w:tcW w:w="1519" w:type="dxa"/>
+          </w:tcPr>
+          <w:p>
+            <w:pPr>
+              <w:pStyle w:val="Tabelatekst"/>
+              <w:keepNext/>
+            </w:pPr>
+            <w:r>
+              <w:t xml:space="preserve">87,2</w:t>
+            </w:r>
+          </w:p>
+        </w:tc>
+        <w:tc>
+          <w:tcPr>
+            <w:tcW w:w="1359" w:type="dxa"/>
+          </w:tcPr>
+          <w:p>
+            <w:pPr>
+              <w:pStyle w:val="Tabelatekst"/>
+              <w:keepNext/>
+            </w:pPr>
+            <w:r>
+              <w:t xml:space="preserve">5</w:t>
+            </w:r>
+          </w:p>
+        </w:tc>
+        <w:tc>
+          <w:tcPr>
+            <w:tcW w:w="1199" w:type="dxa"/>
+          </w:tcPr>
+          <w:p>
+            <w:pPr>
+              <w:pStyle w:val="Tabelatekst"/>
+              <w:keepNext/>
+            </w:pPr>
+            <w:r>
+              <w:t xml:space="preserve">23</w:t>
+            </w:r>
+          </w:p>
+        </w:tc>
+        <w:tc>
+          <w:tcPr>
+            <w:tcW w:w="1199" w:type="dxa"/>
+          </w:tcPr>
+          <w:p>
+            <w:pPr>
+              <w:pStyle w:val="Tabelatekst"/>
+              <w:keepNext/>
+            </w:pPr>
+            <w:r>
+              <w:t xml:space="preserve">220</w:t>
+            </w:r>
+          </w:p>
+        </w:tc>
+        <w:tc>
+          <w:tcPr>
+            <w:tcW w:w="1519" w:type="dxa"/>
+          </w:tcPr>
+          <w:p>
+            <w:pPr>
+              <w:pStyle w:val="Tabelatekst"/>
+              <w:keepNext/>
+            </w:pPr>
+            <w:r>
+              <w:t xml:space="preserve">0,06 %</w:t>
+            </w:r>
+          </w:p>
+        </w:tc>
+      </w:tr>
+      <w:tr>
+        <w:trPr>
+          <w:cantSplit/>
+          <w:jc w:val="center"/>
+        </w:trPr>
+        <w:tc>
+          <w:tcPr>
+            <w:tcW w:w="1199" w:type="dxa"/>
+          </w:tcPr>
+          <w:p>
+            <w:pPr>
+              <w:pStyle w:val="Tabelatekst"/>
+              <w:keepNext/>
+            </w:pPr>
+            <w:r>
+              <w:t xml:space="preserve">400</w:t>
+            </w:r>
+          </w:p>
+        </w:tc>
+        <w:tc>
+          <w:tcPr>
+            <w:tcW w:w="1519" w:type="dxa"/>
+          </w:tcPr>
+          <w:p>
+            <w:pPr>
+              <w:pStyle w:val="Tabelatekst"/>
+              <w:keepNext/>
+            </w:pPr>
+            <w:r>
+              <w:t xml:space="preserve">150,6</w:t>
+            </w:r>
+          </w:p>
+        </w:tc>
+        <w:tc>
+          <w:tcPr>
+            <w:tcW w:w="1359" w:type="dxa"/>
+          </w:tcPr>
+          <w:p>
+            <w:pPr>
+              <w:pStyle w:val="Tabelatekst"/>
+              <w:keepNext/>
+            </w:pPr>
+            <w:r>
+              <w:t xml:space="preserve">12</w:t>
+            </w:r>
+          </w:p>
+        </w:tc>
+        <w:tc>
+          <w:tcPr>
+            <w:tcW w:w="1199" w:type="dxa"/>
+          </w:tcPr>
+          <w:p>
+            <w:pPr>
+              <w:pStyle w:val="Tabelatekst"/>
+              <w:keepNext/>
+            </w:pPr>
+            <w:r>
+              <w:t xml:space="preserve">300</w:t>
+            </w:r>
+          </w:p>
+        </w:tc>
+        <w:tc>
+          <w:tcPr>
+            <w:tcW w:w="1199" w:type="dxa"/>
+          </w:tcPr>
+          <w:p>
+            <w:pPr>
+              <w:pStyle w:val="Tabelatekst"/>
+              <w:keepNext/>
+            </w:pPr>
+            <w:r>
+              <w:t xml:space="preserve">630</w:t>
+            </w:r>
+          </w:p>
+        </w:tc>
+        <w:tc>
+          <w:tcPr>
+            <w:tcW w:w="1519" w:type="dxa"/>
+          </w:tcPr>
+          <w:p>
+            <w:pPr>
+              <w:pStyle w:val="Tabelatekst"/>
+              <w:keepNext/>
+            </w:pPr>
+            <w:r>
+              <w:t xml:space="preserve">0 %</w:t>
+            </w:r>
+          </w:p>
+        </w:tc>
+      </w:tr>
+      <w:tr>
+        <w:trPr>
+          <w:cantSplit/>
+          <w:jc w:val="center"/>
+        </w:trPr>
+        <w:tc>
+          <w:tcPr>
+            <w:tcW w:w="1199" w:type="dxa"/>
+          </w:tcPr>
+          <w:p>
+            <w:pPr>
+              <w:pStyle w:val="Tabelatekst"/>
+            </w:pPr>
+            <w:r>
+              <w:t xml:space="preserve">800</w:t>
+            </w:r>
+          </w:p>
+        </w:tc>
+        <w:tc>
+          <w:tcPr>
+            <w:tcW w:w="1519" w:type="dxa"/>
+          </w:tcPr>
+          <w:p>
+            <w:pPr>
+              <w:pStyle w:val="Tabelatekst"/>
+            </w:pPr>
+            <w:r>
+              <w:t xml:space="preserve">202,0</w:t>
+            </w:r>
+          </w:p>
+        </w:tc>
+        <w:tc>
+          <w:tcPr>
+            <w:tcW w:w="1359" w:type="dxa"/>
+          </w:tcPr>
+          <w:p>
+            <w:pPr>
+              <w:pStyle w:val="Tabelatekst"/>
+            </w:pPr>
+            <w:r>
+              <w:t xml:space="preserve">630</w:t>
+            </w:r>
+          </w:p>
+        </w:tc>
+        <w:tc>
+          <w:tcPr>
+            <w:tcW w:w="1199" w:type="dxa"/>
+          </w:tcPr>
+          <w:p>
+            <w:pPr>
+              <w:pStyle w:val="Tabelatekst"/>
+            </w:pPr>
+            <w:r>
+              <w:t xml:space="preserve">2.100</w:t>
+            </w:r>
+          </w:p>
+        </w:tc>
+        <w:tc>
+          <w:tcPr>
+            <w:tcW w:w="1199" w:type="dxa"/>
+          </w:tcPr>
+          <w:p>
+            <w:pPr>
+              <w:pStyle w:val="Tabelatekst"/>
+            </w:pPr>
+            <w:r>
+              <w:t xml:space="preserve">4.100</w:t>
+            </w:r>
+          </w:p>
+        </w:tc>
+        <w:tc>
+          <w:tcPr>
+            <w:tcW w:w="1519" w:type="dxa"/>
+          </w:tcPr>
+          <w:p>
+            <w:pPr>
+              <w:pStyle w:val="Tabelatekst"/>
+            </w:pPr>
+            <w:r>
+              <w:t xml:space="preserve">0,36 %</w:t>
+            </w:r>
+          </w:p>
+        </w:tc>
+      </w:tr>
+    </w:tbl>
+    <w:p>
+      <w:r>
+        <w:t xml:space="preserve"/>
+      </w:r>
+    </w:p>
+    <w:p>
+      <w:r>
+        <w:t xml:space="preserve">До 200 корисника пропусност расте линеарно са бројем корисника (слика </w:t>
+      </w:r>
+      <w:r>
+        <w:fldChar w:fldCharType="begin"/>
+      </w:r>
+      <w:r>
+        <w:instrText xml:space="preserve"> REF _Ref_fig_lt_tp \h </w:instrText>
+      </w:r>
+      <w:r>
+        <w:fldChar w:fldCharType="separate"/>
+      </w:r>
+      <w:r>
+        <w:rPr>
+          <w:noProof/>
+        </w:rPr>
+        <w:t xml:space="preserve">18</w:t>
+      </w:r>
+      <w:r>
+        <w:fldChar w:fldCharType="end"/>
+      </w:r>
+      <w:r>
+        <w:t xml:space="preserve">). Сваки корисник између двије акције чека у просјеку двије секунде, па је очекивани број захтјева у секунди приближно половина броја корисника. Измјерене вриједности су веома близу те границе, а медијан остаје између 5 и 7 ms, што значи да захтјеви на серверу готово не чекају. Вриједност p99 од 1.000 ms при десет корисника потиче од пријава на почетку теста: провјера лозинке траје између 0,3 и 1 s, а у малом узорку пријаве чине више од једног процента захтјева.</w:t>
+      </w:r>
+    </w:p>
+    <w:p xmlns:a="http://schemas.openxmlformats.org/drawingml/2006/main" xmlns:pic="http://schemas.openxmlformats.org/drawingml/2006/picture">
+      <w:pPr>
+        <w:pStyle w:val="Slika"/>
+      </w:pPr>
+      <w:r>
+        <w:drawing>
+          <wp:inline distT="0" distB="0" distL="0" distR="0">
+            <wp:extent cx="5076190" cy="2538095"/>
+            <wp:effectExtent l="0" t="0" r="0" b="0"/>
+            <wp:docPr id="3008" name="Слика 3008"/>
+            <wp:cNvGraphicFramePr>
+              <a:graphicFrameLocks noChangeAspect="1"/>
+            </wp:cNvGraphicFramePr>
+            <a:graphic>
+              <a:graphicData uri="http://schemas.openxmlformats.org/drawingml/2006/picture">
+                <pic:pic>
+                  <pic:nvPicPr>
+                    <pic:cNvPr id="3008" name="fig8.png"/>
+                    <pic:cNvPicPr/>
+                  </pic:nvPicPr>
+                  <pic:blipFill>
+                    <a:blip r:embed="rIdFig8"/>
+                    <a:stretch>
+                      <a:fillRect/>
+                    </a:stretch>
+                  </pic:blipFill>
+                  <pic:spPr>
+                    <a:xfrm>
+                      <a:off x="0" y="0"/>
+                      <a:ext cx="5076190" cy="2538095"/>
+                    </a:xfrm>
+                    <a:prstGeom prst="rect">
+                      <a:avLst/>
+                    </a:prstGeom>
+                  </pic:spPr>
+                </pic:pic>
+              </a:graphicData>
+            </a:graphic>
+          </wp:inline>
+        </w:drawing>
+      </w:r>
+    </w:p>
+    <w:p>
+      <w:pPr>
+        <w:pStyle w:val="Caption"/>
+      </w:pPr>
+      <w:bookmarkStart w:id="5118" w:name="_Toc9000074"/>
+      <w:r>
+        <w:t xml:space="preserve">Слика </w:t>
+      </w:r>
+      <w:bookmarkStart w:id="5036" w:name="_Ref_fig_lt_tp"/>
+      <w:r>
+        <w:fldChar w:fldCharType="begin"/>
+      </w:r>
+      <w:r>
+        <w:instrText xml:space="preserve"> SEQ Слика \* ARABIC </w:instrText>
+      </w:r>
+      <w:r>
+        <w:fldChar w:fldCharType="separate"/>
+      </w:r>
+      <w:r>
+        <w:rPr>
+          <w:noProof/>
+        </w:rPr>
+        <w:t xml:space="preserve">18</w:t>
+      </w:r>
+      <w:r>
+        <w:fldChar w:fldCharType="end"/>
+      </w:r>
+      <w:bookmarkEnd w:id="5036"/>
+      <w:r>
+        <w:t xml:space="preserve">: Пропусност у зависности од броја корисника (испрекидана линија: половина броја корисника).</w:t>
+      </w:r>
+      <w:bookmarkEnd w:id="5118"/>
+    </w:p>
+    <w:p>
+      <w:r>
+        <w:t xml:space="preserve">Изнад 200 корисника крива се одваја од идеалне. При 400 корисника API обради око 150 захтјева у секунди умјесто 200, а при 800 око 200 умјесто 400, уз медијан од 630 ms и p95 од 2,1 s. Тачка засићења рачунара на коме је тестирано налази се, дакле, између 200 и 400 истовремених корисника. Ни при највећем оптерећењу није забиљежена ниједна грешка сервера (5xx): сви неуспјешни захтјеви су одговори 409, описани у одјељку о конкурентности.</w:t>
+      </w:r>
+    </w:p>
+    <w:p>
+      <w:r>
+        <w:t xml:space="preserve">Најспорији позиви при 200 корисника приказани су у табели </w:t>
+      </w:r>
+      <w:r>
+        <w:fldChar w:fldCharType="begin"/>
+      </w:r>
+      <w:r>
+        <w:instrText xml:space="preserve"> REF _Ref_tab_slow \h </w:instrText>
+      </w:r>
+      <w:r>
+        <w:fldChar w:fldCharType="separate"/>
+      </w:r>
+      <w:r>
+        <w:rPr>
+          <w:noProof/>
+        </w:rPr>
+        <w:t xml:space="preserve">9</w:t>
+      </w:r>
+      <w:r>
+        <w:fldChar w:fldCharType="end"/>
+      </w:r>
+      <w:r>
+        <w:t xml:space="preserve">. Најдуже траје приједлог поравнања, а међу читањима прорачун салда групе, јер оба учитавају све трошкове групе. Ови позиви успоравају како база расте: при 800 корисника, на копији са хиљадама нових трошкова, медијан салда групе износио је 1.100 ms. Тај резултат био је повод за увођење кеша салда групе, описаног у четвртом поглављу и измјереног у сљедећем одјељку.</w:t>
+      </w:r>
+    </w:p>
+    <w:p>
+      <w:pPr>
+        <w:pStyle w:val="Natpisiznad"/>
+        <w:keepNext/>
+      </w:pPr>
+      <w:bookmarkStart w:id="5119" w:name="_Toc9000075"/>
+      <w:r>
+        <w:t xml:space="preserve">Табела </w:t>
+      </w:r>
+      <w:bookmarkStart w:id="5037" w:name="_Ref_tab_slow"/>
+      <w:r>
+        <w:fldChar w:fldCharType="begin"/>
+      </w:r>
+      <w:r>
+        <w:instrText xml:space="preserve"> SEQ Табела \* ARABIC </w:instrText>
+      </w:r>
+      <w:r>
+        <w:fldChar w:fldCharType="separate"/>
+      </w:r>
+      <w:r>
+        <w:rPr>
+          <w:noProof/>
+        </w:rPr>
+        <w:t xml:space="preserve">9</w:t>
+      </w:r>
+      <w:r>
+        <w:fldChar w:fldCharType="end"/>
+      </w:r>
+      <w:bookmarkEnd w:id="5037"/>
+      <w:r>
+        <w:t xml:space="preserve">: Најспорији позиви при 200 корисника (MixedUser).</w:t>
+      </w:r>
+      <w:bookmarkEnd w:id="5119"/>
+    </w:p>
+    <w:tbl>
+      <w:tblPr>
+        <w:tblStyle w:val="TabelaFTN"/>
+        <w:tblW w:w="7994" w:type="dxa"/>
+        <w:jc w:val="center"/>
+        <w:tblLayout w:type="fixed"/>
+        <w:tblCellMar>
+          <w:top w:w="28" w:type="dxa"/>
+          <w:bottom w:w="28" w:type="dxa"/>
+        </w:tblCellMar>
+        <w:tblLook w:val="04A0" w:firstRow="1" w:lastRow="0" w:firstColumn="1" w:lastColumn="0" w:noHBand="0" w:noVBand="1"/>
+      </w:tblPr>
+      <w:tblGrid>
+        <w:gridCol w:w="3677"/>
+        <w:gridCol w:w="1439"/>
+        <w:gridCol w:w="1439"/>
+        <w:gridCol w:w="1439"/>
+      </w:tblGrid>
+      <w:tr>
+        <w:trPr>
+          <w:cnfStyle w:val="100000000000" w:firstRow="1" w:lastRow="0" w:firstColumn="0" w:lastColumn="0" w:oddVBand="0" w:evenVBand="0" w:oddHBand="0" w:evenHBand="0" w:firstRowFirstColumn="0" w:firstRowLastColumn="0" w:lastRowFirstColumn="0" w:lastRowLastColumn="0"/>
+          <w:cantSplit/>
+          <w:tblHeader/>
+          <w:jc w:val="center"/>
+        </w:trPr>
+        <w:tc>
+          <w:tcPr>
+            <w:tcW w:w="3677" w:type="dxa"/>
+          </w:tcPr>
+          <w:p>
+            <w:pPr>
+              <w:pStyle w:val="Tabelazaglavlje"/>
+              <w:keepNext/>
+            </w:pPr>
+            <w:r>
+              <w:t xml:space="preserve">Позив</w:t>
+            </w:r>
+          </w:p>
+        </w:tc>
+        <w:tc>
+          <w:tcPr>
+            <w:tcW w:w="1439" w:type="dxa"/>
+          </w:tcPr>
+          <w:p>
+            <w:pPr>
+              <w:pStyle w:val="Tabelazaglavlje"/>
+              <w:keepNext/>
+            </w:pPr>
+            <w:r>
+              <w:t xml:space="preserve">Захтјева</w:t>
+            </w:r>
+          </w:p>
+        </w:tc>
+        <w:tc>
+          <w:tcPr>
+            <w:tcW w:w="1439" w:type="dxa"/>
+          </w:tcPr>
+          <w:p>
+            <w:pPr>
+              <w:pStyle w:val="Tabelazaglavlje"/>
+              <w:keepNext/>
+            </w:pPr>
+            <w:r>
+              <w:t xml:space="preserve">Медијан (ms)</w:t>
+            </w:r>
+          </w:p>
+        </w:tc>
+        <w:tc>
+          <w:tcPr>
+            <w:tcW w:w="1439" w:type="dxa"/>
+          </w:tcPr>
+          <w:p>
+            <w:pPr>
+              <w:pStyle w:val="Tabelazaglavlje"/>
+              <w:keepNext/>
+            </w:pPr>
+            <w:r>
+              <w:t xml:space="preserve">p95 (ms)</w:t>
+            </w:r>
+          </w:p>
+        </w:tc>
+      </w:tr>
+      <w:tr>
+        <w:trPr>
+          <w:cantSplit/>
+          <w:jc w:val="center"/>
+        </w:trPr>
+        <w:tc>
+          <w:tcPr>
+            <w:tcW w:w="3677" w:type="dxa"/>
+          </w:tcPr>
+          <w:p>
+            <w:pPr>
+              <w:pStyle w:val="Tabelatekst"/>
+              <w:keepNext/>
+            </w:pPr>
+            <w:r>
+              <w:t xml:space="preserve">Приједлог поравнања</w:t>
+            </w:r>
+          </w:p>
+        </w:tc>
+        <w:tc>
+          <w:tcPr>
+            <w:tcW w:w="1439" w:type="dxa"/>
+          </w:tcPr>
+          <w:p>
+            <w:pPr>
+              <w:pStyle w:val="Tabelatekst"/>
+              <w:keepNext/>
+            </w:pPr>
+            <w:r>
+              <w:t xml:space="preserve">365</w:t>
+            </w:r>
+          </w:p>
+        </w:tc>
+        <w:tc>
+          <w:tcPr>
+            <w:tcW w:w="1439" w:type="dxa"/>
+          </w:tcPr>
+          <w:p>
+            <w:pPr>
+              <w:pStyle w:val="Tabelatekst"/>
+              <w:keepNext/>
+            </w:pPr>
+            <w:r>
+              <w:t xml:space="preserve">27</w:t>
+            </w:r>
+          </w:p>
+        </w:tc>
+        <w:tc>
+          <w:tcPr>
+            <w:tcW w:w="1439" w:type="dxa"/>
+          </w:tcPr>
+          <w:p>
+            <w:pPr>
+              <w:pStyle w:val="Tabelatekst"/>
+              <w:keepNext/>
+            </w:pPr>
+            <w:r>
+              <w:t xml:space="preserve">48</w:t>
+            </w:r>
+          </w:p>
+        </w:tc>
+      </w:tr>
+      <w:tr>
+        <w:trPr>
+          <w:cantSplit/>
+          <w:jc w:val="center"/>
+        </w:trPr>
+        <w:tc>
+          <w:tcPr>
+            <w:tcW w:w="3677" w:type="dxa"/>
+          </w:tcPr>
+          <w:p>
+            <w:pPr>
+              <w:pStyle w:val="Tabelatekst"/>
+              <w:keepNext/>
+            </w:pPr>
+            <w:r>
+              <w:t xml:space="preserve">Нови групни трошак</w:t>
+            </w:r>
+          </w:p>
+        </w:tc>
+        <w:tc>
+          <w:tcPr>
+            <w:tcW w:w="1439" w:type="dxa"/>
+          </w:tcPr>
+          <w:p>
+            <w:pPr>
+              <w:pStyle w:val="Tabelatekst"/>
+              <w:keepNext/>
+            </w:pPr>
+            <w:r>
+              <w:t xml:space="preserve">790</w:t>
+            </w:r>
+          </w:p>
+        </w:tc>
+        <w:tc>
+          <w:tcPr>
+            <w:tcW w:w="1439" w:type="dxa"/>
+          </w:tcPr>
+          <w:p>
+            <w:pPr>
+              <w:pStyle w:val="Tabelatekst"/>
+              <w:keepNext/>
+            </w:pPr>
+            <w:r>
+              <w:t xml:space="preserve">13</w:t>
+            </w:r>
+          </w:p>
+        </w:tc>
+        <w:tc>
+          <w:tcPr>
+            <w:tcW w:w="1439" w:type="dxa"/>
+          </w:tcPr>
+          <w:p>
+            <w:pPr>
+              <w:pStyle w:val="Tabelatekst"/>
+              <w:keepNext/>
+            </w:pPr>
+            <w:r>
+              <w:t xml:space="preserve">20</w:t>
+            </w:r>
+          </w:p>
+        </w:tc>
+      </w:tr>
+      <w:tr>
+        <w:trPr>
+          <w:cantSplit/>
+          <w:jc w:val="center"/>
+        </w:trPr>
+        <w:tc>
+          <w:tcPr>
+            <w:tcW w:w="3677" w:type="dxa"/>
+          </w:tcPr>
+          <w:p>
+            <w:pPr>
+              <w:pStyle w:val="Tabelatekst"/>
+              <w:keepNext/>
+            </w:pPr>
+            <w:r>
+              <w:t xml:space="preserve">Салда групе</w:t>
+            </w:r>
+          </w:p>
+        </w:tc>
+        <w:tc>
+          <w:tcPr>
+            <w:tcW w:w="1439" w:type="dxa"/>
+          </w:tcPr>
+          <w:p>
+            <w:pPr>
+              <w:pStyle w:val="Tabelatekst"/>
+              <w:keepNext/>
+            </w:pPr>
+            <w:r>
+              <w:t xml:space="preserve">1.045</w:t>
+            </w:r>
+          </w:p>
+        </w:tc>
+        <w:tc>
+          <w:tcPr>
+            <w:tcW w:w="1439" w:type="dxa"/>
+          </w:tcPr>
+          <w:p>
+            <w:pPr>
+              <w:pStyle w:val="Tabelatekst"/>
+              <w:keepNext/>
+            </w:pPr>
+            <w:r>
+              <w:t xml:space="preserve">12</w:t>
+            </w:r>
+          </w:p>
+        </w:tc>
+        <w:tc>
+          <w:tcPr>
+            <w:tcW w:w="1439" w:type="dxa"/>
+          </w:tcPr>
+          <w:p>
+            <w:pPr>
+              <w:pStyle w:val="Tabelatekst"/>
+              <w:keepNext/>
+            </w:pPr>
+            <w:r>
+              <w:t xml:space="preserve">26</w:t>
+            </w:r>
+          </w:p>
+        </w:tc>
+      </w:tr>
+      <w:tr>
+        <w:trPr>
+          <w:cantSplit/>
+          <w:jc w:val="center"/>
+        </w:trPr>
+        <w:tc>
+          <w:tcPr>
+            <w:tcW w:w="3677" w:type="dxa"/>
+          </w:tcPr>
+          <w:p>
+            <w:pPr>
+              <w:pStyle w:val="Tabelatekst"/>
+              <w:keepNext/>
+            </w:pPr>
+            <w:r>
+              <w:t xml:space="preserve">Трошкови групе (једна страница)</w:t>
+            </w:r>
+          </w:p>
+        </w:tc>
+        <w:tc>
+          <w:tcPr>
+            <w:tcW w:w="1439" w:type="dxa"/>
+          </w:tcPr>
+          <w:p>
+            <w:pPr>
+              <w:pStyle w:val="Tabelatekst"/>
+              <w:keepNext/>
+            </w:pPr>
+            <w:r>
+              <w:t xml:space="preserve">1.027</w:t>
+            </w:r>
+          </w:p>
+        </w:tc>
+        <w:tc>
+          <w:tcPr>
+            <w:tcW w:w="1439" w:type="dxa"/>
+          </w:tcPr>
+          <w:p>
+            <w:pPr>
+              <w:pStyle w:val="Tabelatekst"/>
+              <w:keepNext/>
+            </w:pPr>
+            <w:r>
+              <w:t xml:space="preserve">7</w:t>
+            </w:r>
+          </w:p>
+        </w:tc>
+        <w:tc>
+          <w:tcPr>
+            <w:tcW w:w="1439" w:type="dxa"/>
+          </w:tcPr>
+          <w:p>
+            <w:pPr>
+              <w:pStyle w:val="Tabelatekst"/>
+              <w:keepNext/>
+            </w:pPr>
+            <w:r>
+              <w:t xml:space="preserve">12</w:t>
+            </w:r>
+          </w:p>
+        </w:tc>
+      </w:tr>
+      <w:tr>
+        <w:trPr>
+          <w:cantSplit/>
+          <w:jc w:val="center"/>
+        </w:trPr>
+        <w:tc>
+          <w:tcPr>
+            <w:tcW w:w="3677" w:type="dxa"/>
+          </w:tcPr>
+          <w:p>
+            <w:pPr>
+              <w:pStyle w:val="Tabelatekst"/>
+              <w:keepNext/>
+            </w:pPr>
+            <w:r>
+              <w:t xml:space="preserve">Нови лични трошак</w:t>
+            </w:r>
+          </w:p>
+        </w:tc>
+        <w:tc>
+          <w:tcPr>
+            <w:tcW w:w="1439" w:type="dxa"/>
+          </w:tcPr>
+          <w:p>
+            <w:pPr>
+              <w:pStyle w:val="Tabelatekst"/>
+              <w:keepNext/>
+            </w:pPr>
+            <w:r>
+              <w:t xml:space="preserve">1.187</w:t>
+            </w:r>
+          </w:p>
+        </w:tc>
+        <w:tc>
+          <w:tcPr>
+            <w:tcW w:w="1439" w:type="dxa"/>
+          </w:tcPr>
+          <w:p>
+            <w:pPr>
+              <w:pStyle w:val="Tabelatekst"/>
+              <w:keepNext/>
+            </w:pPr>
+            <w:r>
+              <w:t xml:space="preserve">7</w:t>
+            </w:r>
+          </w:p>
+        </w:tc>
+        <w:tc>
+          <w:tcPr>
+            <w:tcW w:w="1439" w:type="dxa"/>
+          </w:tcPr>
+          <w:p>
+            <w:pPr>
+              <w:pStyle w:val="Tabelatekst"/>
+              <w:keepNext/>
+            </w:pPr>
+            <w:r>
+              <w:t xml:space="preserve">11</w:t>
+            </w:r>
+          </w:p>
+        </w:tc>
+      </w:tr>
+      <w:tr>
+        <w:trPr>
+          <w:cantSplit/>
+          <w:jc w:val="center"/>
+        </w:trPr>
+        <w:tc>
+          <w:tcPr>
+            <w:tcW w:w="3677" w:type="dxa"/>
+          </w:tcPr>
+          <w:p>
+            <w:pPr>
+              <w:pStyle w:val="Tabelatekst"/>
+            </w:pPr>
+            <w:r>
+              <w:t xml:space="preserve">Аналитика потрошње</w:t>
+            </w:r>
+          </w:p>
+        </w:tc>
+        <w:tc>
+          <w:tcPr>
+            <w:tcW w:w="1439" w:type="dxa"/>
+          </w:tcPr>
+          <w:p>
+            <w:pPr>
+              <w:pStyle w:val="Tabelatekst"/>
+            </w:pPr>
+            <w:r>
+              <w:t xml:space="preserve">845</w:t>
+            </w:r>
+          </w:p>
+        </w:tc>
+        <w:tc>
+          <w:tcPr>
+            <w:tcW w:w="1439" w:type="dxa"/>
+          </w:tcPr>
+          <w:p>
+            <w:pPr>
+              <w:pStyle w:val="Tabelatekst"/>
+            </w:pPr>
+            <w:r>
+              <w:t xml:space="preserve">5</w:t>
+            </w:r>
+          </w:p>
+        </w:tc>
+        <w:tc>
+          <w:tcPr>
+            <w:tcW w:w="1439" w:type="dxa"/>
+          </w:tcPr>
+          <w:p>
+            <w:pPr>
+              <w:pStyle w:val="Tabelatekst"/>
+            </w:pPr>
+            <w:r>
+              <w:t xml:space="preserve">8</w:t>
+            </w:r>
+          </w:p>
+        </w:tc>
+      </w:tr>
+    </w:tbl>
+    <w:p>
+      <w:r>
+        <w:t xml:space="preserve"/>
+      </w:r>
+    </w:p>
+    <w:p>
+      <w:r>
+        <w:t xml:space="preserve">Генерисање PDF извјештаја оптерећује процесор, па је сценарио </w:t>
+      </w:r>
+      <w:r>
+        <w:rPr>
+          <w:rStyle w:val="Kod"/>
+        </w:rPr>
+        <w:t xml:space="preserve">ReportUser</w:t>
+      </w:r>
+      <w:r>
+        <w:t xml:space="preserve"> покренут само са пет корисника, као провјера стабилности. Генерисан је 121 извјештај, без грешке, са медијаном од 350 ms и p95 од 570 ms. Првих пет извјештаја трајало је око 1,2 s, због учитавања фонтова и библиотеке при првом покретању, а вријеме генерисања није расло током теста.</w:t>
       </w:r>
     </w:p>
     <w:p>
       <w:pPr>
         <w:pStyle w:val="Heading2"/>
       </w:pPr>
+      <w:bookmarkStart w:id="5120" w:name="_Toc9000076"/>
       <w:r>
         <w:t xml:space="preserve">Ефекат кеширања</w:t>
       </w:r>
-    </w:p>
-    <w:p>
-      <w:r>
-        <w:t xml:space="preserve">[Текст.]</w:t>
+      <w:bookmarkEnd w:id="5120"/>
+    </w:p>
+    <w:p>
+      <w:r>
+        <w:t xml:space="preserve">Ефекат кеширања измјерен је поређењем истог сценарија са укљученим и искљученим кешом. Сценарио </w:t>
+      </w:r>
+      <w:r>
+        <w:rPr>
+          <w:rStyle w:val="Kod"/>
+        </w:rPr>
+        <w:t xml:space="preserve">CacheUser</w:t>
+      </w:r>
+      <w:r>
+        <w:t xml:space="preserve"> понавља захтјеве за аналитику потрошње и списак категорија, а сценарио </w:t>
+      </w:r>
+      <w:r>
+        <w:rPr>
+          <w:rStyle w:val="Kod"/>
+        </w:rPr>
+        <w:t xml:space="preserve">BalanceUser</w:t>
+      </w:r>
+      <w:r>
+        <w:t xml:space="preserve"> захтјеве за салда групе, уз повремени нови групни трошак који поништава кеширана салда те групе. Резултати су приказани у табели </w:t>
+      </w:r>
+      <w:r>
+        <w:fldChar w:fldCharType="begin"/>
+      </w:r>
+      <w:r>
+        <w:instrText xml:space="preserve"> REF _Ref_tab_cache \h </w:instrText>
+      </w:r>
+      <w:r>
+        <w:fldChar w:fldCharType="separate"/>
+      </w:r>
+      <w:r>
+        <w:rPr>
+          <w:noProof/>
+        </w:rPr>
+        <w:t xml:space="preserve">10</w:t>
+      </w:r>
+      <w:r>
+        <w:fldChar w:fldCharType="end"/>
+      </w:r>
+      <w:r>
+        <w:t xml:space="preserve"> и на слици </w:t>
+      </w:r>
+      <w:r>
+        <w:fldChar w:fldCharType="begin"/>
+      </w:r>
+      <w:r>
+        <w:instrText xml:space="preserve"> REF _Ref_fig_lt_cache \h </w:instrText>
+      </w:r>
+      <w:r>
+        <w:fldChar w:fldCharType="separate"/>
+      </w:r>
+      <w:r>
+        <w:rPr>
+          <w:noProof/>
+        </w:rPr>
+        <w:t xml:space="preserve">19</w:t>
+      </w:r>
+      <w:r>
+        <w:fldChar w:fldCharType="end"/>
+      </w:r>
+      <w:r>
+        <w:t xml:space="preserve">.</w:t>
+      </w:r>
+    </w:p>
+    <w:p>
+      <w:pPr>
+        <w:pStyle w:val="Natpisiznad"/>
+        <w:keepNext/>
+      </w:pPr>
+      <w:bookmarkStart w:id="5121" w:name="_Toc9000077"/>
+      <w:r>
+        <w:t xml:space="preserve">Табела </w:t>
+      </w:r>
+      <w:bookmarkStart w:id="5038" w:name="_Ref_tab_cache"/>
+      <w:r>
+        <w:fldChar w:fldCharType="begin"/>
+      </w:r>
+      <w:r>
+        <w:instrText xml:space="preserve"> SEQ Табела \* ARABIC </w:instrText>
+      </w:r>
+      <w:r>
+        <w:fldChar w:fldCharType="separate"/>
+      </w:r>
+      <w:r>
+        <w:rPr>
+          <w:noProof/>
+        </w:rPr>
+        <w:t xml:space="preserve">10</w:t>
+      </w:r>
+      <w:r>
+        <w:fldChar w:fldCharType="end"/>
+      </w:r>
+      <w:bookmarkEnd w:id="5038"/>
+      <w:r>
+        <w:t xml:space="preserve">: Вријеме одговора са кешом и без њега.</w:t>
+      </w:r>
+      <w:bookmarkEnd w:id="5121"/>
+    </w:p>
+    <w:tbl>
+      <w:tblPr>
+        <w:tblStyle w:val="TabelaFTN"/>
+        <w:tblW w:w="7994" w:type="dxa"/>
+        <w:jc w:val="center"/>
+        <w:tblLayout w:type="fixed"/>
+        <w:tblCellMar>
+          <w:top w:w="28" w:type="dxa"/>
+          <w:bottom w:w="28" w:type="dxa"/>
+        </w:tblCellMar>
+        <w:tblLook w:val="04A0" w:firstRow="1" w:lastRow="0" w:firstColumn="1" w:lastColumn="0" w:noHBand="0" w:noVBand="1"/>
+      </w:tblPr>
+      <w:tblGrid>
+        <w:gridCol w:w="2078"/>
+        <w:gridCol w:w="1359"/>
+        <w:gridCol w:w="1519"/>
+        <w:gridCol w:w="1519"/>
+        <w:gridCol w:w="1519"/>
+      </w:tblGrid>
+      <w:tr>
+        <w:trPr>
+          <w:cnfStyle w:val="100000000000" w:firstRow="1" w:lastRow="0" w:firstColumn="0" w:lastColumn="0" w:oddVBand="0" w:evenVBand="0" w:oddHBand="0" w:evenHBand="0" w:firstRowFirstColumn="0" w:firstRowLastColumn="0" w:lastRowFirstColumn="0" w:lastRowLastColumn="0"/>
+          <w:cantSplit/>
+          <w:tblHeader/>
+          <w:jc w:val="center"/>
+        </w:trPr>
+        <w:tc>
+          <w:tcPr>
+            <w:tcW w:w="2078" w:type="dxa"/>
+          </w:tcPr>
+          <w:p>
+            <w:pPr>
+              <w:pStyle w:val="Tabelazaglavlje"/>
+              <w:keepNext/>
+            </w:pPr>
+            <w:r>
+              <w:t xml:space="preserve">Позив</w:t>
+            </w:r>
+          </w:p>
+        </w:tc>
+        <w:tc>
+          <w:tcPr>
+            <w:tcW w:w="1359" w:type="dxa"/>
+          </w:tcPr>
+          <w:p>
+            <w:pPr>
+              <w:pStyle w:val="Tabelazaglavlje"/>
+              <w:keepNext/>
+            </w:pPr>
+            <w:r>
+              <w:t xml:space="preserve">Корисника</w:t>
+            </w:r>
+          </w:p>
+        </w:tc>
+        <w:tc>
+          <w:tcPr>
+            <w:tcW w:w="1519" w:type="dxa"/>
+          </w:tcPr>
+          <w:p>
+            <w:pPr>
+              <w:pStyle w:val="Tabelazaglavlje"/>
+              <w:keepNext/>
+            </w:pPr>
+            <w:r>
+              <w:t xml:space="preserve">Кеш</w:t>
+            </w:r>
+          </w:p>
+        </w:tc>
+        <w:tc>
+          <w:tcPr>
+            <w:tcW w:w="1519" w:type="dxa"/>
+          </w:tcPr>
+          <w:p>
+            <w:pPr>
+              <w:pStyle w:val="Tabelazaglavlje"/>
+              <w:keepNext/>
+            </w:pPr>
+            <w:r>
+              <w:t xml:space="preserve">Медијан (ms)</w:t>
+            </w:r>
+          </w:p>
+        </w:tc>
+        <w:tc>
+          <w:tcPr>
+            <w:tcW w:w="1519" w:type="dxa"/>
+          </w:tcPr>
+          <w:p>
+            <w:pPr>
+              <w:pStyle w:val="Tabelazaglavlje"/>
+              <w:keepNext/>
+            </w:pPr>
+            <w:r>
+              <w:t xml:space="preserve">p95 (ms)</w:t>
+            </w:r>
+          </w:p>
+        </w:tc>
+      </w:tr>
+      <w:tr>
+        <w:trPr>
+          <w:cantSplit/>
+          <w:jc w:val="center"/>
+        </w:trPr>
+        <w:tc>
+          <w:tcPr>
+            <w:tcW w:w="2078" w:type="dxa"/>
+          </w:tcPr>
+          <w:p>
+            <w:pPr>
+              <w:pStyle w:val="Tabelatekst"/>
+              <w:keepNext/>
+            </w:pPr>
+            <w:r>
+              <w:t xml:space="preserve">Аналитика</w:t>
+            </w:r>
+          </w:p>
+        </w:tc>
+        <w:tc>
+          <w:tcPr>
+            <w:tcW w:w="1359" w:type="dxa"/>
+          </w:tcPr>
+          <w:p>
+            <w:pPr>
+              <w:pStyle w:val="Tabelatekst"/>
+              <w:keepNext/>
+            </w:pPr>
+            <w:r>
+              <w:t xml:space="preserve">50</w:t>
+            </w:r>
+          </w:p>
+        </w:tc>
+        <w:tc>
+          <w:tcPr>
+            <w:tcW w:w="1519" w:type="dxa"/>
+          </w:tcPr>
+          <w:p>
+            <w:pPr>
+              <w:pStyle w:val="Tabelatekst"/>
+              <w:keepNext/>
+            </w:pPr>
+            <w:r>
+              <w:t xml:space="preserve">укључен</w:t>
+            </w:r>
+          </w:p>
+        </w:tc>
+        <w:tc>
+          <w:tcPr>
+            <w:tcW w:w="1519" w:type="dxa"/>
+          </w:tcPr>
+          <w:p>
+            <w:pPr>
+              <w:pStyle w:val="Tabelatekst"/>
+              <w:keepNext/>
+            </w:pPr>
+            <w:r>
+              <w:t xml:space="preserve">5</w:t>
+            </w:r>
+          </w:p>
+        </w:tc>
+        <w:tc>
+          <w:tcPr>
+            <w:tcW w:w="1519" w:type="dxa"/>
+          </w:tcPr>
+          <w:p>
+            <w:pPr>
+              <w:pStyle w:val="Tabelatekst"/>
+              <w:keepNext/>
+            </w:pPr>
+            <w:r>
+              <w:t xml:space="preserve">7</w:t>
+            </w:r>
+          </w:p>
+        </w:tc>
+      </w:tr>
+      <w:tr>
+        <w:trPr>
+          <w:cantSplit/>
+          <w:jc w:val="center"/>
+        </w:trPr>
+        <w:tc>
+          <w:tcPr>
+            <w:tcW w:w="2078" w:type="dxa"/>
+          </w:tcPr>
+          <w:p>
+            <w:pPr>
+              <w:pStyle w:val="Tabelatekst"/>
+              <w:keepNext/>
+            </w:pPr>
+            <w:r>
+              <w:t xml:space="preserve">Аналитика</w:t>
+            </w:r>
+          </w:p>
+        </w:tc>
+        <w:tc>
+          <w:tcPr>
+            <w:tcW w:w="1359" w:type="dxa"/>
+          </w:tcPr>
+          <w:p>
+            <w:pPr>
+              <w:pStyle w:val="Tabelatekst"/>
+              <w:keepNext/>
+            </w:pPr>
+            <w:r>
+              <w:t xml:space="preserve">50</w:t>
+            </w:r>
+          </w:p>
+        </w:tc>
+        <w:tc>
+          <w:tcPr>
+            <w:tcW w:w="1519" w:type="dxa"/>
+          </w:tcPr>
+          <w:p>
+            <w:pPr>
+              <w:pStyle w:val="Tabelatekst"/>
+              <w:keepNext/>
+            </w:pPr>
+            <w:r>
+              <w:t xml:space="preserve">искључен</w:t>
+            </w:r>
+          </w:p>
+        </w:tc>
+        <w:tc>
+          <w:tcPr>
+            <w:tcW w:w="1519" w:type="dxa"/>
+          </w:tcPr>
+          <w:p>
+            <w:pPr>
+              <w:pStyle w:val="Tabelatekst"/>
+              <w:keepNext/>
+            </w:pPr>
+            <w:r>
+              <w:t xml:space="preserve">12</w:t>
+            </w:r>
+          </w:p>
+        </w:tc>
+        <w:tc>
+          <w:tcPr>
+            <w:tcW w:w="1519" w:type="dxa"/>
+          </w:tcPr>
+          <w:p>
+            <w:pPr>
+              <w:pStyle w:val="Tabelatekst"/>
+              <w:keepNext/>
+            </w:pPr>
+            <w:r>
+              <w:t xml:space="preserve">17</w:t>
+            </w:r>
+          </w:p>
+        </w:tc>
+      </w:tr>
+      <w:tr>
+        <w:trPr>
+          <w:cantSplit/>
+          <w:jc w:val="center"/>
+        </w:trPr>
+        <w:tc>
+          <w:tcPr>
+            <w:tcW w:w="2078" w:type="dxa"/>
+          </w:tcPr>
+          <w:p>
+            <w:pPr>
+              <w:pStyle w:val="Tabelatekst"/>
+              <w:keepNext/>
+            </w:pPr>
+            <w:r>
+              <w:t xml:space="preserve">Аналитика</w:t>
+            </w:r>
+          </w:p>
+        </w:tc>
+        <w:tc>
+          <w:tcPr>
+            <w:tcW w:w="1359" w:type="dxa"/>
+          </w:tcPr>
+          <w:p>
+            <w:pPr>
+              <w:pStyle w:val="Tabelatekst"/>
+              <w:keepNext/>
+            </w:pPr>
+            <w:r>
+              <w:t xml:space="preserve">200</w:t>
+            </w:r>
+          </w:p>
+        </w:tc>
+        <w:tc>
+          <w:tcPr>
+            <w:tcW w:w="1519" w:type="dxa"/>
+          </w:tcPr>
+          <w:p>
+            <w:pPr>
+              <w:pStyle w:val="Tabelatekst"/>
+              <w:keepNext/>
+            </w:pPr>
+            <w:r>
+              <w:t xml:space="preserve">укључен</w:t>
+            </w:r>
+          </w:p>
+        </w:tc>
+        <w:tc>
+          <w:tcPr>
+            <w:tcW w:w="1519" w:type="dxa"/>
+          </w:tcPr>
+          <w:p>
+            <w:pPr>
+              <w:pStyle w:val="Tabelatekst"/>
+              <w:keepNext/>
+            </w:pPr>
+            <w:r>
+              <w:t xml:space="preserve">4</w:t>
+            </w:r>
+          </w:p>
+        </w:tc>
+        <w:tc>
+          <w:tcPr>
+            <w:tcW w:w="1519" w:type="dxa"/>
+          </w:tcPr>
+          <w:p>
+            <w:pPr>
+              <w:pStyle w:val="Tabelatekst"/>
+              <w:keepNext/>
+            </w:pPr>
+            <w:r>
+              <w:t xml:space="preserve">25</w:t>
+            </w:r>
+          </w:p>
+        </w:tc>
+      </w:tr>
+      <w:tr>
+        <w:trPr>
+          <w:cantSplit/>
+          <w:jc w:val="center"/>
+        </w:trPr>
+        <w:tc>
+          <w:tcPr>
+            <w:tcW w:w="2078" w:type="dxa"/>
+          </w:tcPr>
+          <w:p>
+            <w:pPr>
+              <w:pStyle w:val="Tabelatekst"/>
+              <w:keepNext/>
+            </w:pPr>
+            <w:r>
+              <w:t xml:space="preserve">Аналитика</w:t>
+            </w:r>
+          </w:p>
+        </w:tc>
+        <w:tc>
+          <w:tcPr>
+            <w:tcW w:w="1359" w:type="dxa"/>
+          </w:tcPr>
+          <w:p>
+            <w:pPr>
+              <w:pStyle w:val="Tabelatekst"/>
+              <w:keepNext/>
+            </w:pPr>
+            <w:r>
+              <w:t xml:space="preserve">200</w:t>
+            </w:r>
+          </w:p>
+        </w:tc>
+        <w:tc>
+          <w:tcPr>
+            <w:tcW w:w="1519" w:type="dxa"/>
+          </w:tcPr>
+          <w:p>
+            <w:pPr>
+              <w:pStyle w:val="Tabelatekst"/>
+              <w:keepNext/>
+            </w:pPr>
+            <w:r>
+              <w:t xml:space="preserve">искључен</w:t>
+            </w:r>
+          </w:p>
+        </w:tc>
+        <w:tc>
+          <w:tcPr>
+            <w:tcW w:w="1519" w:type="dxa"/>
+          </w:tcPr>
+          <w:p>
+            <w:pPr>
+              <w:pStyle w:val="Tabelatekst"/>
+              <w:keepNext/>
+            </w:pPr>
+            <w:r>
+              <w:t xml:space="preserve">10</w:t>
+            </w:r>
+          </w:p>
+        </w:tc>
+        <w:tc>
+          <w:tcPr>
+            <w:tcW w:w="1519" w:type="dxa"/>
+          </w:tcPr>
+          <w:p>
+            <w:pPr>
+              <w:pStyle w:val="Tabelatekst"/>
+              <w:keepNext/>
+            </w:pPr>
+            <w:r>
+              <w:t xml:space="preserve">42</w:t>
+            </w:r>
+          </w:p>
+        </w:tc>
+      </w:tr>
+      <w:tr>
+        <w:trPr>
+          <w:cantSplit/>
+          <w:jc w:val="center"/>
+        </w:trPr>
+        <w:tc>
+          <w:tcPr>
+            <w:tcW w:w="2078" w:type="dxa"/>
+          </w:tcPr>
+          <w:p>
+            <w:pPr>
+              <w:pStyle w:val="Tabelatekst"/>
+              <w:keepNext/>
+            </w:pPr>
+            <w:r>
+              <w:t xml:space="preserve">Салда групе</w:t>
+            </w:r>
+          </w:p>
+        </w:tc>
+        <w:tc>
+          <w:tcPr>
+            <w:tcW w:w="1359" w:type="dxa"/>
+          </w:tcPr>
+          <w:p>
+            <w:pPr>
+              <w:pStyle w:val="Tabelatekst"/>
+              <w:keepNext/>
+            </w:pPr>
+            <w:r>
+              <w:t xml:space="preserve">50</w:t>
+            </w:r>
+          </w:p>
+        </w:tc>
+        <w:tc>
+          <w:tcPr>
+            <w:tcW w:w="1519" w:type="dxa"/>
+          </w:tcPr>
+          <w:p>
+            <w:pPr>
+              <w:pStyle w:val="Tabelatekst"/>
+              <w:keepNext/>
+            </w:pPr>
+            <w:r>
+              <w:t xml:space="preserve">укључен</w:t>
+            </w:r>
+          </w:p>
+        </w:tc>
+        <w:tc>
+          <w:tcPr>
+            <w:tcW w:w="1519" w:type="dxa"/>
+          </w:tcPr>
+          <w:p>
+            <w:pPr>
+              <w:pStyle w:val="Tabelatekst"/>
+              <w:keepNext/>
+            </w:pPr>
+            <w:r>
+              <w:t xml:space="preserve">5</w:t>
+            </w:r>
+          </w:p>
+        </w:tc>
+        <w:tc>
+          <w:tcPr>
+            <w:tcW w:w="1519" w:type="dxa"/>
+          </w:tcPr>
+          <w:p>
+            <w:pPr>
+              <w:pStyle w:val="Tabelatekst"/>
+              <w:keepNext/>
+            </w:pPr>
+            <w:r>
+              <w:t xml:space="preserve">96</w:t>
+            </w:r>
+          </w:p>
+        </w:tc>
+      </w:tr>
+      <w:tr>
+        <w:trPr>
+          <w:cantSplit/>
+          <w:jc w:val="center"/>
+        </w:trPr>
+        <w:tc>
+          <w:tcPr>
+            <w:tcW w:w="2078" w:type="dxa"/>
+          </w:tcPr>
+          <w:p>
+            <w:pPr>
+              <w:pStyle w:val="Tabelatekst"/>
+              <w:keepNext/>
+            </w:pPr>
+            <w:r>
+              <w:t xml:space="preserve">Салда групе</w:t>
+            </w:r>
+          </w:p>
+        </w:tc>
+        <w:tc>
+          <w:tcPr>
+            <w:tcW w:w="1359" w:type="dxa"/>
+          </w:tcPr>
+          <w:p>
+            <w:pPr>
+              <w:pStyle w:val="Tabelatekst"/>
+              <w:keepNext/>
+            </w:pPr>
+            <w:r>
+              <w:t xml:space="preserve">50</w:t>
+            </w:r>
+          </w:p>
+        </w:tc>
+        <w:tc>
+          <w:tcPr>
+            <w:tcW w:w="1519" w:type="dxa"/>
+          </w:tcPr>
+          <w:p>
+            <w:pPr>
+              <w:pStyle w:val="Tabelatekst"/>
+              <w:keepNext/>
+            </w:pPr>
+            <w:r>
+              <w:t xml:space="preserve">искључен</w:t>
+            </w:r>
+          </w:p>
+        </w:tc>
+        <w:tc>
+          <w:tcPr>
+            <w:tcW w:w="1519" w:type="dxa"/>
+          </w:tcPr>
+          <w:p>
+            <w:pPr>
+              <w:pStyle w:val="Tabelatekst"/>
+              <w:keepNext/>
+            </w:pPr>
+            <w:r>
+              <w:t xml:space="preserve">66</w:t>
+            </w:r>
+          </w:p>
+        </w:tc>
+        <w:tc>
+          <w:tcPr>
+            <w:tcW w:w="1519" w:type="dxa"/>
+          </w:tcPr>
+          <w:p>
+            <w:pPr>
+              <w:pStyle w:val="Tabelatekst"/>
+              <w:keepNext/>
+            </w:pPr>
+            <w:r>
+              <w:t xml:space="preserve">160</w:t>
+            </w:r>
+          </w:p>
+        </w:tc>
+      </w:tr>
+      <w:tr>
+        <w:trPr>
+          <w:cantSplit/>
+          <w:jc w:val="center"/>
+        </w:trPr>
+        <w:tc>
+          <w:tcPr>
+            <w:tcW w:w="2078" w:type="dxa"/>
+          </w:tcPr>
+          <w:p>
+            <w:pPr>
+              <w:pStyle w:val="Tabelatekst"/>
+              <w:keepNext/>
+            </w:pPr>
+            <w:r>
+              <w:t xml:space="preserve">Салда групе</w:t>
+            </w:r>
+          </w:p>
+        </w:tc>
+        <w:tc>
+          <w:tcPr>
+            <w:tcW w:w="1359" w:type="dxa"/>
+          </w:tcPr>
+          <w:p>
+            <w:pPr>
+              <w:pStyle w:val="Tabelatekst"/>
+              <w:keepNext/>
+            </w:pPr>
+            <w:r>
+              <w:t xml:space="preserve">200</w:t>
+            </w:r>
+          </w:p>
+        </w:tc>
+        <w:tc>
+          <w:tcPr>
+            <w:tcW w:w="1519" w:type="dxa"/>
+          </w:tcPr>
+          <w:p>
+            <w:pPr>
+              <w:pStyle w:val="Tabelatekst"/>
+              <w:keepNext/>
+            </w:pPr>
+            <w:r>
+              <w:t xml:space="preserve">укључен</w:t>
+            </w:r>
+          </w:p>
+        </w:tc>
+        <w:tc>
+          <w:tcPr>
+            <w:tcW w:w="1519" w:type="dxa"/>
+          </w:tcPr>
+          <w:p>
+            <w:pPr>
+              <w:pStyle w:val="Tabelatekst"/>
+              <w:keepNext/>
+            </w:pPr>
+            <w:r>
+              <w:t xml:space="preserve">4</w:t>
+            </w:r>
+          </w:p>
+        </w:tc>
+        <w:tc>
+          <w:tcPr>
+            <w:tcW w:w="1519" w:type="dxa"/>
+          </w:tcPr>
+          <w:p>
+            <w:pPr>
+              <w:pStyle w:val="Tabelatekst"/>
+              <w:keepNext/>
+            </w:pPr>
+            <w:r>
+              <w:t xml:space="preserve">100</w:t>
+            </w:r>
+          </w:p>
+        </w:tc>
+      </w:tr>
+      <w:tr>
+        <w:trPr>
+          <w:cantSplit/>
+          <w:jc w:val="center"/>
+        </w:trPr>
+        <w:tc>
+          <w:tcPr>
+            <w:tcW w:w="2078" w:type="dxa"/>
+          </w:tcPr>
+          <w:p>
+            <w:pPr>
+              <w:pStyle w:val="Tabelatekst"/>
+            </w:pPr>
+            <w:r>
+              <w:t xml:space="preserve">Салда групе</w:t>
+            </w:r>
+          </w:p>
+        </w:tc>
+        <w:tc>
+          <w:tcPr>
+            <w:tcW w:w="1359" w:type="dxa"/>
+          </w:tcPr>
+          <w:p>
+            <w:pPr>
+              <w:pStyle w:val="Tabelatekst"/>
+            </w:pPr>
+            <w:r>
+              <w:t xml:space="preserve">200</w:t>
+            </w:r>
+          </w:p>
+        </w:tc>
+        <w:tc>
+          <w:tcPr>
+            <w:tcW w:w="1519" w:type="dxa"/>
+          </w:tcPr>
+          <w:p>
+            <w:pPr>
+              <w:pStyle w:val="Tabelatekst"/>
+            </w:pPr>
+            <w:r>
+              <w:t xml:space="preserve">искључен</w:t>
+            </w:r>
+          </w:p>
+        </w:tc>
+        <w:tc>
+          <w:tcPr>
+            <w:tcW w:w="1519" w:type="dxa"/>
+          </w:tcPr>
+          <w:p>
+            <w:pPr>
+              <w:pStyle w:val="Tabelatekst"/>
+            </w:pPr>
+            <w:r>
+              <w:t xml:space="preserve">410</w:t>
+            </w:r>
+          </w:p>
+        </w:tc>
+        <w:tc>
+          <w:tcPr>
+            <w:tcW w:w="1519" w:type="dxa"/>
+          </w:tcPr>
+          <w:p>
+            <w:pPr>
+              <w:pStyle w:val="Tabelatekst"/>
+            </w:pPr>
+            <w:r>
+              <w:t xml:space="preserve">920</w:t>
+            </w:r>
+          </w:p>
+        </w:tc>
+      </w:tr>
+    </w:tbl>
+    <w:p>
+      <w:r>
+        <w:t xml:space="preserve"/>
+      </w:r>
+    </w:p>
+    <w:p xmlns:a="http://schemas.openxmlformats.org/drawingml/2006/main" xmlns:pic="http://schemas.openxmlformats.org/drawingml/2006/picture">
+      <w:pPr>
+        <w:pStyle w:val="Slika"/>
+      </w:pPr>
+      <w:r>
+        <w:drawing>
+          <wp:inline distT="0" distB="0" distL="0" distR="0">
+            <wp:extent cx="5076190" cy="2461183"/>
+            <wp:effectExtent l="0" t="0" r="0" b="0"/>
+            <wp:docPr id="3009" name="Слика 3009"/>
+            <wp:cNvGraphicFramePr>
+              <a:graphicFrameLocks noChangeAspect="1"/>
+            </wp:cNvGraphicFramePr>
+            <a:graphic>
+              <a:graphicData uri="http://schemas.openxmlformats.org/drawingml/2006/picture">
+                <pic:pic>
+                  <pic:nvPicPr>
+                    <pic:cNvPr id="3009" name="fig9.png"/>
+                    <pic:cNvPicPr/>
+                  </pic:nvPicPr>
+                  <pic:blipFill>
+                    <a:blip r:embed="rIdFig9"/>
+                    <a:stretch>
+                      <a:fillRect/>
+                    </a:stretch>
+                  </pic:blipFill>
+                  <pic:spPr>
+                    <a:xfrm>
+                      <a:off x="0" y="0"/>
+                      <a:ext cx="5076190" cy="2461183"/>
+                    </a:xfrm>
+                    <a:prstGeom prst="rect">
+                      <a:avLst/>
+                    </a:prstGeom>
+                  </pic:spPr>
+                </pic:pic>
+              </a:graphicData>
+            </a:graphic>
+          </wp:inline>
+        </w:drawing>
+      </w:r>
+    </w:p>
+    <w:p>
+      <w:pPr>
+        <w:pStyle w:val="Caption"/>
+      </w:pPr>
+      <w:bookmarkStart w:id="5122" w:name="_Toc9000078"/>
+      <w:r>
+        <w:t xml:space="preserve">Слика </w:t>
+      </w:r>
+      <w:bookmarkStart w:id="5039" w:name="_Ref_fig_lt_cache"/>
+      <w:r>
+        <w:fldChar w:fldCharType="begin"/>
+      </w:r>
+      <w:r>
+        <w:instrText xml:space="preserve"> SEQ Слика \* ARABIC </w:instrText>
+      </w:r>
+      <w:r>
+        <w:fldChar w:fldCharType="separate"/>
+      </w:r>
+      <w:r>
+        <w:rPr>
+          <w:noProof/>
+        </w:rPr>
+        <w:t xml:space="preserve">19</w:t>
+      </w:r>
+      <w:r>
+        <w:fldChar w:fldCharType="end"/>
+      </w:r>
+      <w:bookmarkEnd w:id="5039"/>
+      <w:r>
+        <w:t xml:space="preserve">: Медијан времена одговора са кешом и без њега.</w:t>
+      </w:r>
+      <w:bookmarkEnd w:id="5122"/>
+    </w:p>
+    <w:p>
+      <w:r>
+        <w:t xml:space="preserve">Код аналитике кеш скраћује медијан са 10–12 ms на 4–5 ms. Аналитика над демо подацима није скуп упит, па је разлика умјерена, око два и по пута. Код салда групе разлика је знатно већа: при 200 корисника медијан пада са 410 ms на 4 ms. Без кеша сервер је на том нивоу засићен, па чекају и остали захтјеви: укупна пропусност је 64,4 умјесто 78,9 захтјева у секунди, а медијан уноса новог групног трошка 390 ms умјесто 21 ms. Кеш, дакле, не убрзава само позив који се кешира, него растерећује базу и процесор за цијели API.</w:t>
+      </w:r>
+    </w:p>
+    <w:p>
+      <w:r>
+        <w:t xml:space="preserve">Вриједност p95 са кешом, око 100 ms, одговара захтјевима који стигну непосредно послије новог трошка, када је кеш групе поништен и салда се рачунају изнова. Демо групе у тестној копији имају по неколико хиљада трошкова, што је екстремније од уобичајене употребе, па је у стварној групи разлика мања. Мјерење без кеша покренуто је послије мјерења са кешом, на истој копији базе са око хиљаду трошкова више, што мјерење без кеша донекле отежава.</w:t>
       </w:r>
     </w:p>
     <w:p>
       <w:pPr>
         <w:pStyle w:val="Heading2"/>
       </w:pPr>
+      <w:bookmarkStart w:id="5123" w:name="_Toc9000079"/>
       <w:r>
         <w:t xml:space="preserve">Конкурентност и ограничење захтјева</w:t>
       </w:r>
-    </w:p>
-    <w:p>
-      <w:r>
-        <w:t xml:space="preserve">[Текст.]</w:t>
+      <w:bookmarkEnd w:id="5123"/>
+    </w:p>
+    <w:p>
+      <w:pPr>
+        <w:pStyle w:val="Heading3"/>
+      </w:pPr>
+      <w:bookmarkStart w:id="5124" w:name="_Toc9000080"/>
+      <w:r>
+        <w:t xml:space="preserve">Истовремени унос групних трошкова</w:t>
+      </w:r>
+      <w:bookmarkEnd w:id="5124"/>
+    </w:p>
+    <w:p>
+      <w:r>
+        <w:t xml:space="preserve">Већ при 200 корисника сценарио </w:t>
+      </w:r>
+      <w:r>
+        <w:rPr>
+          <w:rStyle w:val="Kod"/>
+        </w:rPr>
+        <w:t xml:space="preserve">MixedUser</w:t>
+      </w:r>
+      <w:r>
+        <w:t xml:space="preserve"> показао је да мали дио захтјева за нови групни трошак завршава одговором 409, који значи да је податак у међувремену измијењен. Узрок је описан у четвртом поглављу: нови трошак чини застарјелим постојеће приједлоге поравнања групе, који се бришу у истој трансакцији, па два члана који истовремено додају трошак покушавају да обришу исте редове. Други захтјев не налази ред са очекиваном верзијом и добија 409, иако је ред обрисан управо онако како је и он намјеравао. Удио таквих одговора растао је са оптерећењем (табела </w:t>
+      </w:r>
+      <w:r>
+        <w:fldChar w:fldCharType="begin"/>
+      </w:r>
+      <w:r>
+        <w:instrText xml:space="preserve"> REF _Ref_tab_conflict \h </w:instrText>
+      </w:r>
+      <w:r>
+        <w:fldChar w:fldCharType="separate"/>
+      </w:r>
+      <w:r>
+        <w:rPr>
+          <w:noProof/>
+        </w:rPr>
+        <w:t xml:space="preserve">11</w:t>
+      </w:r>
+      <w:r>
+        <w:fldChar w:fldCharType="end"/>
+      </w:r>
+      <w:r>
+        <w:t xml:space="preserve">).</w:t>
+      </w:r>
+    </w:p>
+    <w:p>
+      <w:pPr>
+        <w:pStyle w:val="Natpisiznad"/>
+        <w:keepNext/>
+      </w:pPr>
+      <w:bookmarkStart w:id="5125" w:name="_Toc9000081"/>
+      <w:r>
+        <w:t xml:space="preserve">Табела </w:t>
+      </w:r>
+      <w:bookmarkStart w:id="5040" w:name="_Ref_tab_conflict"/>
+      <w:r>
+        <w:fldChar w:fldCharType="begin"/>
+      </w:r>
+      <w:r>
+        <w:instrText xml:space="preserve"> SEQ Табела \* ARABIC </w:instrText>
+      </w:r>
+      <w:r>
+        <w:fldChar w:fldCharType="separate"/>
+      </w:r>
+      <w:r>
+        <w:rPr>
+          <w:noProof/>
+        </w:rPr>
+        <w:t xml:space="preserve">11</w:t>
+      </w:r>
+      <w:r>
+        <w:fldChar w:fldCharType="end"/>
+      </w:r>
+      <w:bookmarkEnd w:id="5040"/>
+      <w:r>
+        <w:t xml:space="preserve">: Удио одговора 409 при уносу групних трошкова.</w:t>
+      </w:r>
+      <w:bookmarkEnd w:id="5125"/>
+    </w:p>
+    <w:tbl>
+      <w:tblPr>
+        <w:tblStyle w:val="TabelaFTN"/>
+        <w:tblW w:w="7994" w:type="dxa"/>
+        <w:jc w:val="center"/>
+        <w:tblLayout w:type="fixed"/>
+        <w:tblCellMar>
+          <w:top w:w="28" w:type="dxa"/>
+          <w:bottom w:w="28" w:type="dxa"/>
+        </w:tblCellMar>
+        <w:tblLook w:val="04A0" w:firstRow="1" w:lastRow="0" w:firstColumn="1" w:lastColumn="0" w:noHBand="0" w:noVBand="1"/>
+      </w:tblPr>
+      <w:tblGrid>
+        <w:gridCol w:w="2078"/>
+        <w:gridCol w:w="1199"/>
+        <w:gridCol w:w="1839"/>
+        <w:gridCol w:w="1439"/>
+        <w:gridCol w:w="1439"/>
+      </w:tblGrid>
+      <w:tr>
+        <w:trPr>
+          <w:cnfStyle w:val="100000000000" w:firstRow="1" w:lastRow="0" w:firstColumn="0" w:lastColumn="0" w:oddVBand="0" w:evenVBand="0" w:oddHBand="0" w:evenHBand="0" w:firstRowFirstColumn="0" w:firstRowLastColumn="0" w:lastRowFirstColumn="0" w:lastRowLastColumn="0"/>
+          <w:cantSplit/>
+          <w:tblHeader/>
+          <w:jc w:val="center"/>
+        </w:trPr>
+        <w:tc>
+          <w:tcPr>
+            <w:tcW w:w="2078" w:type="dxa"/>
+          </w:tcPr>
+          <w:p>
+            <w:pPr>
+              <w:pStyle w:val="Tabelazaglavlje"/>
+              <w:keepNext/>
+            </w:pPr>
+            <w:r>
+              <w:t xml:space="preserve">Мјерење</w:t>
+            </w:r>
+          </w:p>
+        </w:tc>
+        <w:tc>
+          <w:tcPr>
+            <w:tcW w:w="1199" w:type="dxa"/>
+          </w:tcPr>
+          <w:p>
+            <w:pPr>
+              <w:pStyle w:val="Tabelazaglavlje"/>
+              <w:keepNext/>
+            </w:pPr>
+            <w:r>
+              <w:t xml:space="preserve">Корисника</w:t>
+            </w:r>
+          </w:p>
+        </w:tc>
+        <w:tc>
+          <w:tcPr>
+            <w:tcW w:w="1839" w:type="dxa"/>
+          </w:tcPr>
+          <w:p>
+            <w:pPr>
+              <w:pStyle w:val="Tabelazaglavlje"/>
+              <w:keepNext/>
+            </w:pPr>
+            <w:r>
+              <w:t xml:space="preserve">Нових групних трошкова</w:t>
+            </w:r>
+          </w:p>
+        </w:tc>
+        <w:tc>
+          <w:tcPr>
+            <w:tcW w:w="1439" w:type="dxa"/>
+          </w:tcPr>
+          <w:p>
+            <w:pPr>
+              <w:pStyle w:val="Tabelazaglavlje"/>
+              <w:keepNext/>
+            </w:pPr>
+            <w:r>
+              <w:t xml:space="preserve">Одговора 409</w:t>
+            </w:r>
+          </w:p>
+        </w:tc>
+        <w:tc>
+          <w:tcPr>
+            <w:tcW w:w="1439" w:type="dxa"/>
+          </w:tcPr>
+          <w:p>
+            <w:pPr>
+              <w:pStyle w:val="Tabelazaglavlje"/>
+              <w:keepNext/>
+            </w:pPr>
+            <w:r>
+              <w:t xml:space="preserve">Удио</w:t>
+            </w:r>
+          </w:p>
+        </w:tc>
+      </w:tr>
+      <w:tr>
+        <w:trPr>
+          <w:cantSplit/>
+          <w:jc w:val="center"/>
+        </w:trPr>
+        <w:tc>
+          <w:tcPr>
+            <w:tcW w:w="2078" w:type="dxa"/>
+          </w:tcPr>
+          <w:p>
+            <w:pPr>
+              <w:pStyle w:val="Tabelatekst"/>
+              <w:keepNext/>
+            </w:pPr>
+            <w:r>
+              <w:t xml:space="preserve">Прије исправке</w:t>
+            </w:r>
+          </w:p>
+        </w:tc>
+        <w:tc>
+          <w:tcPr>
+            <w:tcW w:w="1199" w:type="dxa"/>
+          </w:tcPr>
+          <w:p>
+            <w:pPr>
+              <w:pStyle w:val="Tabelatekst"/>
+              <w:keepNext/>
+            </w:pPr>
+            <w:r>
+              <w:t xml:space="preserve">200</w:t>
+            </w:r>
+          </w:p>
+        </w:tc>
+        <w:tc>
+          <w:tcPr>
+            <w:tcW w:w="1839" w:type="dxa"/>
+          </w:tcPr>
+          <w:p>
+            <w:pPr>
+              <w:pStyle w:val="Tabelatekst"/>
+              <w:keepNext/>
+            </w:pPr>
+            <w:r>
+              <w:t xml:space="preserve">790</w:t>
+            </w:r>
+          </w:p>
+        </w:tc>
+        <w:tc>
+          <w:tcPr>
+            <w:tcW w:w="1439" w:type="dxa"/>
+          </w:tcPr>
+          <w:p>
+            <w:pPr>
+              <w:pStyle w:val="Tabelatekst"/>
+              <w:keepNext/>
+            </w:pPr>
+            <w:r>
+              <w:t xml:space="preserve">6</w:t>
+            </w:r>
+          </w:p>
+        </w:tc>
+        <w:tc>
+          <w:tcPr>
+            <w:tcW w:w="1439" w:type="dxa"/>
+          </w:tcPr>
+          <w:p>
+            <w:pPr>
+              <w:pStyle w:val="Tabelatekst"/>
+              <w:keepNext/>
+            </w:pPr>
+            <w:r>
+              <w:t xml:space="preserve">0,76 %</w:t>
+            </w:r>
+          </w:p>
+        </w:tc>
+      </w:tr>
+      <w:tr>
+        <w:trPr>
+          <w:cantSplit/>
+          <w:jc w:val="center"/>
+        </w:trPr>
+        <w:tc>
+          <w:tcPr>
+            <w:tcW w:w="2078" w:type="dxa"/>
+          </w:tcPr>
+          <w:p>
+            <w:pPr>
+              <w:pStyle w:val="Tabelatekst"/>
+              <w:keepNext/>
+            </w:pPr>
+            <w:r>
+              <w:t xml:space="preserve">Прије исправке</w:t>
+            </w:r>
+          </w:p>
+        </w:tc>
+        <w:tc>
+          <w:tcPr>
+            <w:tcW w:w="1199" w:type="dxa"/>
+          </w:tcPr>
+          <w:p>
+            <w:pPr>
+              <w:pStyle w:val="Tabelatekst"/>
+              <w:keepNext/>
+            </w:pPr>
+            <w:r>
+              <w:t xml:space="preserve">400</w:t>
+            </w:r>
+          </w:p>
+        </w:tc>
+        <w:tc>
+          <w:tcPr>
+            <w:tcW w:w="1839" w:type="dxa"/>
+          </w:tcPr>
+          <w:p>
+            <w:pPr>
+              <w:pStyle w:val="Tabelatekst"/>
+              <w:keepNext/>
+            </w:pPr>
+            <w:r>
+              <w:t xml:space="preserve">1.303</w:t>
+            </w:r>
+          </w:p>
+        </w:tc>
+        <w:tc>
+          <w:tcPr>
+            <w:tcW w:w="1439" w:type="dxa"/>
+          </w:tcPr>
+          <w:p>
+            <w:pPr>
+              <w:pStyle w:val="Tabelatekst"/>
+              <w:keepNext/>
+            </w:pPr>
+            <w:r>
+              <w:t xml:space="preserve">29</w:t>
+            </w:r>
+          </w:p>
+        </w:tc>
+        <w:tc>
+          <w:tcPr>
+            <w:tcW w:w="1439" w:type="dxa"/>
+          </w:tcPr>
+          <w:p>
+            <w:pPr>
+              <w:pStyle w:val="Tabelatekst"/>
+              <w:keepNext/>
+            </w:pPr>
+            <w:r>
+              <w:t xml:space="preserve">2,23 %</w:t>
+            </w:r>
+          </w:p>
+        </w:tc>
+      </w:tr>
+      <w:tr>
+        <w:trPr>
+          <w:cantSplit/>
+          <w:jc w:val="center"/>
+        </w:trPr>
+        <w:tc>
+          <w:tcPr>
+            <w:tcW w:w="2078" w:type="dxa"/>
+          </w:tcPr>
+          <w:p>
+            <w:pPr>
+              <w:pStyle w:val="Tabelatekst"/>
+              <w:keepNext/>
+            </w:pPr>
+            <w:r>
+              <w:t xml:space="preserve">Прије исправке</w:t>
+            </w:r>
+          </w:p>
+        </w:tc>
+        <w:tc>
+          <w:tcPr>
+            <w:tcW w:w="1199" w:type="dxa"/>
+          </w:tcPr>
+          <w:p>
+            <w:pPr>
+              <w:pStyle w:val="Tabelatekst"/>
+              <w:keepNext/>
+            </w:pPr>
+            <w:r>
+              <w:t xml:space="preserve">800</w:t>
+            </w:r>
+          </w:p>
+        </w:tc>
+        <w:tc>
+          <w:tcPr>
+            <w:tcW w:w="1839" w:type="dxa"/>
+          </w:tcPr>
+          <w:p>
+            <w:pPr>
+              <w:pStyle w:val="Tabelatekst"/>
+              <w:keepNext/>
+            </w:pPr>
+            <w:r>
+              <w:t xml:space="preserve">1.834</w:t>
+            </w:r>
+          </w:p>
+        </w:tc>
+        <w:tc>
+          <w:tcPr>
+            <w:tcW w:w="1439" w:type="dxa"/>
+          </w:tcPr>
+          <w:p>
+            <w:pPr>
+              <w:pStyle w:val="Tabelatekst"/>
+              <w:keepNext/>
+            </w:pPr>
+            <w:r>
+              <w:t xml:space="preserve">98</w:t>
+            </w:r>
+          </w:p>
+        </w:tc>
+        <w:tc>
+          <w:tcPr>
+            <w:tcW w:w="1439" w:type="dxa"/>
+          </w:tcPr>
+          <w:p>
+            <w:pPr>
+              <w:pStyle w:val="Tabelatekst"/>
+              <w:keepNext/>
+            </w:pPr>
+            <w:r>
+              <w:t xml:space="preserve">5,34 %</w:t>
+            </w:r>
+          </w:p>
+        </w:tc>
+      </w:tr>
+      <w:tr>
+        <w:trPr>
+          <w:cantSplit/>
+          <w:jc w:val="center"/>
+        </w:trPr>
+        <w:tc>
+          <w:tcPr>
+            <w:tcW w:w="2078" w:type="dxa"/>
+          </w:tcPr>
+          <w:p>
+            <w:pPr>
+              <w:pStyle w:val="Tabelatekst"/>
+              <w:keepNext/>
+            </w:pPr>
+            <w:r>
+              <w:t xml:space="preserve">Послије исправке</w:t>
+            </w:r>
+          </w:p>
+        </w:tc>
+        <w:tc>
+          <w:tcPr>
+            <w:tcW w:w="1199" w:type="dxa"/>
+          </w:tcPr>
+          <w:p>
+            <w:pPr>
+              <w:pStyle w:val="Tabelatekst"/>
+              <w:keepNext/>
+            </w:pPr>
+            <w:r>
+              <w:t xml:space="preserve">200</w:t>
+            </w:r>
+          </w:p>
+        </w:tc>
+        <w:tc>
+          <w:tcPr>
+            <w:tcW w:w="1839" w:type="dxa"/>
+          </w:tcPr>
+          <w:p>
+            <w:pPr>
+              <w:pStyle w:val="Tabelatekst"/>
+              <w:keepNext/>
+            </w:pPr>
+            <w:r>
+              <w:t xml:space="preserve">732</w:t>
+            </w:r>
+          </w:p>
+        </w:tc>
+        <w:tc>
+          <w:tcPr>
+            <w:tcW w:w="1439" w:type="dxa"/>
+          </w:tcPr>
+          <w:p>
+            <w:pPr>
+              <w:pStyle w:val="Tabelatekst"/>
+              <w:keepNext/>
+            </w:pPr>
+            <w:r>
+              <w:t xml:space="preserve">0</w:t>
+            </w:r>
+          </w:p>
+        </w:tc>
+        <w:tc>
+          <w:tcPr>
+            <w:tcW w:w="1439" w:type="dxa"/>
+          </w:tcPr>
+          <w:p>
+            <w:pPr>
+              <w:pStyle w:val="Tabelatekst"/>
+              <w:keepNext/>
+            </w:pPr>
+            <w:r>
+              <w:t xml:space="preserve">0 %</w:t>
+            </w:r>
+          </w:p>
+        </w:tc>
+      </w:tr>
+      <w:tr>
+        <w:trPr>
+          <w:cantSplit/>
+          <w:jc w:val="center"/>
+        </w:trPr>
+        <w:tc>
+          <w:tcPr>
+            <w:tcW w:w="2078" w:type="dxa"/>
+          </w:tcPr>
+          <w:p>
+            <w:pPr>
+              <w:pStyle w:val="Tabelatekst"/>
+              <w:keepNext/>
+            </w:pPr>
+            <w:r>
+              <w:t xml:space="preserve">Послије исправке</w:t>
+            </w:r>
+          </w:p>
+        </w:tc>
+        <w:tc>
+          <w:tcPr>
+            <w:tcW w:w="1199" w:type="dxa"/>
+          </w:tcPr>
+          <w:p>
+            <w:pPr>
+              <w:pStyle w:val="Tabelatekst"/>
+              <w:keepNext/>
+            </w:pPr>
+            <w:r>
+              <w:t xml:space="preserve">400</w:t>
+            </w:r>
+          </w:p>
+        </w:tc>
+        <w:tc>
+          <w:tcPr>
+            <w:tcW w:w="1839" w:type="dxa"/>
+          </w:tcPr>
+          <w:p>
+            <w:pPr>
+              <w:pStyle w:val="Tabelatekst"/>
+              <w:keepNext/>
+            </w:pPr>
+            <w:r>
+              <w:t xml:space="preserve">1.324</w:t>
+            </w:r>
+          </w:p>
+        </w:tc>
+        <w:tc>
+          <w:tcPr>
+            <w:tcW w:w="1439" w:type="dxa"/>
+          </w:tcPr>
+          <w:p>
+            <w:pPr>
+              <w:pStyle w:val="Tabelatekst"/>
+              <w:keepNext/>
+            </w:pPr>
+            <w:r>
+              <w:t xml:space="preserve">0</w:t>
+            </w:r>
+          </w:p>
+        </w:tc>
+        <w:tc>
+          <w:tcPr>
+            <w:tcW w:w="1439" w:type="dxa"/>
+          </w:tcPr>
+          <w:p>
+            <w:pPr>
+              <w:pStyle w:val="Tabelatekst"/>
+              <w:keepNext/>
+            </w:pPr>
+            <w:r>
+              <w:t xml:space="preserve">0 %</w:t>
+            </w:r>
+          </w:p>
+        </w:tc>
+      </w:tr>
+      <w:tr>
+        <w:trPr>
+          <w:cantSplit/>
+          <w:jc w:val="center"/>
+        </w:trPr>
+        <w:tc>
+          <w:tcPr>
+            <w:tcW w:w="2078" w:type="dxa"/>
+          </w:tcPr>
+          <w:p>
+            <w:pPr>
+              <w:pStyle w:val="Tabelatekst"/>
+            </w:pPr>
+            <w:r>
+              <w:t xml:space="preserve">Послије исправке</w:t>
+            </w:r>
+          </w:p>
+        </w:tc>
+        <w:tc>
+          <w:tcPr>
+            <w:tcW w:w="1199" w:type="dxa"/>
+          </w:tcPr>
+          <w:p>
+            <w:pPr>
+              <w:pStyle w:val="Tabelatekst"/>
+            </w:pPr>
+            <w:r>
+              <w:t xml:space="preserve">800</w:t>
+            </w:r>
+          </w:p>
+        </w:tc>
+        <w:tc>
+          <w:tcPr>
+            <w:tcW w:w="1839" w:type="dxa"/>
+          </w:tcPr>
+          <w:p>
+            <w:pPr>
+              <w:pStyle w:val="Tabelatekst"/>
+            </w:pPr>
+            <w:r>
+              <w:t xml:space="preserve">3.448</w:t>
+            </w:r>
+          </w:p>
+        </w:tc>
+        <w:tc>
+          <w:tcPr>
+            <w:tcW w:w="1439" w:type="dxa"/>
+          </w:tcPr>
+          <w:p>
+            <w:pPr>
+              <w:pStyle w:val="Tabelatekst"/>
+            </w:pPr>
+            <w:r>
+              <w:t xml:space="preserve">174</w:t>
+            </w:r>
+          </w:p>
+        </w:tc>
+        <w:tc>
+          <w:tcPr>
+            <w:tcW w:w="1439" w:type="dxa"/>
+          </w:tcPr>
+          <w:p>
+            <w:pPr>
+              <w:pStyle w:val="Tabelatekst"/>
+            </w:pPr>
+            <w:r>
+              <w:t xml:space="preserve">5,05 %</w:t>
+            </w:r>
+          </w:p>
+        </w:tc>
+      </w:tr>
+    </w:tbl>
+    <w:p>
+      <w:r>
+        <w:t xml:space="preserve"/>
+      </w:r>
+    </w:p>
+    <w:p>
+      <w:r>
+        <w:t xml:space="preserve">Исправка у класи </w:t>
+      </w:r>
+      <w:r>
+        <w:rPr>
+          <w:rStyle w:val="Kod"/>
+        </w:rPr>
+        <w:t xml:space="preserve">UnitOfWork</w:t>
+      </w:r>
+      <w:r>
+        <w:t xml:space="preserve"> (листинг </w:t>
+      </w:r>
+      <w:r>
+        <w:fldChar w:fldCharType="begin"/>
+      </w:r>
+      <w:r>
+        <w:instrText xml:space="preserve"> REF _Ref_lst_uow \h </w:instrText>
+      </w:r>
+      <w:r>
+        <w:fldChar w:fldCharType="separate"/>
+      </w:r>
+      <w:r>
+        <w:rPr>
+          <w:noProof/>
+        </w:rPr>
+        <w:t xml:space="preserve">9</w:t>
+      </w:r>
+      <w:r>
+        <w:fldChar w:fldCharType="end"/>
+      </w:r>
+      <w:r>
+        <w:t xml:space="preserve">) такав конфликт разрјешава сама: ред који више не постоји, или је у међувремену постао измирено поравнање, изоставља се из снимања, а снимање се понавља највише пет пута. Прва верзија исправке понављала је снимање одмах, па су се при 400 корисника поједини захтјеви поново сударали. Зато је између покушаја додат кратак насумични размак, послије чега је удио одговора 409 при 200 и 400 корисника пао на нулу. При 800 корисника преостаје око 5 % нових групних трошкова, односно 0,36 % свих захтјева: тада око 200 корисника ради у истој демо групи на засићеном серверу, па се сударају и поновљени покушаји.</w:t>
+      </w:r>
+    </w:p>
+    <w:p>
+      <w:pPr>
+        <w:pStyle w:val="Heading3"/>
+      </w:pPr>
+      <w:bookmarkStart w:id="5126" w:name="_Toc9000082"/>
+      <w:r>
+        <w:t xml:space="preserve">Истовремена измјена истог податка</w:t>
+      </w:r>
+      <w:bookmarkEnd w:id="5126"/>
+    </w:p>
+    <w:p>
+      <w:r>
+        <w:t xml:space="preserve">Сценарио </w:t>
+      </w:r>
+      <w:r>
+        <w:rPr>
+          <w:rStyle w:val="Kod"/>
+        </w:rPr>
+        <w:t xml:space="preserve">ConcurrencyUser</w:t>
+      </w:r>
+      <w:r>
+        <w:t xml:space="preserve"> провјерава супротан случај, у коме је конфликт исправан одговор: 50 корисника без паузе мијења исти групни трошак током једног минута. Очекује се да сваки захтјев или успије или буде одбијен одговором 409, да не настане ниједна грешка сервера и да трошак остане конзистентан. Резултати су приказани у табели </w:t>
+      </w:r>
+      <w:r>
+        <w:fldChar w:fldCharType="begin"/>
+      </w:r>
+      <w:r>
+        <w:instrText xml:space="preserve"> REF _Ref_tab_conc \h </w:instrText>
+      </w:r>
+      <w:r>
+        <w:fldChar w:fldCharType="separate"/>
+      </w:r>
+      <w:r>
+        <w:rPr>
+          <w:noProof/>
+        </w:rPr>
+        <w:t xml:space="preserve">12</w:t>
+      </w:r>
+      <w:r>
+        <w:fldChar w:fldCharType="end"/>
+      </w:r>
+      <w:r>
+        <w:t xml:space="preserve">.</w:t>
+      </w:r>
+    </w:p>
+    <w:p>
+      <w:pPr>
+        <w:pStyle w:val="Natpisiznad"/>
+        <w:keepNext/>
+      </w:pPr>
+      <w:bookmarkStart w:id="5127" w:name="_Toc9000083"/>
+      <w:r>
+        <w:t xml:space="preserve">Табела </w:t>
+      </w:r>
+      <w:bookmarkStart w:id="5041" w:name="_Ref_tab_conc"/>
+      <w:r>
+        <w:fldChar w:fldCharType="begin"/>
+      </w:r>
+      <w:r>
+        <w:instrText xml:space="preserve"> SEQ Табела \* ARABIC </w:instrText>
+      </w:r>
+      <w:r>
+        <w:fldChar w:fldCharType="separate"/>
+      </w:r>
+      <w:r>
+        <w:rPr>
+          <w:noProof/>
+        </w:rPr>
+        <w:t xml:space="preserve">12</w:t>
+      </w:r>
+      <w:r>
+        <w:fldChar w:fldCharType="end"/>
+      </w:r>
+      <w:bookmarkEnd w:id="5041"/>
+      <w:r>
+        <w:t xml:space="preserve">: Резултати сценарија ConcurrencyUser.</w:t>
+      </w:r>
+      <w:bookmarkEnd w:id="5127"/>
+    </w:p>
+    <w:tbl>
+      <w:tblPr>
+        <w:tblStyle w:val="TabelaFTN"/>
+        <w:tblW w:w="7994" w:type="dxa"/>
+        <w:jc w:val="center"/>
+        <w:tblLayout w:type="fixed"/>
+        <w:tblCellMar>
+          <w:top w:w="28" w:type="dxa"/>
+          <w:bottom w:w="28" w:type="dxa"/>
+        </w:tblCellMar>
+        <w:tblLook w:val="04A0" w:firstRow="1" w:lastRow="0" w:firstColumn="1" w:lastColumn="0" w:noHBand="0" w:noVBand="1"/>
+      </w:tblPr>
+      <w:tblGrid>
+        <w:gridCol w:w="1279"/>
+        <w:gridCol w:w="1439"/>
+        <w:gridCol w:w="1519"/>
+        <w:gridCol w:w="1039"/>
+        <w:gridCol w:w="1439"/>
+        <w:gridCol w:w="1279"/>
+      </w:tblGrid>
+      <w:tr>
+        <w:trPr>
+          <w:cnfStyle w:val="100000000000" w:firstRow="1" w:lastRow="0" w:firstColumn="0" w:lastColumn="0" w:oddVBand="0" w:evenVBand="0" w:oddHBand="0" w:evenHBand="0" w:firstRowFirstColumn="0" w:firstRowLastColumn="0" w:lastRowFirstColumn="0" w:lastRowLastColumn="0"/>
+          <w:cantSplit/>
+          <w:tblHeader/>
+          <w:jc w:val="center"/>
+        </w:trPr>
+        <w:tc>
+          <w:tcPr>
+            <w:tcW w:w="1279" w:type="dxa"/>
+          </w:tcPr>
+          <w:p>
+            <w:pPr>
+              <w:pStyle w:val="Tabelazaglavlje"/>
+              <w:keepNext/>
+            </w:pPr>
+            <w:r>
+              <w:t xml:space="preserve">Укупно измјена</w:t>
+            </w:r>
+          </w:p>
+        </w:tc>
+        <w:tc>
+          <w:tcPr>
+            <w:tcW w:w="1439" w:type="dxa"/>
+          </w:tcPr>
+          <w:p>
+            <w:pPr>
+              <w:pStyle w:val="Tabelazaglavlje"/>
+              <w:keepNext/>
+            </w:pPr>
+            <w:r>
+              <w:t xml:space="preserve">HTTP 200</w:t>
+            </w:r>
+          </w:p>
+        </w:tc>
+        <w:tc>
+          <w:tcPr>
+            <w:tcW w:w="1519" w:type="dxa"/>
+          </w:tcPr>
+          <w:p>
+            <w:pPr>
+              <w:pStyle w:val="Tabelazaglavlje"/>
+              <w:keepNext/>
+            </w:pPr>
+            <w:r>
+              <w:t xml:space="preserve">HTTP 409</w:t>
+            </w:r>
+          </w:p>
+        </w:tc>
+        <w:tc>
+          <w:tcPr>
+            <w:tcW w:w="1039" w:type="dxa"/>
+          </w:tcPr>
+          <w:p>
+            <w:pPr>
+              <w:pStyle w:val="Tabelazaglavlje"/>
+              <w:keepNext/>
+            </w:pPr>
+            <w:r>
+              <w:t xml:space="preserve">HTTP 5xx</w:t>
+            </w:r>
+          </w:p>
+        </w:tc>
+        <w:tc>
+          <w:tcPr>
+            <w:tcW w:w="1439" w:type="dxa"/>
+          </w:tcPr>
+          <w:p>
+            <w:pPr>
+              <w:pStyle w:val="Tabelazaglavlje"/>
+              <w:keepNext/>
+            </w:pPr>
+            <w:r>
+              <w:t xml:space="preserve">Захтјева у секунди</w:t>
+            </w:r>
+          </w:p>
+        </w:tc>
+        <w:tc>
+          <w:tcPr>
+            <w:tcW w:w="1279" w:type="dxa"/>
+          </w:tcPr>
+          <w:p>
+            <w:pPr>
+              <w:pStyle w:val="Tabelazaglavlje"/>
+              <w:keepNext/>
+            </w:pPr>
+            <w:r>
+              <w:t xml:space="preserve">Медијан (ms)</w:t>
+            </w:r>
+          </w:p>
+        </w:tc>
+      </w:tr>
+      <w:tr>
+        <w:trPr>
+          <w:cantSplit/>
+          <w:jc w:val="center"/>
+        </w:trPr>
+        <w:tc>
+          <w:tcPr>
+            <w:tcW w:w="1279" w:type="dxa"/>
+          </w:tcPr>
+          <w:p>
+            <w:pPr>
+              <w:pStyle w:val="Tabelatekst"/>
+            </w:pPr>
+            <w:r>
+              <w:t xml:space="preserve">24.767</w:t>
+            </w:r>
+          </w:p>
+        </w:tc>
+        <w:tc>
+          <w:tcPr>
+            <w:tcW w:w="1439" w:type="dxa"/>
+          </w:tcPr>
+          <w:p>
+            <w:pPr>
+              <w:pStyle w:val="Tabelatekst"/>
+            </w:pPr>
+            <w:r>
+              <w:t xml:space="preserve">6.213 (25,1 %)</w:t>
+            </w:r>
+          </w:p>
+        </w:tc>
+        <w:tc>
+          <w:tcPr>
+            <w:tcW w:w="1519" w:type="dxa"/>
+          </w:tcPr>
+          <w:p>
+            <w:pPr>
+              <w:pStyle w:val="Tabelatekst"/>
+            </w:pPr>
+            <w:r>
+              <w:t xml:space="preserve">18.554 (74,9 %)</w:t>
+            </w:r>
+          </w:p>
+        </w:tc>
+        <w:tc>
+          <w:tcPr>
+            <w:tcW w:w="1039" w:type="dxa"/>
+          </w:tcPr>
+          <w:p>
+            <w:pPr>
+              <w:pStyle w:val="Tabelatekst"/>
+            </w:pPr>
+            <w:r>
+              <w:t xml:space="preserve">0</w:t>
+            </w:r>
+          </w:p>
+        </w:tc>
+        <w:tc>
+          <w:tcPr>
+            <w:tcW w:w="1439" w:type="dxa"/>
+          </w:tcPr>
+          <w:p>
+            <w:pPr>
+              <w:pStyle w:val="Tabelatekst"/>
+            </w:pPr>
+            <w:r>
+              <w:t xml:space="preserve">416</w:t>
+            </w:r>
+          </w:p>
+        </w:tc>
+        <w:tc>
+          <w:tcPr>
+            <w:tcW w:w="1279" w:type="dxa"/>
+          </w:tcPr>
+          <w:p>
+            <w:pPr>
+              <w:pStyle w:val="Tabelatekst"/>
+            </w:pPr>
+            <w:r>
+              <w:t xml:space="preserve">12</w:t>
+            </w:r>
+          </w:p>
+        </w:tc>
+      </w:tr>
+    </w:tbl>
+    <w:p>
+      <w:r>
+        <w:t xml:space="preserve"/>
+      </w:r>
+    </w:p>
+    <w:p>
+      <w:r>
+        <w:t xml:space="preserve">Оптимистичка контрола конкурентности пропушта само једну од измјена које стигну истовремено, а остале одбија, тако да се измјене међусобно не поништавају и сервер остаје стабилан. Конзистентност је провјерена упитом из листинга </w:t>
+      </w:r>
+      <w:r>
+        <w:fldChar w:fldCharType="begin"/>
+      </w:r>
+      <w:r>
+        <w:instrText xml:space="preserve"> REF _Ref_lst_sql \h </w:instrText>
+      </w:r>
+      <w:r>
+        <w:fldChar w:fldCharType="separate"/>
+      </w:r>
+      <w:r>
+        <w:rPr>
+          <w:noProof/>
+        </w:rPr>
+        <w:t xml:space="preserve">11</w:t>
+      </w:r>
+      <w:r>
+        <w:fldChar w:fldCharType="end"/>
+      </w:r>
+      <w:r>
+        <w:t xml:space="preserve">, који тражи трошкове чији збир удјела није једнак износу трошка. Упит је вратио нула редова.</w:t>
+      </w:r>
+    </w:p>
+    <w:p>
+      <w:pPr>
+        <w:pStyle w:val="Listing"/>
+        <w:keepNext/>
+        <w:keepLines/>
+      </w:pPr>
+      <w:r>
+        <w:t xml:space="preserve">SELECT ge."Id", ge."Amount",</w:t>
+      </w:r>
+    </w:p>
+    <w:p>
+      <w:pPr>
+        <w:pStyle w:val="Listing"/>
+        <w:keepNext/>
+        <w:keepLines/>
+      </w:pPr>
+      <w:r>
+        <w:t xml:space="preserve">       SUM(s."Amount") AS "SumOfSplits"</w:t>
+      </w:r>
+    </w:p>
+    <w:p>
+      <w:pPr>
+        <w:pStyle w:val="Listing"/>
+        <w:keepNext/>
+        <w:keepLines/>
+      </w:pPr>
+      <w:r>
+        <w:t xml:space="preserve">FROM "GroupExpenses" ge</w:t>
+      </w:r>
+    </w:p>
+    <w:p>
+      <w:pPr>
+        <w:pStyle w:val="Listing"/>
+        <w:keepNext/>
+        <w:keepLines/>
+      </w:pPr>
+      <w:r>
+        <w:t xml:space="preserve">JOIN "ExpenseSplits" s</w:t>
+      </w:r>
+    </w:p>
+    <w:p>
+      <w:pPr>
+        <w:pStyle w:val="Listing"/>
+        <w:keepNext/>
+        <w:keepLines/>
+      </w:pPr>
+      <w:r>
+        <w:t xml:space="preserve">  ON s."GroupExpenseId" = ge."Id"</w:t>
+      </w:r>
+    </w:p>
+    <w:p>
+      <w:pPr>
+        <w:pStyle w:val="Listing"/>
+        <w:keepNext/>
+        <w:keepLines/>
+      </w:pPr>
+      <w:r>
+        <w:t xml:space="preserve">GROUP BY ge."Id", ge."Amount"</w:t>
+      </w:r>
+    </w:p>
+    <w:p>
+      <w:pPr>
+        <w:pStyle w:val="Listing"/>
+        <w:keepNext/>
+        <w:keepLines/>
+      </w:pPr>
+      <w:r>
+        <w:t xml:space="preserve">HAVING ge."Amount" &lt;&gt; SUM(s."Amount");</w:t>
+      </w:r>
+    </w:p>
+    <w:p>
+      <w:pPr>
+        <w:pStyle w:val="Caption"/>
+      </w:pPr>
+      <w:bookmarkStart w:id="5128" w:name="_Toc9000084"/>
+      <w:r>
+        <w:t xml:space="preserve">Листинг </w:t>
+      </w:r>
+      <w:bookmarkStart w:id="5042" w:name="_Ref_lst_sql"/>
+      <w:r>
+        <w:fldChar w:fldCharType="begin"/>
+      </w:r>
+      <w:r>
+        <w:instrText xml:space="preserve"> SEQ Листинг \* ARABIC </w:instrText>
+      </w:r>
+      <w:r>
+        <w:fldChar w:fldCharType="separate"/>
+      </w:r>
+      <w:r>
+        <w:rPr>
+          <w:noProof/>
+        </w:rPr>
+        <w:t xml:space="preserve">11</w:t>
+      </w:r>
+      <w:r>
+        <w:fldChar w:fldCharType="end"/>
+      </w:r>
+      <w:bookmarkEnd w:id="5042"/>
+      <w:r>
+        <w:t xml:space="preserve">: Провјера да ли се удјели групних трошкова слажу са износом.</w:t>
+      </w:r>
+      <w:bookmarkEnd w:id="5128"/>
+    </w:p>
+    <w:p>
+      <w:pPr>
+        <w:pStyle w:val="Heading3"/>
+      </w:pPr>
+      <w:bookmarkStart w:id="5129" w:name="_Toc9000085"/>
+      <w:r>
+        <w:t xml:space="preserve">Ограничење броја захтјева</w:t>
+      </w:r>
+      <w:bookmarkEnd w:id="5129"/>
+    </w:p>
+    <w:p>
+      <w:r>
+        <w:t xml:space="preserve">Сценарио </w:t>
+      </w:r>
+      <w:r>
+        <w:rPr>
+          <w:rStyle w:val="Kod"/>
+        </w:rPr>
+        <w:t xml:space="preserve">RateLimitUser</w:t>
+      </w:r>
+      <w:r>
+        <w:t xml:space="preserve">, уз укључена ограничења, сваких пола секунде покушава пријаву са погрешном лозинком. Очекује се да првих десет покушаја у минути добије одговор 401, а сви сљедећи 429. Тест је дао управо тај резултат: 10 одговора 401 и 45 одговора 429. Одбијени захтјеви имају медијан од 2 ms, наспрам око 120 ms за провјеру погрешне лозинке, јер се одбијају прије приступа бази и хеширања лозинке. Ограничење зато не штити само од погађања лозинки, него и сервер од преоптерећења.</w:t>
       </w:r>
     </w:p>
     <w:p>
       <w:pPr>
         <w:pStyle w:val="Heading2"/>
       </w:pPr>
+      <w:bookmarkStart w:id="5130" w:name="_Toc9000086"/>
       <w:r>
         <w:t xml:space="preserve">Откривене грешке и исправке</w:t>
       </w:r>
-    </w:p>
-    <w:p>
-      <w:r>
-        <w:t xml:space="preserve">[Текст.]</w:t>
+      <w:bookmarkEnd w:id="5130"/>
+    </w:p>
+    <w:p>
+      <w:r>
+        <w:t xml:space="preserve">Поред мјерења, тестирање је открило три грешке у апликацији и једно уско грло. Грешке се ручним тестирањем не би лако уочиле, јер се јављају тек при истовременим захтјевима или у ријетким комбинацијама података. Све су исправљене, а тестови поновљени. Преглед је дат у табели </w:t>
+      </w:r>
+      <w:r>
+        <w:fldChar w:fldCharType="begin"/>
+      </w:r>
+      <w:r>
+        <w:instrText xml:space="preserve"> REF _Ref_tab_bugs \h </w:instrText>
+      </w:r>
+      <w:r>
+        <w:fldChar w:fldCharType="separate"/>
+      </w:r>
+      <w:r>
+        <w:rPr>
+          <w:noProof/>
+        </w:rPr>
+        <w:t xml:space="preserve">13</w:t>
+      </w:r>
+      <w:r>
+        <w:fldChar w:fldCharType="end"/>
+      </w:r>
+      <w:r>
+        <w:t xml:space="preserve">.</w:t>
+      </w:r>
+    </w:p>
+    <w:p>
+      <w:pPr>
+        <w:pStyle w:val="Natpisiznad"/>
+        <w:keepNext/>
+      </w:pPr>
+      <w:bookmarkStart w:id="5131" w:name="_Toc9000087"/>
+      <w:r>
+        <w:t xml:space="preserve">Табела </w:t>
+      </w:r>
+      <w:bookmarkStart w:id="5043" w:name="_Ref_tab_bugs"/>
+      <w:r>
+        <w:fldChar w:fldCharType="begin"/>
+      </w:r>
+      <w:r>
+        <w:instrText xml:space="preserve"> SEQ Табела \* ARABIC </w:instrText>
+      </w:r>
+      <w:r>
+        <w:fldChar w:fldCharType="separate"/>
+      </w:r>
+      <w:r>
+        <w:rPr>
+          <w:noProof/>
+        </w:rPr>
+        <w:t xml:space="preserve">13</w:t>
+      </w:r>
+      <w:r>
+        <w:fldChar w:fldCharType="end"/>
+      </w:r>
+      <w:bookmarkEnd w:id="5043"/>
+      <w:r>
+        <w:t xml:space="preserve">: Грешке и уско грло откривени тестирањем.</w:t>
+      </w:r>
+      <w:bookmarkEnd w:id="5131"/>
+    </w:p>
+    <w:tbl>
+      <w:tblPr>
+        <w:tblStyle w:val="TabelaFTN"/>
+        <w:tblW w:w="7994" w:type="dxa"/>
+        <w:jc w:val="center"/>
+        <w:tblLayout w:type="fixed"/>
+        <w:tblCellMar>
+          <w:top w:w="28" w:type="dxa"/>
+          <w:bottom w:w="28" w:type="dxa"/>
+        </w:tblCellMar>
+        <w:tblLook w:val="04A0" w:firstRow="1" w:lastRow="0" w:firstColumn="1" w:lastColumn="0" w:noHBand="0" w:noVBand="1"/>
+      </w:tblPr>
+      <w:tblGrid>
+        <w:gridCol w:w="2878"/>
+        <w:gridCol w:w="2398"/>
+        <w:gridCol w:w="2718"/>
+      </w:tblGrid>
+      <w:tr>
+        <w:trPr>
+          <w:cnfStyle w:val="100000000000" w:firstRow="1" w:lastRow="0" w:firstColumn="0" w:lastColumn="0" w:oddVBand="0" w:evenVBand="0" w:oddHBand="0" w:evenHBand="0" w:firstRowFirstColumn="0" w:firstRowLastColumn="0" w:lastRowFirstColumn="0" w:lastRowLastColumn="0"/>
+          <w:cantSplit/>
+          <w:tblHeader/>
+          <w:jc w:val="center"/>
+        </w:trPr>
+        <w:tc>
+          <w:tcPr>
+            <w:tcW w:w="2878" w:type="dxa"/>
+          </w:tcPr>
+          <w:p>
+            <w:pPr>
+              <w:pStyle w:val="Tabelazaglavlje"/>
+              <w:keepNext/>
+            </w:pPr>
+            <w:r>
+              <w:t xml:space="preserve">Проблем</w:t>
+            </w:r>
+          </w:p>
+        </w:tc>
+        <w:tc>
+          <w:tcPr>
+            <w:tcW w:w="2398" w:type="dxa"/>
+          </w:tcPr>
+          <w:p>
+            <w:pPr>
+              <w:pStyle w:val="Tabelazaglavlje"/>
+              <w:keepNext/>
+            </w:pPr>
+            <w:r>
+              <w:t xml:space="preserve">Како је откривен</w:t>
+            </w:r>
+          </w:p>
+        </w:tc>
+        <w:tc>
+          <w:tcPr>
+            <w:tcW w:w="2718" w:type="dxa"/>
+          </w:tcPr>
+          <w:p>
+            <w:pPr>
+              <w:pStyle w:val="Tabelazaglavlje"/>
+              <w:keepNext/>
+            </w:pPr>
+            <w:r>
+              <w:t xml:space="preserve">Исправка</w:t>
+            </w:r>
+          </w:p>
+        </w:tc>
+      </w:tr>
+      <w:tr>
+        <w:trPr>
+          <w:cantSplit/>
+          <w:jc w:val="center"/>
+        </w:trPr>
+        <w:tc>
+          <w:tcPr>
+            <w:tcW w:w="2878" w:type="dxa"/>
+          </w:tcPr>
+          <w:p>
+            <w:pPr>
+              <w:pStyle w:val="Tabelatekst"/>
+              <w:keepNext/>
+            </w:pPr>
+            <w:r>
+              <w:t xml:space="preserve">Одговор 409 при истовременом уносу групних трошкова у истој групи</w:t>
+            </w:r>
+          </w:p>
+        </w:tc>
+        <w:tc>
+          <w:tcPr>
+            <w:tcW w:w="2398" w:type="dxa"/>
+          </w:tcPr>
+          <w:p>
+            <w:pPr>
+              <w:pStyle w:val="Tabelatekst"/>
+              <w:keepNext/>
+            </w:pPr>
+            <w:r>
+              <w:rPr>
+                <w:rStyle w:val="Kod"/>
+              </w:rPr>
+              <w:t xml:space="preserve">MixedUser</w:t>
+            </w:r>
+            <w:r>
+              <w:t xml:space="preserve">: 0,76–5,34 % нових групних трошкова</w:t>
+            </w:r>
+          </w:p>
+        </w:tc>
+        <w:tc>
+          <w:tcPr>
+            <w:tcW w:w="2718" w:type="dxa"/>
+          </w:tcPr>
+          <w:p>
+            <w:pPr>
+              <w:pStyle w:val="Tabelatekst"/>
+              <w:keepNext/>
+            </w:pPr>
+            <w:r>
+              <w:t xml:space="preserve">Разрјешавање конфликта при брисању застарјелих приједлога и понављање снимања уз насумични размак</w:t>
+            </w:r>
+          </w:p>
+        </w:tc>
+      </w:tr>
+      <w:tr>
+        <w:trPr>
+          <w:cantSplit/>
+          <w:jc w:val="center"/>
+        </w:trPr>
+        <w:tc>
+          <w:tcPr>
+            <w:tcW w:w="2878" w:type="dxa"/>
+          </w:tcPr>
+          <w:p>
+            <w:pPr>
+              <w:pStyle w:val="Tabelatekst"/>
+              <w:keepNext/>
+            </w:pPr>
+            <w:r>
+              <w:t xml:space="preserve">PDF извјештај враћа грешку 500 када нема промјене у односу на претходни период</w:t>
+            </w:r>
+          </w:p>
+        </w:tc>
+        <w:tc>
+          <w:tcPr>
+            <w:tcW w:w="2398" w:type="dxa"/>
+          </w:tcPr>
+          <w:p>
+            <w:pPr>
+              <w:pStyle w:val="Tabelatekst"/>
+              <w:keepNext/>
+            </w:pPr>
+            <w:r>
+              <w:rPr>
+                <w:rStyle w:val="Kod"/>
+              </w:rPr>
+              <w:t xml:space="preserve">ReportUser</w:t>
+            </w:r>
+            <w:r>
+              <w:t xml:space="preserve">: сваки захтјев завршава грешком 500</w:t>
+            </w:r>
+          </w:p>
+        </w:tc>
+        <w:tc>
+          <w:tcPr>
+            <w:tcW w:w="2718" w:type="dxa"/>
+          </w:tcPr>
+          <w:p>
+            <w:pPr>
+              <w:pStyle w:val="Tabelatekst"/>
+              <w:keepNext/>
+            </w:pPr>
+            <w:r>
+              <w:t xml:space="preserve">Експлицитна празна вриједност боје, </w:t>
+            </w:r>
+            <w:r>
+              <w:rPr>
+                <w:rStyle w:val="Kod"/>
+              </w:rPr>
+              <w:t xml:space="preserve">(Color?)null</w:t>
+            </w:r>
+            <w:r>
+              <w:t xml:space="preserve">, на два мјеста</w:t>
+            </w:r>
+          </w:p>
+        </w:tc>
+      </w:tr>
+      <w:tr>
+        <w:trPr>
+          <w:cantSplit/>
+          <w:jc w:val="center"/>
+        </w:trPr>
+        <w:tc>
+          <w:tcPr>
+            <w:tcW w:w="2878" w:type="dxa"/>
+          </w:tcPr>
+          <w:p>
+            <w:pPr>
+              <w:pStyle w:val="Tabelatekst"/>
+              <w:keepNext/>
+            </w:pPr>
+            <w:r>
+              <w:t xml:space="preserve">Погрешна лозинка враћа грешку 500 умјесто 401</w:t>
+            </w:r>
+          </w:p>
+        </w:tc>
+        <w:tc>
+          <w:tcPr>
+            <w:tcW w:w="2398" w:type="dxa"/>
+          </w:tcPr>
+          <w:p>
+            <w:pPr>
+              <w:pStyle w:val="Tabelatekst"/>
+              <w:keepNext/>
+            </w:pPr>
+            <w:r>
+              <w:rPr>
+                <w:rStyle w:val="Kod"/>
+              </w:rPr>
+              <w:t xml:space="preserve">RateLimitUser</w:t>
+            </w:r>
+            <w:r>
+              <w:t xml:space="preserve">: 47 одговора 500</w:t>
+            </w:r>
+          </w:p>
+        </w:tc>
+        <w:tc>
+          <w:tcPr>
+            <w:tcW w:w="2718" w:type="dxa"/>
+          </w:tcPr>
+          <w:p>
+            <w:pPr>
+              <w:pStyle w:val="Tabelatekst"/>
+              <w:keepNext/>
+            </w:pPr>
+            <w:r>
+              <w:t xml:space="preserve">Пресликавање изузетка </w:t>
+            </w:r>
+            <w:r>
+              <w:rPr>
+                <w:rStyle w:val="Kod"/>
+              </w:rPr>
+              <w:t xml:space="preserve">InvalidCredentialsException</w:t>
+            </w:r>
+            <w:r>
+              <w:t xml:space="preserve"> у одговор 401</w:t>
+            </w:r>
+          </w:p>
+        </w:tc>
+      </w:tr>
+      <w:tr>
+        <w:trPr>
+          <w:cantSplit/>
+          <w:jc w:val="center"/>
+        </w:trPr>
+        <w:tc>
+          <w:tcPr>
+            <w:tcW w:w="2878" w:type="dxa"/>
+          </w:tcPr>
+          <w:p>
+            <w:pPr>
+              <w:pStyle w:val="Tabelatekst"/>
+            </w:pPr>
+            <w:r>
+              <w:t xml:space="preserve">Прорачун салда групе учитава све трошкове групе (уско грло)</w:t>
+            </w:r>
+          </w:p>
+        </w:tc>
+        <w:tc>
+          <w:tcPr>
+            <w:tcW w:w="2398" w:type="dxa"/>
+          </w:tcPr>
+          <w:p>
+            <w:pPr>
+              <w:pStyle w:val="Tabelatekst"/>
+            </w:pPr>
+            <w:r>
+              <w:rPr>
+                <w:rStyle w:val="Kod"/>
+              </w:rPr>
+              <w:t xml:space="preserve">MixedUser</w:t>
+            </w:r>
+            <w:r>
+              <w:t xml:space="preserve">: медијан 1.100 ms при 800 корисника</w:t>
+            </w:r>
+          </w:p>
+        </w:tc>
+        <w:tc>
+          <w:tcPr>
+            <w:tcW w:w="2718" w:type="dxa"/>
+          </w:tcPr>
+          <w:p>
+            <w:pPr>
+              <w:pStyle w:val="Tabelatekst"/>
+            </w:pPr>
+            <w:r>
+              <w:t xml:space="preserve">Кеш салда групе; медијан 410 → 4 ms при 200 корисника</w:t>
+            </w:r>
+          </w:p>
+        </w:tc>
+      </w:tr>
+    </w:tbl>
+    <w:p>
+      <w:r>
+        <w:t xml:space="preserve"/>
+      </w:r>
+    </w:p>
+    <w:p>
+      <w:r>
+        <w:t xml:space="preserve">Друга грешка потиче од начина на који библиотека QuestPDF представља боје: тип </w:t>
+      </w:r>
+      <w:r>
+        <w:rPr>
+          <w:rStyle w:val="Kod"/>
+        </w:rPr>
+        <w:t xml:space="preserve">Color</w:t>
+      </w:r>
+      <w:r>
+        <w:t xml:space="preserve"> има имплицитну конверзију из текстуалног записа боје. У условном изразу који бира боју показатеља вриједност null није претворена у празну боју, него је проведена кроз ту конверзију као текст, па је позвана метода </w:t>
+      </w:r>
+      <w:r>
+        <w:rPr>
+          <w:rStyle w:val="Kod"/>
+        </w:rPr>
+        <w:t xml:space="preserve">Color.FromHex(null)</w:t>
+      </w:r>
+      <w:r>
+        <w:t xml:space="preserve">. Грешка се јављала увијек када промјена у односу на претходни период није била ни позитивна ни негативна, на примјер када у претходном мјесецу нема трошкова. Исти образац постојао је и у извјештају групе.</w:t>
+      </w:r>
+    </w:p>
+    <w:p>
+      <w:r>
+        <w:t xml:space="preserve">Трећа грешка настала је при увођењу заједничке основне класе изузетака са кодовима грешака. Изузетак </w:t>
+      </w:r>
+      <w:r>
+        <w:rPr>
+          <w:rStyle w:val="Kod"/>
+        </w:rPr>
+        <w:t xml:space="preserve">InvalidCredentialsException</w:t>
+      </w:r>
+      <w:r>
+        <w:t xml:space="preserve"> раније је насљеђивао </w:t>
+      </w:r>
+      <w:r>
+        <w:rPr>
+          <w:rStyle w:val="Kod"/>
+        </w:rPr>
+        <w:t xml:space="preserve">UnauthorizedAccessException</w:t>
+      </w:r>
+      <w:r>
+        <w:t xml:space="preserve">, који компонента за обраду грешака претвара у одговор 401. Када је пребачен на заједничку класу </w:t>
+      </w:r>
+      <w:r>
+        <w:rPr>
+          <w:rStyle w:val="Kod"/>
+        </w:rPr>
+        <w:t xml:space="preserve">AppException</w:t>
+      </w:r>
+      <w:r>
+        <w:t xml:space="preserve">, компонента га више није препознавала, па је завршавао у општем случају, као грешка 500. Грешка је погађала и стварну употребу: корисник који погријеши лозинку добијао је поруку о грешци на серверу. Исправка у класи </w:t>
+      </w:r>
+      <w:r>
+        <w:rPr>
+          <w:rStyle w:val="Kod"/>
+        </w:rPr>
+        <w:t xml:space="preserve">ExceptionHandlingMiddleware</w:t>
+      </w:r>
+      <w:r>
+        <w:t xml:space="preserve"> овај изузетак пресликава у одговор 401, а његову поруку, која је намјерно општа, означава као безбједну за приказ.</w:t>
+      </w:r>
+    </w:p>
+    <w:p>
+      <w:r>
+        <w:t xml:space="preserve">Резултате треба тумачити уз нека ограничења. Locust и API дијеле исти процесор, па апсолутне вриједности пропусности нису оне које би систем постигао на засебном серверу. Демо групе су вјештачки велике, са по неколико хиљада трошкова, а нека поновљена мјерења обављена су на копији базе која је већ садржала податке из претходних тестова, па бројеви између појединих серија нису сасвим упоредиви. За закључке су зато битни односи и трендови, а не апсолутне вриједности. Дуготрајно оптерећење, нагли скокови броја корисника, отпремање датотека и велики број истовремених SignalR веза нису тестирани и остављени су за даљи рад.</w:t>
       </w:r>
     </w:p>
     <w:p>
@@ -14787,20 +19638,110 @@
       <w:pPr>
         <w:pStyle w:val="Heading1"/>
       </w:pPr>
+      <w:bookmarkStart w:id="5132" w:name="_Toc9000088"/>
       <w:bookmarkStart w:id="11" w:name="_Toc239973928"/>
       <w:r>
         <w:t>Закључак</w:t>
       </w:r>
       <w:bookmarkEnd w:id="11"/>
-    </w:p>
-    <w:p>
-      <w:r>
-        <w:t>Неколико пасуса о томе шта је постигнуто — обично се понови увод, али у прошлом времену.</w:t>
-      </w:r>
-    </w:p>
-    <w:p>
-      <w:r>
-        <w:t>Један пасус о томе шта би могло да се унапреди у будућем раду.</w:t>
+      <w:bookmarkEnd w:id="5132"/>
+    </w:p>
+    <w:p>
+      <w:r>
+        <w:t xml:space="preserve">У раду је пројектован и имплементиран информациони систем FairShare, који на једном мјесту обједињује праћење личне потрошње и управљање заједничким трошковима група. Систем чине централни REST API, развијен у радном оквиру ASP.NET Core на платформи .NET 10, веб апликација развијена у библиотеци React и издвојени симулатор плаћања. Испуњени су сви циљеви постављени у уводу: корисник води личне трошкове, буџете и аналитику потрошње, дијели трошкове у групама на три начина и у различитим валутама, раздужује се уз што мањи број уплата и плаћа путем QR кода или картицом, уз обавјештења у реалном времену и путем е-поште. Администратор управља налозима, прати рад система кроз контролну таблу и ревизијски дневник и одобрава приједлоге категорија.</w:t>
+      </w:r>
+    </w:p>
+    <w:p>
+      <w:r>
+        <w:t xml:space="preserve">Централни проблем рада, поједностављивање дугова, ријешен је комбинацијом два алгоритма. Похлепни алгоритам ради брзо и за велике групе, али не гарантује најмањи број уплата. Тачни алгоритам претрагом са враћањем налази оптимално рјешење, али је, због NP-тежине проблема, ограничен на групе са највише дванаест учесника са неизмиреним салдом. Корисник тако за мале групе може добити доказано најмањи број уплата, а за веће брзо и довољно добро рјешење.</w:t>
+      </w:r>
+    </w:p>
+    <w:p>
+      <w:r>
+        <w:t xml:space="preserve">Поравнање дуга изведено је по узору на стварне платне стандарде. QR код за плаћање прати формат IPS QR кода Народне банке Србије, а плаћање картицом иде кроз симулатор који токенизује картицу, тако да систем никада не чува број картице ни сигурносни код. Симулатор о исходу плаћања обавјештава API порукама потписаним кодом HMAC-SHA256, које се обрађују идемпотентно. Тиме је показано да се цијели ток раздуживања, од уноса трошка до потврђене уплате, може обавити унутар једне апликације, уз поштовање основних начела безбједности платних података.</w:t>
+      </w:r>
+    </w:p>
+    <w:p>
+      <w:r>
+        <w:t xml:space="preserve">Вишеслојна архитектура одвојила је пословну логику од базе података, веб интерфејса и спољних сервиса, што је олакшало и измјене током развоја: кеш салда групе, на примјер, уведен је накнадно, без измјена у контролерима и веб апликацији. Тестирање под оптерећењем показало је да API на једном рачунару линеарно прати оптерећење до око 200 истовремених корисника, да кеширање скраћује најскупљи прорачун, салда групе, са 410 ms на 4 ms, и да оптимистичка контрола конкурентности чува конзистентност података и при великом броју истовремених измјена. Тестирање је открило и три грешке које се ручним тестирањем не би лако уочиле, а које су исправљене прије завршетка рада.</w:t>
+      </w:r>
+    </w:p>
+    <w:p>
+      <w:pPr>
+        <w:keepNext/>
+      </w:pPr>
+      <w:r>
+        <w:t xml:space="preserve">Систем се може даље развијати у више праваца:</w:t>
+      </w:r>
+    </w:p>
+    <w:p>
+      <w:pPr>
+        <w:pStyle w:val="Nabrajanje"/>
+      </w:pPr>
+      <w:r>
+        <w:rPr>
+          <w:b/>
+        </w:rPr>
+        <w:t xml:space="preserve">Мобилна апликација.</w:t>
+      </w:r>
+      <w:r>
+        <w:t xml:space="preserve"> Мобилна апликација за Android и iOS користила би постојећи REST API, а омогућила би унос трошка у тренутку плаћања, фотографисање рачуна камером, скенирање QR кода за плаћање и обавјештења на уређају (</w:t>
+      </w:r>
+      <w:r>
+        <w:rPr>
+          <w:i/>
+        </w:rPr>
+        <w:t xml:space="preserve">push notifications</w:t>
+      </w:r>
+      <w:r>
+        <w:t xml:space="preserve">). Пошто се трошкови најчешће уносе управо у покрету, мобилна апликација је природан сљедећи корак у развоју система.</w:t>
+      </w:r>
+    </w:p>
+    <w:p>
+      <w:pPr>
+        <w:pStyle w:val="Nabrajanje"/>
+      </w:pPr>
+      <w:r>
+        <w:rPr>
+          <w:b/>
+        </w:rPr>
+        <w:t xml:space="preserve">Унос трошка са фискалног рачуна.</w:t>
+      </w:r>
+      <w:r>
+        <w:t xml:space="preserve"> Фискални рачун садржи QR код за провјеру рачуна, на основу којег се могу добити износ, датум и продајно мјесто. Очитавањем тог кода трошак би се уносио без куцања, а аналитика потрошње била би тачнија.</w:t>
+      </w:r>
+    </w:p>
+    <w:p>
+      <w:pPr>
+        <w:pStyle w:val="Nabrajanje"/>
+      </w:pPr>
+      <w:r>
+        <w:rPr>
+          <w:b/>
+        </w:rPr>
+        <w:t xml:space="preserve">Стварна плаћања.</w:t>
+      </w:r>
+      <w:r>
+        <w:t xml:space="preserve"> Симулатор плаћања је издвојен сервис, па би се могао замијенити стварним пружаоцем платних услуга или повезати са системом инстант плаћања, уз измјене ограничене на инфраструктурни слој.</w:t>
+      </w:r>
+    </w:p>
+    <w:p>
+      <w:pPr>
+        <w:pStyle w:val="Nabrajanje"/>
+      </w:pPr>
+      <w:r>
+        <w:rPr>
+          <w:b/>
+        </w:rPr>
+        <w:t xml:space="preserve">Проширено тестирање.</w:t>
+      </w:r>
+      <w:r>
+        <w:t xml:space="preserve"> Тестирање дуготрајног оптерећења, наглих скокова броја корисника, отпремања датотека и великог броја истовремених SignalR веза, на засебном серверу, дало би потпунију слику понашања система у стварној употреби.</w:t>
+      </w:r>
+    </w:p>
+    <w:p>
+      <w:r>
+        <w:t xml:space="preserve">FairShare показује да се праћење личних финансија и раздуживање у групама могу објединити у једном систему прилагођеном локалном финансијском окружењу, у коме се међусобна дуговања рјешавају са што мање уплата, без страних платних посредника и њихових провизија.</w:t>
       </w:r>
     </w:p>
     <w:p>
@@ -14825,47 +19766,337 @@
       <w:pPr>
         <w:pStyle w:val="Heading1"/>
       </w:pPr>
+      <w:bookmarkStart w:id="5133" w:name="_Toc9000089"/>
       <w:bookmarkStart w:id="12" w:name="_Toc239973929"/>
       <w:r>
         <w:lastRenderedPageBreak/>
         <w:t>Списак слика</w:t>
       </w:r>
       <w:bookmarkEnd w:id="12"/>
+      <w:bookmarkEnd w:id="5133"/>
     </w:p>
     <w:p>
       <w:pPr>
         <w:pStyle w:val="TableofFigures"/>
-        <w:rPr>
-          <w:rFonts w:asciiTheme="minorHAnsi" w:eastAsiaTheme="minorEastAsia" w:hAnsiTheme="minorHAnsi" w:cstheme="minorBidi"/>
-          <w:noProof/>
-          <w:kern w:val="2"/>
-          <w:sz w:val="24"/>
-          <w:szCs w:val="24"/>
-          <w:lang w:val="sr-Latn-RS" w:eastAsia="sr-Latn-RS"/>
-          <w14:ligatures w14:val="standardContextual"/>
-        </w:rPr>
       </w:pPr>
       <w:r>
         <w:fldChar w:fldCharType="begin"/>
-        <w:instrText>TOC \z \c "Слика"</w:instrText>
+        <w:instrText xml:space="preserve">TOC \z \c "Слика"</w:instrText>
         <w:fldChar w:fldCharType="separate"/>
       </w:r>
       <w:r>
-        <w:rPr>
-          <w:noProof/>
-        </w:rPr>
-        <w:t>Слика 1: Пример натписа слике.</w:t>
-      </w:r>
-      <w:r>
-        <w:rPr>
-          <w:noProof/>
-          <w:webHidden/>
-        </w:rPr>
+        <w:t xml:space="preserve">Слика 1: Случајеви коришћења: налог, лични трошкови и администрација.</w:t>
+      </w:r>
+      <w:r>
         <w:tab/>
         <w:fldChar w:fldCharType="begin"/>
-        <w:instrText xml:space="preserve"> PAGEREF _Toc239973942 \h </w:instrText>
+        <w:instrText xml:space="preserve"> PAGEREF _Toc9000028 \h </w:instrText>
         <w:fldChar w:fldCharType="separate"/>
-        <w:t>26</w:t>
+        <w:t>13</w:t>
+        <w:fldChar w:fldCharType="end"/>
+      </w:r>
+    </w:p>
+    <w:p>
+      <w:pPr>
+        <w:pStyle w:val="TableofFigures"/>
+      </w:pPr>
+      <w:r>
+        <w:t xml:space="preserve">Слика 2: Случајеви коришћења: групе и поравнање дугова.</w:t>
+      </w:r>
+      <w:r>
+        <w:tab/>
+        <w:fldChar w:fldCharType="begin"/>
+        <w:instrText xml:space="preserve"> PAGEREF _Toc9000029 \h </w:instrText>
+        <w:fldChar w:fldCharType="separate"/>
+        <w:t>14</w:t>
+        <w:fldChar w:fldCharType="end"/>
+      </w:r>
+    </w:p>
+    <w:p>
+      <w:pPr>
+        <w:pStyle w:val="TableofFigures"/>
+      </w:pPr>
+      <w:r>
+        <w:t xml:space="preserve">Слика 3: Модел података: корисници и личне финансије.</w:t>
+      </w:r>
+      <w:r>
+        <w:tab/>
+        <w:fldChar w:fldCharType="begin"/>
+        <w:instrText xml:space="preserve"> PAGEREF _Toc9000033 \h </w:instrText>
+        <w:fldChar w:fldCharType="separate"/>
+        <w:t>17</w:t>
+        <w:fldChar w:fldCharType="end"/>
+      </w:r>
+    </w:p>
+    <w:p>
+      <w:pPr>
+        <w:pStyle w:val="TableofFigures"/>
+      </w:pPr>
+      <w:r>
+        <w:t xml:space="preserve">Слика 4: Модел података: групе, поравнање и плаћање (класе User и Category приказане су на слици 3).</w:t>
+      </w:r>
+      <w:r>
+        <w:tab/>
+        <w:fldChar w:fldCharType="begin"/>
+        <w:instrText xml:space="preserve"> PAGEREF _Toc9000034 \h </w:instrText>
+        <w:fldChar w:fldCharType="separate"/>
+        <w:t>17</w:t>
+        <w:fldChar w:fldCharType="end"/>
+      </w:r>
+    </w:p>
+    <w:p>
+      <w:pPr>
+        <w:pStyle w:val="TableofFigures"/>
+      </w:pPr>
+      <w:r>
+        <w:t xml:space="preserve">Слика 5: Компоненте система и њихова комуникација.</w:t>
+      </w:r>
+      <w:r>
+        <w:tab/>
+        <w:fldChar w:fldCharType="begin"/>
+        <w:instrText xml:space="preserve"> PAGEREF _Toc9000037 \h </w:instrText>
+        <w:fldChar w:fldCharType="separate"/>
+        <w:t>20</w:t>
+        <w:fldChar w:fldCharType="end"/>
+      </w:r>
+    </w:p>
+    <w:p>
+      <w:pPr>
+        <w:pStyle w:val="TableofFigures"/>
+      </w:pPr>
+      <w:r>
+        <w:t xml:space="preserve">Слика 6: Слојеви серверског дијела и зависности између њих.</w:t>
+      </w:r>
+      <w:r>
+        <w:tab/>
+        <w:fldChar w:fldCharType="begin"/>
+        <w:instrText xml:space="preserve"> PAGEREF _Toc9000038 \h </w:instrText>
+        <w:fldChar w:fldCharType="separate"/>
+        <w:t>21</w:t>
+        <w:fldChar w:fldCharType="end"/>
+      </w:r>
+    </w:p>
+    <w:p>
+      <w:pPr>
+        <w:pStyle w:val="TableofFigures"/>
+      </w:pPr>
+      <w:r>
+        <w:t xml:space="preserve">Слика 7: Листа личних трошкова са филтерима.</w:t>
+      </w:r>
+      <w:r>
+        <w:tab/>
+        <w:fldChar w:fldCharType="begin"/>
+        <w:instrText xml:space="preserve"> PAGEREF _Toc9000042 \h </w:instrText>
+        <w:fldChar w:fldCharType="separate"/>
+        <w:t>23</w:t>
+        <w:fldChar w:fldCharType="end"/>
+      </w:r>
+    </w:p>
+    <w:p>
+      <w:pPr>
+        <w:pStyle w:val="TableofFigures"/>
+      </w:pPr>
+      <w:r>
+        <w:t xml:space="preserve">Слика 8: Унос личног трошка са локацијом на мапи и фотографијом рачуна.</w:t>
+      </w:r>
+      <w:r>
+        <w:tab/>
+        <w:fldChar w:fldCharType="begin"/>
+        <w:instrText xml:space="preserve"> PAGEREF _Toc9000043 \h </w:instrText>
+        <w:fldChar w:fldCharType="separate"/>
+        <w:t>23</w:t>
+        <w:fldChar w:fldCharType="end"/>
+      </w:r>
+    </w:p>
+    <w:p>
+      <w:pPr>
+        <w:pStyle w:val="TableofFigures"/>
+      </w:pPr>
+      <w:r>
+        <w:t xml:space="preserve">Слика 9: Аналитика потрошње: графикон, расподјела по категоријама и мапа.</w:t>
+      </w:r>
+      <w:r>
+        <w:tab/>
+        <w:fldChar w:fldCharType="begin"/>
+        <w:instrText xml:space="preserve"> PAGEREF _Toc9000044 \h </w:instrText>
+        <w:fldChar w:fldCharType="separate"/>
+        <w:t>24</w:t>
+        <w:fldChar w:fldCharType="end"/>
+      </w:r>
+    </w:p>
+    <w:p>
+      <w:pPr>
+        <w:pStyle w:val="TableofFigures"/>
+      </w:pPr>
+      <w:r>
+        <w:t xml:space="preserve">Слика 10: Страница групе: салда чланова и листа трошкова.</w:t>
+      </w:r>
+      <w:r>
+        <w:tab/>
+        <w:fldChar w:fldCharType="begin"/>
+        <w:instrText xml:space="preserve"> PAGEREF _Toc9000047 \h </w:instrText>
+        <w:fldChar w:fldCharType="separate"/>
+        <w:t>25</w:t>
+        <w:fldChar w:fldCharType="end"/>
+      </w:r>
+    </w:p>
+    <w:p>
+      <w:pPr>
+        <w:pStyle w:val="TableofFigures"/>
+      </w:pPr>
+      <w:r>
+        <w:t xml:space="preserve">Слика 11: Унос групног трошка у страној валути, уз подјелу тачним износима.</w:t>
+      </w:r>
+      <w:r>
+        <w:tab/>
+        <w:fldChar w:fldCharType="begin"/>
+        <w:instrText xml:space="preserve"> PAGEREF _Toc9000048 \h </w:instrText>
+        <w:fldChar w:fldCharType="separate"/>
+        <w:t>25</w:t>
+        <w:fldChar w:fldCharType="end"/>
+      </w:r>
+    </w:p>
+    <w:p>
+      <w:pPr>
+        <w:pStyle w:val="TableofFigures"/>
+      </w:pPr>
+      <w:r>
+        <w:t xml:space="preserve">Слика 12: Приједлози поравнања и QR код за уплату.</w:t>
+      </w:r>
+      <w:r>
+        <w:tab/>
+        <w:fldChar w:fldCharType="begin"/>
+        <w:instrText xml:space="preserve"> PAGEREF _Toc9000054 \h </w:instrText>
+        <w:fldChar w:fldCharType="separate"/>
+        <w:t>28</w:t>
+        <w:fldChar w:fldCharType="end"/>
+      </w:r>
+    </w:p>
+    <w:p>
+      <w:pPr>
+        <w:pStyle w:val="TableofFigures"/>
+      </w:pPr>
+      <w:r>
+        <w:t xml:space="preserve">Слика 13: Плаћање поравнања картицом.</w:t>
+      </w:r>
+      <w:r>
+        <w:tab/>
+        <w:fldChar w:fldCharType="begin"/>
+        <w:instrText xml:space="preserve"> PAGEREF _Toc9000055 \h </w:instrText>
+        <w:fldChar w:fldCharType="separate"/>
+        <w:t>29</w:t>
+        <w:fldChar w:fldCharType="end"/>
+      </w:r>
+    </w:p>
+    <w:p>
+      <w:pPr>
+        <w:pStyle w:val="TableofFigures"/>
+      </w:pPr>
+      <w:r>
+        <w:t xml:space="preserve">Слика 14: Плаћање поравнања сачуваном картицом.</w:t>
+      </w:r>
+      <w:r>
+        <w:tab/>
+        <w:fldChar w:fldCharType="begin"/>
+        <w:instrText xml:space="preserve"> PAGEREF _Toc9000057 \h </w:instrText>
+        <w:fldChar w:fldCharType="separate"/>
+        <w:t>30</w:t>
+        <w:fldChar w:fldCharType="end"/>
+      </w:r>
+    </w:p>
+    <w:p>
+      <w:pPr>
+        <w:pStyle w:val="TableofFigures"/>
+      </w:pPr>
+      <w:r>
+        <w:t xml:space="preserve">Слика 15: Обавјештења у апликацији.</w:t>
+      </w:r>
+      <w:r>
+        <w:tab/>
+        <w:fldChar w:fldCharType="begin"/>
+        <w:instrText xml:space="preserve"> PAGEREF _Toc9000059 \h </w:instrText>
+        <w:fldChar w:fldCharType="separate"/>
+        <w:t>30</w:t>
+        <w:fldChar w:fldCharType="end"/>
+      </w:r>
+    </w:p>
+    <w:p>
+      <w:pPr>
+        <w:pStyle w:val="TableofFigures"/>
+      </w:pPr>
+      <w:r>
+        <w:t xml:space="preserve">Слика 16: Контролна табла администратора.</w:t>
+      </w:r>
+      <w:r>
+        <w:tab/>
+        <w:fldChar w:fldCharType="begin"/>
+        <w:instrText xml:space="preserve"> PAGEREF _Toc9000064 \h </w:instrText>
+        <w:fldChar w:fldCharType="separate"/>
+        <w:t>33</w:t>
+        <w:fldChar w:fldCharType="end"/>
+      </w:r>
+    </w:p>
+    <w:p>
+      <w:pPr>
+        <w:pStyle w:val="TableofFigures"/>
+      </w:pPr>
+      <w:r>
+        <w:t xml:space="preserve">Слика 17: Почетна страна пријављеног корисника.</w:t>
+      </w:r>
+      <w:r>
+        <w:tab/>
+        <w:fldChar w:fldCharType="begin"/>
+        <w:instrText xml:space="preserve"> PAGEREF _Toc9000066 \h </w:instrText>
+        <w:fldChar w:fldCharType="separate"/>
+        <w:t>33</w:t>
+        <w:fldChar w:fldCharType="end"/>
+      </w:r>
+    </w:p>
+    <w:p>
+      <w:pPr>
+        <w:pStyle w:val="TableofFigures"/>
+      </w:pPr>
+      <w:r>
+        <w:t xml:space="preserve">Слика 18: Пропусност у зависности од броја корисника (испрекидана линија: половина броја корисника).</w:t>
+      </w:r>
+      <w:r>
+        <w:tab/>
+        <w:fldChar w:fldCharType="begin"/>
+        <w:instrText xml:space="preserve"> PAGEREF _Toc9000074 \h </w:instrText>
+        <w:fldChar w:fldCharType="separate"/>
+        <w:t>38</w:t>
+        <w:fldChar w:fldCharType="end"/>
+      </w:r>
+    </w:p>
+    <w:p>
+      <w:pPr>
+        <w:pStyle w:val="TableofFigures"/>
+      </w:pPr>
+      <w:r>
+        <w:t xml:space="preserve">Слика 19: Медијан времена одговора са кешом и без њега.</w:t>
+      </w:r>
+      <w:r>
+        <w:tab/>
+        <w:fldChar w:fldCharType="begin"/>
+        <w:instrText xml:space="preserve"> PAGEREF _Toc9000078 \h </w:instrText>
+        <w:fldChar w:fldCharType="separate"/>
+        <w:t>40</w:t>
+        <w:fldChar w:fldCharType="end"/>
+      </w:r>
+    </w:p>
+    <w:p>
+      <w:pPr>
+        <w:pStyle w:val="TableofFigures"/>
+      </w:pPr>
+      <w:r>
+        <w:t xml:space="preserve">Слика 20: Комплетан модел података система FairShare: сви ентитети (насљеђују BaseEntity), набројиви типови и везе.</w:t>
+      </w:r>
+      <w:r>
+        <w:tab/>
+        <w:fldChar w:fldCharType="begin"/>
+        <w:instrText xml:space="preserve"> PAGEREF _Toc9000097 \h </w:instrText>
+        <w:fldChar w:fldCharType="separate"/>
+        <w:t>61</w:t>
         <w:fldChar w:fldCharType="end"/>
       </w:r>
     </w:p>
@@ -14899,47 +20130,193 @@
       <w:pPr>
         <w:pStyle w:val="Heading1"/>
       </w:pPr>
+      <w:bookmarkStart w:id="5134" w:name="_Toc9000090"/>
       <w:bookmarkStart w:id="13" w:name="_Toc239973930"/>
       <w:r>
         <w:lastRenderedPageBreak/>
         <w:t>Списак листинга</w:t>
       </w:r>
       <w:bookmarkEnd w:id="13"/>
+      <w:bookmarkEnd w:id="5134"/>
     </w:p>
     <w:p>
       <w:pPr>
         <w:pStyle w:val="TableofFigures"/>
-        <w:rPr>
-          <w:rFonts w:asciiTheme="minorHAnsi" w:eastAsiaTheme="minorEastAsia" w:hAnsiTheme="minorHAnsi" w:cstheme="minorBidi"/>
-          <w:noProof/>
-          <w:kern w:val="2"/>
-          <w:sz w:val="24"/>
-          <w:szCs w:val="24"/>
-          <w:lang w:val="sr-Latn-RS" w:eastAsia="sr-Latn-RS"/>
-          <w14:ligatures w14:val="standardContextual"/>
-        </w:rPr>
       </w:pPr>
       <w:r>
         <w:fldChar w:fldCharType="begin"/>
-        <w:instrText>TOC \z \c "Листинг"</w:instrText>
+        <w:instrText xml:space="preserve">TOC \z \c "Листинг"</w:instrText>
         <w:fldChar w:fldCharType="separate"/>
       </w:r>
       <w:r>
-        <w:rPr>
-          <w:noProof/>
-        </w:rPr>
-        <w:t>Листинг 1: Пример листинга.</w:t>
-      </w:r>
-      <w:r>
-        <w:rPr>
-          <w:noProof/>
-          <w:webHidden/>
-        </w:rPr>
+        <w:t xml:space="preserve">Листинг 1: Примјер садржаја IPS QR кода (измишљени подаци; један ред, приказан у два ради прегледности).</w:t>
+      </w:r>
+      <w:r>
         <w:tab/>
         <w:fldChar w:fldCharType="begin"/>
-        <w:instrText xml:space="preserve"> PAGEREF _Toc239973943 \h </w:instrText>
+        <w:instrText xml:space="preserve"> PAGEREF _Toc9000010 \h </w:instrText>
+        <w:fldChar w:fldCharType="separate"/>
+        <w:t>6</w:t>
+        <w:fldChar w:fldCharType="end"/>
+      </w:r>
+    </w:p>
+    <w:p>
+      <w:pPr>
+        <w:pStyle w:val="TableofFigures"/>
+      </w:pPr>
+      <w:r>
+        <w:t xml:space="preserve">Листинг 2: Обнова сесије са ротацијом токена (IdentityService.RefreshAsync, скраћено).</w:t>
+      </w:r>
+      <w:r>
+        <w:tab/>
+        <w:fldChar w:fldCharType="begin"/>
+        <w:instrText xml:space="preserve"> PAGEREF _Toc9000040 \h </w:instrText>
+        <w:fldChar w:fldCharType="separate"/>
+        <w:t>22</w:t>
+        <w:fldChar w:fldCharType="end"/>
+      </w:r>
+    </w:p>
+    <w:p>
+      <w:pPr>
+        <w:pStyle w:val="TableofFigures"/>
+      </w:pPr>
+      <w:r>
+        <w:t xml:space="preserve">Листинг 3: Једнака подјела трошка (ExpenseSplitCalculator).</w:t>
+      </w:r>
+      <w:r>
+        <w:tab/>
+        <w:fldChar w:fldCharType="begin"/>
+        <w:instrText xml:space="preserve"> PAGEREF _Toc9000046 \h </w:instrText>
+        <w:fldChar w:fldCharType="separate"/>
+        <w:t>25</w:t>
+        <w:fldChar w:fldCharType="end"/>
+      </w:r>
+    </w:p>
+    <w:p>
+      <w:pPr>
+        <w:pStyle w:val="TableofFigures"/>
+      </w:pPr>
+      <w:r>
+        <w:t xml:space="preserve">Листинг 4: Похлепни алгоритам поравнања (DebtSimplifier.SimplifyGreedy, главна петља).</w:t>
+      </w:r>
+      <w:r>
+        <w:tab/>
+        <w:fldChar w:fldCharType="begin"/>
+        <w:instrText xml:space="preserve"> PAGEREF _Toc9000050 \h </w:instrText>
         <w:fldChar w:fldCharType="separate"/>
         <w:t>26</w:t>
+        <w:fldChar w:fldCharType="end"/>
+      </w:r>
+    </w:p>
+    <w:p>
+      <w:pPr>
+        <w:pStyle w:val="TableofFigures"/>
+      </w:pPr>
+      <w:r>
+        <w:t xml:space="preserve">Листинг 5: Претрага са враћањем у тачном алгоритму (DebtSimplifier.Backtrack, скраћено).</w:t>
+      </w:r>
+      <w:r>
+        <w:tab/>
+        <w:fldChar w:fldCharType="begin"/>
+        <w:instrText xml:space="preserve"> PAGEREF _Toc9000051 \h </w:instrText>
+        <w:fldChar w:fldCharType="separate"/>
+        <w:t>27</w:t>
+        <w:fldChar w:fldCharType="end"/>
+      </w:r>
+    </w:p>
+    <w:p>
+      <w:pPr>
+        <w:pStyle w:val="TableofFigures"/>
+      </w:pPr>
+      <w:r>
+        <w:t xml:space="preserve">Листинг 6: Састављање садржаја QR кода (IpsQrCodec.Build).</w:t>
+      </w:r>
+      <w:r>
+        <w:tab/>
+        <w:fldChar w:fldCharType="begin"/>
+        <w:instrText xml:space="preserve"> PAGEREF _Toc9000053 \h </w:instrText>
+        <w:fldChar w:fldCharType="separate"/>
+        <w:t>28</w:t>
+        <w:fldChar w:fldCharType="end"/>
+      </w:r>
+    </w:p>
+    <w:p>
+      <w:pPr>
+        <w:pStyle w:val="TableofFigures"/>
+      </w:pPr>
+      <w:r>
+        <w:t xml:space="preserve">Листинг 7: Провјера потписа обавјештења (WebhookSignatureVerifier.IsValid, крај методе).</w:t>
+      </w:r>
+      <w:r>
+        <w:tab/>
+        <w:fldChar w:fldCharType="begin"/>
+        <w:instrText xml:space="preserve"> PAGEREF _Toc9000056 \h </w:instrText>
+        <w:fldChar w:fldCharType="separate"/>
+        <w:t>30</w:t>
+        <w:fldChar w:fldCharType="end"/>
+      </w:r>
+    </w:p>
+    <w:p>
+      <w:pPr>
+        <w:pStyle w:val="TableofFigures"/>
+      </w:pPr>
+      <w:r>
+        <w:t xml:space="preserve">Листинг 8: Кеширана салда групе (GroupLedgerExtensions).</w:t>
+      </w:r>
+      <w:r>
+        <w:tab/>
+        <w:fldChar w:fldCharType="begin"/>
+        <w:instrText xml:space="preserve"> PAGEREF _Toc9000061 \h </w:instrText>
+        <w:fldChar w:fldCharType="separate"/>
+        <w:t>31</w:t>
+        <w:fldChar w:fldCharType="end"/>
+      </w:r>
+    </w:p>
+    <w:p>
+      <w:pPr>
+        <w:pStyle w:val="TableofFigures"/>
+      </w:pPr>
+      <w:r>
+        <w:t xml:space="preserve">Листинг 9: Понављање снимања при застарјелом брисању приједлога (UnitOfWork.SaveChangesAsync).</w:t>
+      </w:r>
+      <w:r>
+        <w:tab/>
+        <w:fldChar w:fldCharType="begin"/>
+        <w:instrText xml:space="preserve"> PAGEREF _Toc9000062 \h </w:instrText>
+        <w:fldChar w:fldCharType="separate"/>
+        <w:t>32</w:t>
+        <w:fldChar w:fldCharType="end"/>
+      </w:r>
+    </w:p>
+    <w:p>
+      <w:pPr>
+        <w:pStyle w:val="TableofFigures"/>
+      </w:pPr>
+      <w:r>
+        <w:t xml:space="preserve">Листинг 10: Јединствена обнова сесије у веб апликацији (api/client.ts).</w:t>
+      </w:r>
+      <w:r>
+        <w:tab/>
+        <w:fldChar w:fldCharType="begin"/>
+        <w:instrText xml:space="preserve"> PAGEREF _Toc9000067 \h </w:instrText>
+        <w:fldChar w:fldCharType="separate"/>
+        <w:t>34</w:t>
+        <w:fldChar w:fldCharType="end"/>
+      </w:r>
+    </w:p>
+    <w:p>
+      <w:pPr>
+        <w:pStyle w:val="TableofFigures"/>
+      </w:pPr>
+      <w:r>
+        <w:t xml:space="preserve">Листинг 11: Провјера да ли се удјели групних трошкова слажу са износом.</w:t>
+      </w:r>
+      <w:r>
+        <w:tab/>
+        <w:fldChar w:fldCharType="begin"/>
+        <w:instrText xml:space="preserve"> PAGEREF _Toc9000084 \h </w:instrText>
+        <w:fldChar w:fldCharType="separate"/>
+        <w:t>42</w:t>
         <w:fldChar w:fldCharType="end"/>
       </w:r>
     </w:p>
@@ -14973,47 +20350,225 @@
       <w:pPr>
         <w:pStyle w:val="Heading1"/>
       </w:pPr>
+      <w:bookmarkStart w:id="5135" w:name="_Toc9000091"/>
       <w:bookmarkStart w:id="14" w:name="_Toc239973931"/>
       <w:r>
         <w:lastRenderedPageBreak/>
         <w:t>Списак табела</w:t>
       </w:r>
       <w:bookmarkEnd w:id="14"/>
+      <w:bookmarkEnd w:id="5135"/>
     </w:p>
     <w:p>
       <w:pPr>
         <w:pStyle w:val="TableofFigures"/>
-        <w:rPr>
-          <w:rFonts w:asciiTheme="minorHAnsi" w:eastAsiaTheme="minorEastAsia" w:hAnsiTheme="minorHAnsi" w:cstheme="minorBidi"/>
-          <w:noProof/>
-          <w:kern w:val="2"/>
-          <w:sz w:val="24"/>
-          <w:szCs w:val="24"/>
-          <w:lang w:val="sr-Latn-RS" w:eastAsia="sr-Latn-RS"/>
-          <w14:ligatures w14:val="standardContextual"/>
-        </w:rPr>
       </w:pPr>
       <w:r>
         <w:fldChar w:fldCharType="begin"/>
-        <w:instrText>TOC \z \c "Табела"</w:instrText>
+        <w:instrText xml:space="preserve">TOC \z \c "Табела"</w:instrText>
         <w:fldChar w:fldCharType="separate"/>
       </w:r>
       <w:r>
-        <w:rPr>
-          <w:noProof/>
-        </w:rPr>
-        <w:t>Табела 1: Пример табеле.</w:t>
-      </w:r>
-      <w:r>
-        <w:rPr>
-          <w:noProof/>
-          <w:webHidden/>
-        </w:rPr>
+        <w:t xml:space="preserve">Табела 1: Похлепно и оптимално поравнање истих салда.</w:t>
+      </w:r>
+      <w:r>
         <w:tab/>
         <w:fldChar w:fldCharType="begin"/>
-        <w:instrText xml:space="preserve"> PAGEREF _Toc239973944 \h </w:instrText>
+        <w:instrText xml:space="preserve"> PAGEREF _Toc9000007 \h </w:instrText>
         <w:fldChar w:fldCharType="separate"/>
-        <w:t>26</w:t>
+        <w:t>5</w:t>
+        <w:fldChar w:fldCharType="end"/>
+      </w:r>
+    </w:p>
+    <w:p>
+      <w:pPr>
+        <w:pStyle w:val="TableofFigures"/>
+      </w:pPr>
+      <w:r>
+        <w:t xml:space="preserve">Табела 2: Поља NBS IPS QR кода.</w:t>
+      </w:r>
+      <w:r>
+        <w:tab/>
+        <w:fldChar w:fldCharType="begin"/>
+        <w:instrText xml:space="preserve"> PAGEREF _Toc9000009 \h </w:instrText>
+        <w:fldChar w:fldCharType="separate"/>
+        <w:t>6</w:t>
+        <w:fldChar w:fldCharType="end"/>
+      </w:r>
+    </w:p>
+    <w:p>
+      <w:pPr>
+        <w:pStyle w:val="TableofFigures"/>
+      </w:pPr>
+      <w:r>
+        <w:t xml:space="preserve">Табела 3: Коришћене технологије.</w:t>
+      </w:r>
+      <w:r>
+        <w:tab/>
+        <w:fldChar w:fldCharType="begin"/>
+        <w:instrText xml:space="preserve"> PAGEREF _Toc9000014 \h </w:instrText>
+        <w:fldChar w:fldCharType="separate"/>
+        <w:t>8</w:t>
+        <w:fldChar w:fldCharType="end"/>
+      </w:r>
+    </w:p>
+    <w:p>
+      <w:pPr>
+        <w:pStyle w:val="TableofFigures"/>
+      </w:pPr>
+      <w:r>
+        <w:t xml:space="preserve">Табела 4: Улоге корисника.</w:t>
+      </w:r>
+      <w:r>
+        <w:tab/>
+        <w:fldChar w:fldCharType="begin"/>
+        <w:instrText xml:space="preserve"> PAGEREF _Toc9000017 \h </w:instrText>
+        <w:fldChar w:fldCharType="separate"/>
+        <w:t>9</w:t>
+        <w:fldChar w:fldCharType="end"/>
+      </w:r>
+    </w:p>
+    <w:p>
+      <w:pPr>
+        <w:pStyle w:val="TableofFigures"/>
+      </w:pPr>
+      <w:r>
+        <w:t xml:space="preserve">Табела 5: Случај коришћења „Унос групног трошка“.</w:t>
+      </w:r>
+      <w:r>
+        <w:tab/>
+        <w:fldChar w:fldCharType="begin"/>
+        <w:instrText xml:space="preserve"> PAGEREF _Toc9000030 \h </w:instrText>
+        <w:fldChar w:fldCharType="separate"/>
+        <w:t>15</w:t>
+        <w:fldChar w:fldCharType="end"/>
+      </w:r>
+    </w:p>
+    <w:p>
+      <w:pPr>
+        <w:pStyle w:val="TableofFigures"/>
+      </w:pPr>
+      <w:r>
+        <w:t xml:space="preserve">Табела 6: Случај коришћења „Плаћање поравнања картицом“.</w:t>
+      </w:r>
+      <w:r>
+        <w:tab/>
+        <w:fldChar w:fldCharType="begin"/>
+        <w:instrText xml:space="preserve"> PAGEREF _Toc9000031 \h </w:instrText>
+        <w:fldChar w:fldCharType="separate"/>
+        <w:t>16</w:t>
+        <w:fldChar w:fldCharType="end"/>
+      </w:r>
+    </w:p>
+    <w:p>
+      <w:pPr>
+        <w:pStyle w:val="TableofFigures"/>
+      </w:pPr>
+      <w:r>
+        <w:t xml:space="preserve">Табела 7: Сценарији тестирања.</w:t>
+      </w:r>
+      <w:r>
+        <w:tab/>
+        <w:fldChar w:fldCharType="begin"/>
+        <w:instrText xml:space="preserve"> PAGEREF _Toc9000071 \h </w:instrText>
+        <w:fldChar w:fldCharType="separate"/>
+        <w:t>37</w:t>
+        <w:fldChar w:fldCharType="end"/>
+      </w:r>
+    </w:p>
+    <w:p>
+      <w:pPr>
+        <w:pStyle w:val="TableofFigures"/>
+      </w:pPr>
+      <w:r>
+        <w:t xml:space="preserve">Табела 8: Резултати сценарија MixedUser.</w:t>
+      </w:r>
+      <w:r>
+        <w:tab/>
+        <w:fldChar w:fldCharType="begin"/>
+        <w:instrText xml:space="preserve"> PAGEREF _Toc9000073 \h </w:instrText>
+        <w:fldChar w:fldCharType="separate"/>
+        <w:t>38</w:t>
+        <w:fldChar w:fldCharType="end"/>
+      </w:r>
+    </w:p>
+    <w:p>
+      <w:pPr>
+        <w:pStyle w:val="TableofFigures"/>
+      </w:pPr>
+      <w:r>
+        <w:t xml:space="preserve">Табела 9: Најспорији позиви при 200 корисника (MixedUser).</w:t>
+      </w:r>
+      <w:r>
+        <w:tab/>
+        <w:fldChar w:fldCharType="begin"/>
+        <w:instrText xml:space="preserve"> PAGEREF _Toc9000075 \h </w:instrText>
+        <w:fldChar w:fldCharType="separate"/>
+        <w:t>39</w:t>
+        <w:fldChar w:fldCharType="end"/>
+      </w:r>
+    </w:p>
+    <w:p>
+      <w:pPr>
+        <w:pStyle w:val="TableofFigures"/>
+      </w:pPr>
+      <w:r>
+        <w:t xml:space="preserve">Табела 10: Вријеме одговора са кешом и без њега.</w:t>
+      </w:r>
+      <w:r>
+        <w:tab/>
+        <w:fldChar w:fldCharType="begin"/>
+        <w:instrText xml:space="preserve"> PAGEREF _Toc9000077 \h </w:instrText>
+        <w:fldChar w:fldCharType="separate"/>
+        <w:t>40</w:t>
+        <w:fldChar w:fldCharType="end"/>
+      </w:r>
+    </w:p>
+    <w:p>
+      <w:pPr>
+        <w:pStyle w:val="TableofFigures"/>
+      </w:pPr>
+      <w:r>
+        <w:t xml:space="preserve">Табела 11: Удио одговора 409 при уносу групних трошкова.</w:t>
+      </w:r>
+      <w:r>
+        <w:tab/>
+        <w:fldChar w:fldCharType="begin"/>
+        <w:instrText xml:space="preserve"> PAGEREF _Toc9000081 \h </w:instrText>
+        <w:fldChar w:fldCharType="separate"/>
+        <w:t>41</w:t>
+        <w:fldChar w:fldCharType="end"/>
+      </w:r>
+    </w:p>
+    <w:p>
+      <w:pPr>
+        <w:pStyle w:val="TableofFigures"/>
+      </w:pPr>
+      <w:r>
+        <w:t xml:space="preserve">Табела 12: Резултати сценарија ConcurrencyUser.</w:t>
+      </w:r>
+      <w:r>
+        <w:tab/>
+        <w:fldChar w:fldCharType="begin"/>
+        <w:instrText xml:space="preserve"> PAGEREF _Toc9000083 \h </w:instrText>
+        <w:fldChar w:fldCharType="separate"/>
+        <w:t>42</w:t>
+        <w:fldChar w:fldCharType="end"/>
+      </w:r>
+    </w:p>
+    <w:p>
+      <w:pPr>
+        <w:pStyle w:val="TableofFigures"/>
+      </w:pPr>
+      <w:r>
+        <w:t xml:space="preserve">Табела 13: Грешке и уско грло откривени тестирањем.</w:t>
+      </w:r>
+      <w:r>
+        <w:tab/>
+        <w:fldChar w:fldCharType="begin"/>
+        <w:instrText xml:space="preserve"> PAGEREF _Toc9000087 \h </w:instrText>
+        <w:fldChar w:fldCharType="separate"/>
+        <w:t>43</w:t>
         <w:fldChar w:fldCharType="end"/>
       </w:r>
     </w:p>
@@ -15047,12 +20602,14 @@
       <w:pPr>
         <w:pStyle w:val="Heading1"/>
       </w:pPr>
+      <w:bookmarkStart w:id="5136" w:name="_Toc9000092"/>
       <w:bookmarkStart w:id="15" w:name="_Toc239973932"/>
       <w:r>
         <w:lastRenderedPageBreak/>
         <w:t>Списак коришћених скраћеница</w:t>
       </w:r>
       <w:bookmarkEnd w:id="15"/>
+      <w:bookmarkEnd w:id="5136"/>
     </w:p>
     <w:tbl>
       <w:tblPr>
@@ -15262,12 +20819,14 @@
       <w:pPr>
         <w:pStyle w:val="Heading1"/>
       </w:pPr>
+      <w:bookmarkStart w:id="5137" w:name="_Toc9000093"/>
       <w:bookmarkStart w:id="16" w:name="_Toc239973933"/>
       <w:r>
         <w:lastRenderedPageBreak/>
         <w:t>Списак коришћених појмова</w:t>
       </w:r>
       <w:bookmarkEnd w:id="16"/>
+      <w:bookmarkEnd w:id="5137"/>
     </w:p>
     <w:tbl>
       <w:tblPr>
@@ -15413,12 +20972,14 @@
       <w:pPr>
         <w:pStyle w:val="Heading1"/>
       </w:pPr>
+      <w:bookmarkStart w:id="5138" w:name="_Toc9000094"/>
       <w:bookmarkStart w:id="17" w:name="_Toc239973934"/>
       <w:r>
         <w:lastRenderedPageBreak/>
         <w:t>Биографија</w:t>
       </w:r>
       <w:bookmarkEnd w:id="17"/>
+      <w:bookmarkEnd w:id="5138"/>
     </w:p>
     <w:p>
       <w:r>
@@ -15447,12 +21008,14 @@
       <w:pPr>
         <w:pStyle w:val="Heading1"/>
       </w:pPr>
+      <w:bookmarkStart w:id="5139" w:name="_Toc9000095"/>
       <w:bookmarkStart w:id="18" w:name="_Toc239973935"/>
       <w:r>
         <w:lastRenderedPageBreak/>
         <w:t>Литература</w:t>
       </w:r>
       <w:bookmarkEnd w:id="18"/>
+      <w:bookmarkEnd w:id="5139"/>
     </w:p>
     <w:p>
       <w:pPr>
@@ -15628,6 +21191,14 @@
       </w:pPr>
       <w:r>
         <w:t xml:space="preserve">Leaflet, „Leaflet – an open-source JavaScript library for interactive maps“. Доступно на: https://leafletjs.com/ (приступљено 22. 10. 2026.).</w:t>
+      </w:r>
+    </w:p>
+    <w:p>
+      <w:pPr>
+        <w:pStyle w:val="Literaturastavka"/>
+      </w:pPr>
+      <w:r>
+        <w:t xml:space="preserve">Locust, „Locust documentation“. Доступно на: https://docs.locust.io/ (приступљено 22. 10. 2026.).</w:t>
       </w:r>
     </w:p>
     <w:p>
@@ -15652,9 +21223,11 @@
       <w:pPr>
         <w:pStyle w:val="Heading1"/>
       </w:pPr>
+      <w:bookmarkStart w:id="5140" w:name="_Toc9000096"/>
       <w:r>
         <w:t xml:space="preserve">Прилог А: Комплетан модел података</w:t>
       </w:r>
+      <w:bookmarkEnd w:id="5140"/>
     </w:p>
     <w:p xmlns:a="http://schemas.openxmlformats.org/drawingml/2006/main" xmlns:pic="http://schemas.openxmlformats.org/drawingml/2006/picture">
       <w:pPr>
@@ -15665,7 +21238,7 @@
           <wp:inline distT="0" distB="0" distL="0" distR="0">
             <wp:extent cx="6345237" cy="3447579"/>
             <wp:effectExtent l="0" t="0" r="0" b="0"/>
-            <wp:docPr id="3008" name="Слика 3008"/>
+            <wp:docPr id="3010" name="Слика 3010"/>
             <wp:cNvGraphicFramePr>
               <a:graphicFrameLocks noChangeAspect="1"/>
             </wp:cNvGraphicFramePr>
@@ -15673,11 +21246,11 @@
               <a:graphicData uri="http://schemas.openxmlformats.org/drawingml/2006/picture">
                 <pic:pic>
                   <pic:nvPicPr>
-                    <pic:cNvPr id="3008" name="fig8.png"/>
+                    <pic:cNvPr id="3010" name="fig10.png"/>
                     <pic:cNvPicPr/>
                   </pic:nvPicPr>
                   <pic:blipFill>
-                    <a:blip r:embed="rIdFig8"/>
+                    <a:blip r:embed="rIdFig10"/>
                     <a:stretch>
                       <a:fillRect/>
                     </a:stretch>
@@ -15702,10 +21275,11 @@
       <w:pPr>
         <w:pStyle w:val="Caption"/>
       </w:pPr>
+      <w:bookmarkStart w:id="5141" w:name="_Toc9000097"/>
       <w:r>
         <w:t xml:space="preserve">Слика </w:t>
       </w:r>
-      <w:bookmarkStart w:id="5034" w:name="_Ref_fig_model_full"/>
+      <w:bookmarkStart w:id="5044" w:name="_Ref_fig_model_full"/>
       <w:r>
         <w:fldChar w:fldCharType="begin"/>
       </w:r>
@@ -15719,675 +21293,22 @@
         <w:rPr>
           <w:noProof/>
         </w:rPr>
-        <w:t xml:space="preserve">18</w:t>
+        <w:t xml:space="preserve">20</w:t>
       </w:r>
       <w:r>
         <w:fldChar w:fldCharType="end"/>
       </w:r>
-      <w:bookmarkEnd w:id="5034"/>
+      <w:bookmarkEnd w:id="5044"/>
       <w:r>
         <w:t xml:space="preserve">: Комплетан модел података система FairShare: сви ентитети (насљеђују BaseEntity), набројиви типови и везе.</w:t>
       </w:r>
-    </w:p>
-    <w:p>
-      <w:pPr>
-        <w:spacing w:after="0" w:line="20" w:lineRule="exact"/>
-        <w:rPr>
-          <w:sz w:val="2"/>
-        </w:rPr>
-        <w:sectPr>
-          <w:headerReference w:type="even" r:id="rId42"/>
-          <w:headerReference w:type="first" r:id="rId43"/>
-          <w:type w:val="oddPage"/>
-          <w:pgSz w:w="14173" w:h="9978" w:orient="landscape"/>
-          <w:pgMar w:top="1417" w:right="850" w:bottom="1417" w:left="1134" w:header="567" w:footer="992" w:gutter="0"/>
-          <w:cols w:space="708"/>
-          <w:titlePg/>
-          <w:docGrid w:linePitch="360"/>
-        </w:sectPr>
-      </w:pPr>
-    </w:p>
-    <w:p>
-      <w:pPr>
-        <w:pStyle w:val="Heading1"/>
-      </w:pPr>
-      <w:bookmarkStart w:id="19" w:name="_Toc239973936"/>
-      <w:r>
-        <w:lastRenderedPageBreak/>
-        <w:t>Упутство за коришћење шаблона</w:t>
-      </w:r>
-      <w:bookmarkEnd w:id="19"/>
-    </w:p>
-    <w:p>
-      <w:r>
-        <w:t xml:space="preserve">Ово поглавље обрисати пре предаје рада: означите га заједно са преломом секције испред њега и притисните Delete.</w:t>
-      </w:r>
-    </w:p>
-    <w:p>
-      <w:pPr>
-        <w:pStyle w:val="Heading2"/>
-      </w:pPr>
-      <w:r>
-        <w:t>Шта попунити</w:t>
-      </w:r>
-    </w:p>
-    <w:p>
-      <w:r>
-        <w:t>Сва места за попуњавање су у угластим заградама, па их најлакше налазите претрагом знака „[“. Обрасце попуните пре писања, а физички опис рада, датум одбране и чланове комисије тек на крају — те податке даје ментор.</w:t>
-      </w:r>
-    </w:p>
-    <w:p>
-      <w:pPr>
-        <w:pStyle w:val="Nabrajanje"/>
-      </w:pPr>
-      <w:r>
-        <w:rPr>
-          <w:bCs/>
-        </w:rPr>
-        <w:t>[Име и презиме] — насловна страна, задатак и кључна документација</w:t>
-      </w:r>
-    </w:p>
-    <w:p>
-      <w:pPr>
-        <w:pStyle w:val="Nabrajanje"/>
-      </w:pPr>
-      <w:r>
-        <w:rPr>
-          <w:bCs/>
-        </w:rPr>
-        <w:t xml:space="preserve">[Name Surname] — само Key Words Documentation</w:t>
-      </w:r>
-    </w:p>
-    <w:p>
-      <w:pPr>
-        <w:pStyle w:val="Nabrajanje"/>
-      </w:pPr>
-      <w:r>
-        <w:rPr>
-          <w:bCs/>
-        </w:rPr>
-        <w:t>[Наслов завршног рада] — насловна страна, задатак, кључна документација</w:t>
-      </w:r>
-    </w:p>
-    <w:p>
-      <w:pPr>
-        <w:pStyle w:val="Nabrajanje"/>
-      </w:pPr>
-      <w:r>
-        <w:rPr>
-          <w:bCs/>
-        </w:rPr>
-        <w:t xml:space="preserve">[Title of the thesis] — само Key Words Documentation</w:t>
-      </w:r>
-    </w:p>
-    <w:p>
-      <w:pPr>
-        <w:pStyle w:val="Nabrajanje"/>
-      </w:pPr>
-      <w:r>
-        <w:rPr>
-          <w:bCs/>
-        </w:rPr>
-        <w:t>[студијски програм] — Софтверско инжењерство и информационе технологије, или Рачунарство и аутоматика</w:t>
-      </w:r>
-    </w:p>
-    <w:p>
-      <w:pPr>
-        <w:pStyle w:val="Nabrajanje"/>
-      </w:pPr>
-      <w:r>
-        <w:rPr>
-          <w:bCs/>
-        </w:rPr>
-        <w:t>[број индекса] — на обрасцу задатка</w:t>
-      </w:r>
-    </w:p>
-    <w:p>
-      <w:pPr>
-        <w:pStyle w:val="Nabrajanje"/>
-      </w:pPr>
-      <w:r>
-        <w:rPr>
-          <w:bCs/>
-        </w:rPr>
-        <w:t>[звање] — редовни професор, ванредни професор или доцент</w:t>
-      </w:r>
-    </w:p>
-    <w:p>
-      <w:pPr>
-        <w:pStyle w:val="Nabrajanje"/>
-      </w:pPr>
-      <w:r>
-        <w:rPr>
-          <w:bCs/>
-        </w:rPr>
-        <w:t>[година] — година одбране</w:t>
-      </w:r>
-    </w:p>
-    <w:p>
-      <w:pPr>
-        <w:pStyle w:val="Nabrajanje"/>
-      </w:pPr>
-      <w:r>
-        <w:rPr>
-          <w:bCs/>
-        </w:rPr>
-        <w:t xml:space="preserve">[кључне речи, раздвојене зарезом] — и енглески парњак у Key Words Documentation</w:t>
-      </w:r>
-    </w:p>
-    <w:p>
-      <w:pPr>
-        <w:pStyle w:val="Nabrajanje"/>
-      </w:pPr>
-      <w:r>
-        <w:rPr>
-          <w:bCs/>
-        </w:rPr>
-        <w:t>[Извод рада…] — неколико реченица; и енглески парњак</w:t>
-      </w:r>
-    </w:p>
-    <w:p>
-      <w:r>
-        <w:t xml:space="preserve">Степен студија је подешен на основне академске студије. За мастер рад промените га на насловној страни и на обрасцу задатка, а у кључној документацији врсту рада на „Дипломски - мастер рад“, односно „MSc thesis“.</w:t>
-      </w:r>
-    </w:p>
-    <w:p>
-      <w:pPr>
-        <w:pStyle w:val="Heading2"/>
-      </w:pPr>
-      <w:bookmarkStart w:id="20" w:name="_Toc239973937"/>
-      <w:r>
-        <w:t>Стилови</w:t>
-      </w:r>
-      <w:bookmarkEnd w:id="20"/>
-    </w:p>
-    <w:p>
-      <w:r>
-        <w:t xml:space="preserve">Формат се не подешава ручно — увек се примењује стил. Списак стилова је у картици Home → Styles.</w:t>
-      </w:r>
-    </w:p>
-    <w:p>
-      <w:pPr>
-        <w:pStyle w:val="Nabrajanje"/>
-      </w:pPr>
-      <w:r>
-        <w:rPr>
-          <w:b/>
-          <w:bCs/>
-        </w:rPr>
-        <w:t xml:space="preserve">Глава — </w:t>
-      </w:r>
-      <w:r>
-        <w:t>ознака „Глава N“; број се сам увећава. Иза ње увек иде Наслов 1 са називом поглавља.</w:t>
-      </w:r>
-    </w:p>
-    <w:p>
-      <w:pPr>
-        <w:pStyle w:val="Nabrajanje"/>
-      </w:pPr>
-      <w:r>
-        <w:rPr>
-          <w:b/>
-          <w:bCs/>
-        </w:rPr>
-        <w:t xml:space="preserve">Наслов 1 — </w:t>
-      </w:r>
-      <w:r>
-        <w:t xml:space="preserve">наслов поглавља; иде и у садржај. Ако изнад њега нема стила Глава, наслов остаје ненумерисан (нпр. Литература).</w:t>
-      </w:r>
-    </w:p>
-    <w:p>
-      <w:pPr>
-        <w:pStyle w:val="Nabrajanje"/>
-      </w:pPr>
-      <w:r>
-        <w:rPr>
-          <w:b/>
-          <w:bCs/>
-        </w:rPr>
-        <w:lastRenderedPageBreak/>
-        <w:t xml:space="preserve">Наслов 2 / 3 / 4 — </w:t>
-      </w:r>
-      <w:r>
-        <w:t>одељци; нумерација 1.1, 1.1.1, 1.1.1.1 је аутоматска.</w:t>
-      </w:r>
-    </w:p>
-    <w:p>
-      <w:pPr>
-        <w:pStyle w:val="Nabrajanje"/>
-      </w:pPr>
-      <w:r>
-        <w:rPr>
-          <w:b/>
-          <w:bCs/>
-        </w:rPr>
-        <w:t xml:space="preserve">Слика — </w:t>
-      </w:r>
-      <w:r>
-        <w:t>пасус у који се убацује слика (центрирано, држи се уз натпис испод).</w:t>
-      </w:r>
-    </w:p>
-    <w:p>
-      <w:pPr>
-        <w:pStyle w:val="Nabrajanje"/>
-      </w:pPr>
-      <w:r>
-        <w:rPr>
-          <w:b/>
-          <w:bCs/>
-        </w:rPr>
-        <w:t xml:space="preserve">caption — </w:t>
-      </w:r>
-      <w:r>
-        <w:t>натпис испод слике или листинга.</w:t>
-      </w:r>
-    </w:p>
-    <w:p>
-      <w:pPr>
-        <w:pStyle w:val="Nabrajanje"/>
-      </w:pPr>
-      <w:r>
-        <w:rPr>
-          <w:b/>
-          <w:bCs/>
-        </w:rPr>
-        <w:t xml:space="preserve">Натпис изнад — </w:t>
-      </w:r>
-      <w:r>
-        <w:t>натпис изнад табеле.</w:t>
-      </w:r>
-    </w:p>
-    <w:p>
-      <w:pPr>
-        <w:pStyle w:val="Nabrajanje"/>
-      </w:pPr>
-      <w:r>
-        <w:rPr>
-          <w:b/>
-          <w:bCs/>
-        </w:rPr>
-        <w:t xml:space="preserve">Листинг — </w:t>
-      </w:r>
-      <w:r>
-        <w:t xml:space="preserve">програмски код (Courier New 10, оквир и светла подлога).</w:t>
-      </w:r>
-    </w:p>
-    <w:p>
-      <w:pPr>
-        <w:pStyle w:val="Nabrajanje"/>
-      </w:pPr>
-      <w:r>
-        <w:rPr>
-          <w:b/>
-          <w:bCs/>
-        </w:rPr>
-        <w:t xml:space="preserve">Набрајање / Набрајање (нумерисано) — </w:t>
-      </w:r>
-      <w:r>
-        <w:t>листе.</w:t>
-      </w:r>
-    </w:p>
-    <w:p>
-      <w:pPr>
-        <w:pStyle w:val="Nabrajanje"/>
-      </w:pPr>
-      <w:r>
-        <w:rPr>
-          <w:b/>
-          <w:bCs/>
-        </w:rPr>
-        <w:t xml:space="preserve">Литература (ставка) — </w:t>
-      </w:r>
-      <w:r>
-        <w:t>ставка литературе; број [1] је аутоматски.</w:t>
-      </w:r>
-    </w:p>
-    <w:p>
-      <w:pPr>
-        <w:pStyle w:val="Nabrajanje"/>
-      </w:pPr>
-      <w:r>
-        <w:rPr>
-          <w:b/>
-          <w:bCs/>
-        </w:rPr>
-        <w:t xml:space="preserve">Табела (заглавље) / Табела (текст) — </w:t>
-      </w:r>
-      <w:r>
-        <w:t>текст у ћелијама табеле.</w:t>
-      </w:r>
-    </w:p>
-    <w:p>
-      <w:pPr>
-        <w:pStyle w:val="Nabrajanje"/>
-      </w:pPr>
-      <w:r>
-        <w:rPr>
-          <w:b/>
-          <w:bCs/>
-        </w:rPr>
-        <w:t xml:space="preserve">Код — </w:t>
-      </w:r>
-      <w:r>
-        <w:t>знаковни стил за имена класа, метода и наредби у тексту.</w:t>
-      </w:r>
-    </w:p>
-    <w:p>
-      <w:pPr>
-        <w:pStyle w:val="Nabrajanje"/>
-      </w:pPr>
-      <w:r>
-        <w:rPr>
-          <w:b/>
-          <w:bCs/>
-        </w:rPr>
-        <w:t xml:space="preserve">Појам — </w:t>
-      </w:r>
-      <w:r>
-        <w:t>знаковни стил (курзив) за појмове са слика и из листинга.</w:t>
-      </w:r>
-    </w:p>
-    <w:p>
-      <w:pPr>
-        <w:pStyle w:val="Heading2"/>
-      </w:pPr>
-      <w:bookmarkStart w:id="21" w:name="_Toc239973938"/>
-      <w:r>
-        <w:t>Слике, табеле и листинзи</w:t>
-      </w:r>
-      <w:bookmarkEnd w:id="21"/>
-    </w:p>
-    <w:p>
-      <w:r>
-        <w:t xml:space="preserve">Свака слика, табела и листинг морају имати натпис са бројем и морају бити бар једном поменути у тексту. Број се убацује као поље, па се сам преуређује: Insert → Quick Parts → Field → Seq. Најједноставније је копирати постојећи натпис одавде.</w:t>
-      </w:r>
-    </w:p>
-    <w:p>
-      <w:r>
-        <w:t>Пример натписа изнад табеле:</w:t>
-      </w:r>
-    </w:p>
-    <w:p>
-      <w:pPr>
-        <w:pStyle w:val="Natpisiznad"/>
-      </w:pPr>
-      <w:bookmarkStart w:id="22" w:name="_Toc239973944"/>
-      <w:r>
-        <w:t xml:space="preserve">Табела </w:t>
-        <w:fldChar w:fldCharType="begin"/>
-        <w:instrText>SEQ Табела \* ARABIC</w:instrText>
-        <w:fldChar w:fldCharType="separate"/>
-      </w:r>
-      <w:r>
-        <w:rPr>
-          <w:noProof/>
-        </w:rPr>
-        <w:t>1</w:t>
-      </w:r>
-      <w:r>
-        <w:fldChar w:fldCharType="end"/>
-        <w:t>: Пример табеле.</w:t>
-      </w:r>
-      <w:bookmarkEnd w:id="22"/>
-    </w:p>
-    <w:tbl>
-      <w:tblPr>
-        <w:tblStyle w:val="TabelaFTN"/>
-        <w:tblW w:w="7994" w:type="dxa"/>
-        <w:jc w:val="center"/>
-        <w:tblLayout w:type="fixed"/>
-        <w:tblCellMar>
-          <w:top w:w="28" w:type="dxa"/>
-          <w:bottom w:w="28" w:type="dxa"/>
-        </w:tblCellMar>
-        <w:tblLook w:val="04A0" w:firstRow="1" w:lastRow="0" w:firstColumn="1" w:lastColumn="0" w:noHBand="0" w:noVBand="1"/>
-      </w:tblPr>
-      <w:tblGrid>
-        <w:gridCol w:w="3997"/>
-        <w:gridCol w:w="3997"/>
-      </w:tblGrid>
-      <w:tr>
-        <w:trPr>
-          <w:cnfStyle w:val="100000000000" w:firstRow="1" w:lastRow="0" w:firstColumn="0" w:lastColumn="0" w:oddVBand="0" w:evenVBand="0" w:oddHBand="0" w:evenHBand="0" w:firstRowFirstColumn="0" w:firstRowLastColumn="0" w:lastRowFirstColumn="0" w:lastRowLastColumn="0"/>
-          <w:cantSplit/>
-          <w:tblHeader/>
-          <w:jc w:val="center"/>
-        </w:trPr>
-        <w:tc>
-          <w:tcPr>
-            <w:tcW w:w="3997" w:type="dxa"/>
-          </w:tcPr>
-          <w:p>
-            <w:pPr>
-              <w:pStyle w:val="Tabelazaglavlje"/>
-            </w:pPr>
-            <w:r>
-              <w:t>Податак 1</w:t>
-            </w:r>
-          </w:p>
-        </w:tc>
-        <w:tc>
-          <w:tcPr>
-            <w:tcW w:w="3997" w:type="dxa"/>
-          </w:tcPr>
-          <w:p>
-            <w:pPr>
-              <w:pStyle w:val="Tabelazaglavlje"/>
-            </w:pPr>
-            <w:r>
-              <w:t>Податак 2</w:t>
-            </w:r>
-          </w:p>
-        </w:tc>
-      </w:tr>
-      <w:tr>
-        <w:trPr>
-          <w:cantSplit/>
-          <w:jc w:val="center"/>
-        </w:trPr>
-        <w:tc>
-          <w:tcPr>
-            <w:tcW w:w="3997" w:type="dxa"/>
-          </w:tcPr>
-          <w:p>
-            <w:pPr>
-              <w:pStyle w:val="Tabelatekst"/>
-            </w:pPr>
-            <w:r>
-              <w:t>Вредност 1</w:t>
-            </w:r>
-          </w:p>
-        </w:tc>
-        <w:tc>
-          <w:tcPr>
-            <w:tcW w:w="3997" w:type="dxa"/>
-          </w:tcPr>
-          <w:p>
-            <w:pPr>
-              <w:pStyle w:val="Tabelatekst"/>
-            </w:pPr>
-            <w:r>
-              <w:t>Вредност 2</w:t>
-            </w:r>
-          </w:p>
-        </w:tc>
-      </w:tr>
-    </w:tbl>
-    <w:p>
-      <w:pPr>
-        <w:spacing w:after="0" w:line="120" w:lineRule="exact"/>
-      </w:pPr>
-    </w:p>
-    <w:p>
-      <w:r>
-        <w:t>Пример слике (слику убаците у пасус стила Слика):</w:t>
-      </w:r>
-    </w:p>
-    <w:p>
-      <w:pPr>
-        <w:pStyle w:val="Slika"/>
-      </w:pPr>
-      <w:r>
-        <w:rPr>
-          <w:i/>
-          <w:iCs/>
-          <w:color w:val="808080"/>
-        </w:rPr>
-        <w:t>[ овде убаците слику ]</w:t>
-      </w:r>
-    </w:p>
-    <w:p>
-      <w:pPr>
-        <w:pStyle w:val="Caption"/>
-      </w:pPr>
-      <w:bookmarkStart w:id="23" w:name="_Toc239973942"/>
-      <w:r>
-        <w:t xml:space="preserve">Слика </w:t>
-        <w:fldChar w:fldCharType="begin"/>
-        <w:instrText>SEQ Слика \* ARABIC</w:instrText>
-        <w:fldChar w:fldCharType="separate"/>
-      </w:r>
-      <w:r>
-        <w:rPr>
-          <w:noProof/>
-        </w:rPr>
-        <w:t>1</w:t>
-      </w:r>
-      <w:r>
-        <w:fldChar w:fldCharType="end"/>
-        <w:t>: Пример натписа слике.</w:t>
-      </w:r>
-      <w:bookmarkEnd w:id="23"/>
-    </w:p>
-    <w:p>
-      <w:r>
-        <w:t>Пример листинга:</w:t>
-      </w:r>
-    </w:p>
-    <w:p>
-      <w:pPr>
-        <w:pStyle w:val="Listing"/>
-      </w:pPr>
-      <w:r>
-        <w:t xml:space="preserve">public record Korisnik(UUID id, String email) {</w:t>
-      </w:r>
-    </w:p>
-    <w:p>
-      <w:pPr>
-        <w:pStyle w:val="Listing"/>
-      </w:pPr>
-      <w:r>
-        <w:t xml:space="preserve">    public boolean jeAktivan() {</w:t>
-      </w:r>
-    </w:p>
-    <w:p>
-      <w:pPr>
-        <w:pStyle w:val="Listing"/>
-      </w:pPr>
-      <w:r>
-        <w:t xml:space="preserve">        return email != null;</w:t>
-      </w:r>
-    </w:p>
-    <w:p>
-      <w:pPr>
-        <w:pStyle w:val="Listing"/>
-      </w:pPr>
-      <w:r>
-        <w:t xml:space="preserve">    }</w:t>
-      </w:r>
-    </w:p>
-    <w:p>
-      <w:pPr>
-        <w:pStyle w:val="Listing"/>
-      </w:pPr>
-      <w:r>
-        <w:t>}</w:t>
-      </w:r>
-    </w:p>
-    <w:p>
-      <w:pPr>
-        <w:pStyle w:val="Caption"/>
-      </w:pPr>
-      <w:bookmarkStart w:id="24" w:name="_Toc239973943"/>
-      <w:r>
-        <w:t xml:space="preserve">Листинг </w:t>
-        <w:fldChar w:fldCharType="begin"/>
-        <w:instrText>SEQ Листинг \* ARABIC</w:instrText>
-        <w:fldChar w:fldCharType="separate"/>
-      </w:r>
-      <w:r>
-        <w:rPr>
-          <w:noProof/>
-        </w:rPr>
-        <w:t>1</w:t>
-      </w:r>
-      <w:r>
-        <w:fldChar w:fldCharType="end"/>
-        <w:t>: Пример листинга.</w:t>
-      </w:r>
-      <w:bookmarkEnd w:id="24"/>
-    </w:p>
-    <w:p>
-      <w:pPr>
-        <w:pStyle w:val="Heading2"/>
-      </w:pPr>
-      <w:bookmarkStart w:id="25" w:name="_Toc239973939"/>
-      <w:r>
-        <w:lastRenderedPageBreak/>
-        <w:t>Референце и цитати</w:t>
-      </w:r>
-      <w:bookmarkEnd w:id="25"/>
-    </w:p>
-    <w:p>
-      <w:r>
-        <w:t xml:space="preserve">Позив на слику у тексту се пише преко унакрсне референце (Insert → Cross-reference), да би број остао тачан: „…као што је приказано на слици 1“.</w:t>
-      </w:r>
-    </w:p>
-    <w:p>
-      <w:r>
-        <w:t>Литература се цитира бројем у угластим заградама пре тачке која завршава реченицу, на пример [1]. У списак литературе иде само оно што је бар једном цитирано у тексту.</w:t>
-      </w:r>
-    </w:p>
-    <w:p>
-      <w:pPr>
-        <w:pStyle w:val="Heading2"/>
-      </w:pPr>
-      <w:bookmarkStart w:id="26" w:name="_Toc239973940"/>
-      <w:r>
-        <w:t>Ново поглавље</w:t>
-      </w:r>
-      <w:bookmarkEnd w:id="26"/>
-    </w:p>
-    <w:p>
-      <w:r>
-        <w:t>Свако поглавље почиње на непарној (десној) страни. Зато свако поглавље стоји у својој секцији. Најлакши начин да се дода ново поглавље: означите цело постојеће поглавље заједно са преломом секције који му претходи, копирајте га и налепите на жељено место, па замените текст.</w:t>
-      </w:r>
-    </w:p>
-    <w:p>
-      <w:r>
-        <w:t xml:space="preserve">Садржај и спискови слика, табела и листинга се не куцају ручно. Кад завршите писање, притисните Ctrl+A па F9 и изаберите „Update entire table“ да се сви попуне.</w:t>
-      </w:r>
-    </w:p>
-    <w:p>
-      <w:pPr>
-        <w:pStyle w:val="Heading2"/>
-      </w:pPr>
-      <w:bookmarkStart w:id="27" w:name="_Toc239973941"/>
-      <w:r>
-        <w:t>Живо заглавље</w:t>
-      </w:r>
-      <w:bookmarkEnd w:id="27"/>
-    </w:p>
-    <w:p>
-      <w:r>
-        <w:t xml:space="preserve">На непарним странама у заглављу стоји наслов поглавља, а на парним наслов текућег одељка (поља STYLEREF). У поглављима која немају одељке — увод и закључак — и на парној страни стоји наслов поглавља, јер би иначе Word приказао одељак из суседног поглавља. Ако таквом поглављу додате одељке, у заглављу парне стране (Insert → Header) замените поље STYLEREF 1 пољем STYLEREF 2.</w:t>
-      </w:r>
+      <w:bookmarkEnd w:id="5141"/>
     </w:p>
     <w:sectPr>
-      <w:headerReference w:type="even" r:id="rId44"/>
-      <w:headerReference w:type="first" r:id="rId45"/>
+      <w:headerReference w:type="even" r:id="rId42"/>
+      <w:headerReference w:type="first" r:id="rId43"/>
       <w:type w:val="oddPage"/>
-      <w:pgSz w:w="9978" w:h="14173"/>
+      <w:pgSz w:w="14173" w:h="9978" w:orient="landscape"/>
       <w:pgMar w:top="1417" w:right="850" w:bottom="1417" w:left="1134" w:header="567" w:footer="992" w:gutter="0"/>
       <w:cols w:space="708"/>
       <w:titlePg/>
